--- a/exercises/Bài tập 034 - Câu hỏi Yes No.docx
+++ b/exercises/Bài tập 034 - Câu hỏi Yes No.docx
@@ -1,1305 +1,7286 @@
 
 <file path=word/document.xml><?xml version="1.0" encoding="utf-8"?>
-<w:document xmlns:wpc="http://schemas.microsoft.com/office/word/2010/wordprocessingCanvas" xmlns:cx="http://schemas.microsoft.com/office/drawing/2014/chartex" xmlns:cx1="http://schemas.microsoft.com/office/drawing/2015/9/8/chartex" xmlns:cx2="http://schemas.microsoft.com/office/drawing/2015/10/21/chartex" xmlns:cx3="http://schemas.microsoft.com/office/drawing/2016/5/9/chartex" xmlns:cx4="http://schemas.microsoft.com/office/drawing/2016/5/10/chartex" xmlns:cx5="http://schemas.microsoft.com/office/drawing/2016/5/11/chartex" xmlns:cx6="http://schemas.microsoft.com/office/drawing/2016/5/12/chartex" xmlns:cx7="http://schemas.microsoft.com/office/drawing/2016/5/13/chartex" xmlns:cx8="http://schemas.microsoft.com/office/drawing/2016/5/14/chartex" xmlns:mc="http://schemas.openxmlformats.org/markup-compatibility/2006" xmlns:aink="http://schemas.microsoft.com/office/drawing/2016/ink" xmlns:am3d="http://schemas.microsoft.com/office/drawing/2017/model3d" xmlns:o="urn:schemas-microsoft-com:office:office" xmlns:oel="http://schemas.microsoft.com/office/2019/extlst" xmlns:r="http://schemas.openxmlformats.org/officeDocument/2006/relationships" xmlns:m="http://schemas.openxmlformats.org/officeDocument/2006/math" xmlns:v="urn:schemas-microsoft-com:vml" xmlns:wp14="http://schemas.microsoft.com/office/word/2010/wordprocessingDrawing" xmlns:wp="http://schemas.openxmlformats.org/drawingml/2006/wordprocessingDrawing" xmlns:w10="urn:schemas-microsoft-com:office:word" xmlns:w="http://schemas.openxmlformats.org/wordprocessingml/2006/main" xmlns:w14="http://schemas.microsoft.com/office/word/2010/wordml" xmlns:w15="http://schemas.microsoft.com/office/word/2012/wordml" xmlns:w16cei="http://schemas.microsoft.com/office/word/2026/wordml/cei" xmlns:w16cex="http://schemas.microsoft.com/office/word/2018/wordml/cex" xmlns:w16cid="http://schemas.microsoft.com/office/word/2016/wordml/cid" xmlns:w16="http://schemas.microsoft.com/office/word/2018/wordml" xmlns:w16du="http://schemas.microsoft.com/office/word/2023/wordml/word16du" xmlns:w16sdtdh="http://schemas.microsoft.com/office/word/2020/wordml/sdtdatahash" xmlns:w16sdtfl="http://schemas.microsoft.com/office/word/2024/wordml/sdtformatlock" xmlns:w16se="http://schemas.microsoft.com/office/word/2015/wordml/symex" xmlns:wpg="http://schemas.microsoft.com/office/word/2010/wordprocessingGroup" xmlns:wpi="http://schemas.microsoft.com/office/word/2010/wordprocessingInk" xmlns:wne="http://schemas.microsoft.com/office/word/2006/wordml" xmlns:wps="http://schemas.microsoft.com/office/word/2010/wordprocessingShape" mc:Ignorable="w14 w15 w16se w16cid w16 w16cex w16sdtdh w16sdtfl w16du wp14">
+<w:document xmlns:wpc="http://schemas.microsoft.com/office/word/2010/wordprocessingCanvas" xmlns:cx="http://schemas.microsoft.com/office/drawing/2014/chartex" xmlns:cx1="http://schemas.microsoft.com/office/drawing/2015/9/8/chartex" xmlns:cx2="http://schemas.microsoft.com/office/drawing/2015/10/21/chartex" xmlns:cx3="http://schemas.microsoft.com/office/drawing/2016/5/9/chartex" xmlns:cx4="http://schemas.microsoft.com/office/drawing/2016/5/10/chartex" xmlns:cx5="http://schemas.microsoft.com/office/drawing/2016/5/11/chartex" xmlns:cx6="http://schemas.microsoft.com/office/drawing/2016/5/12/chartex" xmlns:cx7="http://schemas.microsoft.com/office/drawing/2016/5/13/chartex" xmlns:cx8="http://schemas.microsoft.com/office/drawing/2016/5/14/chartex" xmlns:mc="http://schemas.openxmlformats.org/markup-compatibility/2006" xmlns:aink="http://schemas.microsoft.com/office/drawing/2016/ink" xmlns:am3d="http://schemas.microsoft.com/office/drawing/2017/model3d" xmlns:o="urn:schemas-microsoft-com:office:office" xmlns:oel="http://schemas.microsoft.com/office/2019/extlst" xmlns:r="http://schemas.openxmlformats.org/officeDocument/2006/relationships" xmlns:m="http://schemas.openxmlformats.org/officeDocument/2006/math" xmlns:v="urn:schemas-microsoft-com:vml" xmlns:wp14="http://schemas.microsoft.com/office/word/2010/wordprocessingDrawing" xmlns:wp="http://schemas.openxmlformats.org/drawingml/2006/wordprocessingDrawing" xmlns:w10="urn:schemas-microsoft-com:office:word" xmlns:w="http://schemas.openxmlformats.org/wordprocessingml/2006/main" xmlns:w14="http://schemas.microsoft.com/office/word/2010/wordml" xmlns:w15="http://schemas.microsoft.com/office/word/2012/wordml" xmlns:w16cex="http://schemas.microsoft.com/office/word/2018/wordml/cex" xmlns:w16cid="http://schemas.microsoft.com/office/word/2016/wordml/cid" xmlns:w16="http://schemas.microsoft.com/office/word/2018/wordml" xmlns:w16du="http://schemas.microsoft.com/office/word/2023/wordml/word16du" xmlns:w16sdtdh="http://schemas.microsoft.com/office/word/2020/wordml/sdtdatahash" xmlns:w16sdtfl="http://schemas.microsoft.com/office/word/2024/wordml/sdtformatlock" xmlns:w16se="http://schemas.microsoft.com/office/word/2015/wordml/symex" xmlns:wpg="http://schemas.microsoft.com/office/word/2010/wordprocessingGroup" xmlns:wpi="http://schemas.microsoft.com/office/word/2010/wordprocessingInk" xmlns:wne="http://schemas.microsoft.com/office/word/2006/wordml" xmlns:wps="http://schemas.microsoft.com/office/word/2010/wordprocessingShape" mc:Ignorable="w14 w15 w16se w16cid w16 w16cex w16sdtdh w16sdtfl w16du wp14">
   <w:body>
     <w:p>
       <w:pPr>
-        <w:pStyle w:val="Title"/>
+        <w:keepNext/>
+        <w:shd w:val="clear" w:color="000000" w:fill="auto"/>
+        <w:spacing w:after="240"/>
         <w:jc w:val="center"/>
         <w:rPr>
-          <w:rFonts w:ascii="Arial" w:hAnsi="Arial" w:cs="Arial"/>
+          <w:rFonts w:eastAsiaTheme="majorEastAsia"/>
           <w:b/>
+          <w:color w:val="000000"/>
+          <w:spacing w:val="-10"/>
+          <w:kern w:val="28"/>
           <w:sz w:val="32"/>
-        </w:rPr>
-      </w:pPr>
-      <w:r>
-        <w:rPr>
-          <w:rFonts w:ascii="Arial" w:hAnsi="Arial" w:cs="Arial"/>
+          <w:szCs w:val="56"/>
+        </w:rPr>
+      </w:pPr>
+      <w:r>
+        <w:rPr>
+          <w:rFonts w:eastAsiaTheme="majorEastAsia"/>
           <w:b/>
+          <w:color w:val="000000"/>
+          <w:spacing w:val="-10"/>
+          <w:kern w:val="28"/>
           <w:sz w:val="32"/>
+          <w:szCs w:val="56"/>
         </w:rPr>
         <w:t>BÀI TẬP NGÀY 34</w:t>
       </w:r>
     </w:p>
     <w:p>
       <w:pPr>
-        <w:pStyle w:val="Title"/>
+        <w:keepNext/>
+        <w:shd w:val="clear" w:color="000000" w:fill="auto"/>
+        <w:spacing w:after="200"/>
         <w:jc w:val="center"/>
         <w:rPr>
-          <w:rFonts w:ascii="Arial" w:hAnsi="Arial" w:cs="Arial"/>
+          <w:rFonts w:eastAsiaTheme="majorEastAsia"/>
           <w:b/>
-          <w:sz w:val="36"/>
-        </w:rPr>
-      </w:pPr>
-      <w:r>
-        <w:rPr>
-          <w:rFonts w:ascii="Arial" w:hAnsi="Arial" w:cs="Arial"/>
+          <w:color w:val="000000"/>
+          <w:spacing w:val="-10"/>
+          <w:kern w:val="28"/>
+          <w:sz w:val="26"/>
+          <w:szCs w:val="56"/>
+        </w:rPr>
+      </w:pPr>
+      <w:r>
+        <w:rPr>
+          <w:rFonts w:eastAsiaTheme="majorEastAsia"/>
           <w:b/>
-          <w:sz w:val="36"/>
+          <w:color w:val="000000"/>
+          <w:spacing w:val="-10"/>
+          <w:kern w:val="28"/>
+          <w:sz w:val="26"/>
+          <w:szCs w:val="56"/>
         </w:rPr>
         <w:t>CÂU HỎI YES/NO</w:t>
       </w:r>
     </w:p>
     <w:p>
-      <w:r>
-        <w:t>Họ và tên: __________________________                         Điểm: ________/100</w:t>
-      </w:r>
-    </w:p>
-    <w:p>
-      <w:pPr>
-        <w:pStyle w:val="Heading1"/>
-      </w:pPr>
-      <w:r>
+      <w:pPr>
+        <w:keepNext/>
+        <w:shd w:val="clear" w:color="000000" w:fill="auto"/>
+        <w:spacing w:after="60"/>
+        <w:rPr>
+          <w:rFonts w:eastAsiaTheme="majorEastAsia"/>
+          <w:color w:val="000000"/>
+          <w:spacing w:val="-10"/>
+          <w:kern w:val="28"/>
+          <w:sz w:val="22"/>
+          <w:szCs w:val="56"/>
+        </w:rPr>
+      </w:pPr>
+      <w:r>
+        <w:rPr>
+          <w:rFonts w:eastAsiaTheme="majorEastAsia"/>
+          <w:color w:val="000000"/>
+          <w:spacing w:val="-10"/>
+          <w:kern w:val="28"/>
+          <w:sz w:val="22"/>
+          <w:szCs w:val="56"/>
+        </w:rPr>
+        <w:t>Họ và tên: __________________________    Điểm: ________/100</w:t>
+      </w:r>
+    </w:p>
+    <w:p>
+      <w:pPr>
+        <w:keepNext/>
+        <w:shd w:val="clear" w:color="000000" w:fill="auto"/>
+        <w:spacing w:after="60"/>
+        <w:rPr>
+          <w:rFonts w:eastAsiaTheme="majorEastAsia"/>
+          <w:color w:val="000000"/>
+          <w:spacing w:val="-10"/>
+          <w:kern w:val="28"/>
+          <w:sz w:val="22"/>
+          <w:szCs w:val="56"/>
+        </w:rPr>
+      </w:pPr>
+      <w:r>
+        <w:rPr>
+          <w:rFonts w:eastAsiaTheme="majorEastAsia"/>
+          <w:color w:val="000000"/>
+          <w:spacing w:val="-10"/>
+          <w:kern w:val="28"/>
+          <w:sz w:val="22"/>
+          <w:szCs w:val="56"/>
+        </w:rPr>
+        <w:t>Phạm vi kiến thức: Bài học ngày 34.</w:t>
+      </w:r>
+    </w:p>
+    <w:p>
+      <w:pPr>
+        <w:keepNext/>
+        <w:shd w:val="clear" w:color="000000" w:fill="auto"/>
+        <w:spacing w:after="60"/>
+        <w:rPr>
+          <w:rFonts w:eastAsiaTheme="majorEastAsia"/>
+          <w:color w:val="000000"/>
+          <w:spacing w:val="-10"/>
+          <w:kern w:val="28"/>
+          <w:sz w:val="22"/>
+          <w:szCs w:val="56"/>
+        </w:rPr>
+      </w:pPr>
+      <w:r>
+        <w:rPr>
+          <w:rFonts w:eastAsiaTheme="majorEastAsia"/>
+          <w:color w:val="000000"/>
+          <w:spacing w:val="-10"/>
+          <w:kern w:val="28"/>
+          <w:sz w:val="22"/>
+          <w:szCs w:val="56"/>
+        </w:rPr>
+        <w:t>Thời gian làm bài dự kiến: 75 phút. Tổng số: 100 câu/ý — 100 điểm.</w:t>
+      </w:r>
+    </w:p>
+    <w:p>
+      <w:pPr>
+        <w:keepNext/>
+        <w:shd w:val="clear" w:color="000000" w:fill="auto"/>
+        <w:spacing w:after="60"/>
+        <w:rPr>
+          <w:rFonts w:eastAsiaTheme="majorEastAsia"/>
+          <w:i/>
+          <w:color w:val="000000"/>
+          <w:spacing w:val="-10"/>
+          <w:kern w:val="28"/>
+          <w:sz w:val="22"/>
+          <w:szCs w:val="56"/>
+        </w:rPr>
+      </w:pPr>
+      <w:r>
+        <w:rPr>
+          <w:rFonts w:eastAsiaTheme="majorEastAsia"/>
+          <w:i/>
+          <w:color w:val="000000"/>
+          <w:spacing w:val="-10"/>
+          <w:kern w:val="28"/>
+          <w:sz w:val="22"/>
+          <w:szCs w:val="56"/>
+        </w:rPr>
+        <w:t>Hướng dẫn chung: Làm lần lượt từng phần, viết rõ ràng và kiểm tra lại đáp án trước khi nộp.</w:t>
+      </w:r>
+    </w:p>
+    <w:p>
+      <w:pPr>
+        <w:keepNext/>
+        <w:shd w:val="clear" w:color="000000" w:fill="auto"/>
+        <w:spacing w:before="80" w:after="80"/>
+        <w:rPr>
+          <w:rFonts w:eastAsiaTheme="majorEastAsia"/>
+          <w:b/>
+          <w:color w:val="000000"/>
+          <w:spacing w:val="-10"/>
+          <w:kern w:val="28"/>
+          <w:szCs w:val="56"/>
+        </w:rPr>
+      </w:pPr>
+      <w:r>
+        <w:rPr>
+          <w:rFonts w:eastAsiaTheme="majorEastAsia"/>
+          <w:b/>
+          <w:color w:val="000000"/>
+          <w:spacing w:val="-10"/>
+          <w:kern w:val="28"/>
+          <w:szCs w:val="56"/>
+        </w:rPr>
         <w:t>PHẦN 1. CHỌN ĐÁP ÁN ĐÚNG (10 điểm)</w:t>
       </w:r>
     </w:p>
     <w:p>
-      <w:r>
-        <w:t>1. ______ you a student?   A. Are   B. Do   C. Does</w:t>
-      </w:r>
-    </w:p>
-    <w:p>
-      <w:r>
-        <w:t>2. ______ she like coffee?   A. Is   B. Does   C. Do</w:t>
-      </w:r>
-    </w:p>
-    <w:p>
-      <w:r>
-        <w:t>3. ______ they go out yesterday?   A. Did   B. Do   C. Were</w:t>
-      </w:r>
-    </w:p>
-    <w:p>
-      <w:r>
-        <w:t>4. ______ he sleeping now?   A. Does   B. Is   C. Has</w:t>
-      </w:r>
-    </w:p>
-    <w:p>
-      <w:r>
-        <w:t>5. ______ you finished your homework?   A. Are   B. Have   C. Did</w:t>
-      </w:r>
-    </w:p>
-    <w:p>
-      <w:r>
-        <w:t>6. ______ Lan speak English?   A. Can   B. Is   C. Has</w:t>
-      </w:r>
-    </w:p>
-    <w:p>
-      <w:r>
-        <w:t>7. ______ your parents at home?   A. Is   B. Do   C. Are</w:t>
-      </w:r>
-    </w:p>
-    <w:p>
-      <w:r>
-        <w:t>8. ______ he arrive early yesterday?   A. Did   B. Was   C. Does</w:t>
-      </w:r>
-    </w:p>
-    <w:p>
-      <w:r>
-        <w:t>9. ______ she come tomorrow?   A. Does   B. Will   C. Is</w:t>
-      </w:r>
-    </w:p>
-    <w:p>
-      <w:r>
-        <w:t>10. ______ they been to Singapore?   A. Have   B. Did   C. Are</w:t>
-      </w:r>
-    </w:p>
-    <w:p>
-      <w:pPr>
-        <w:pStyle w:val="Heading1"/>
-      </w:pPr>
-      <w:r>
+      <w:pPr>
+        <w:keepNext/>
+        <w:shd w:val="clear" w:color="000000" w:fill="auto"/>
+        <w:spacing w:after="80"/>
+        <w:rPr>
+          <w:rFonts w:eastAsiaTheme="majorEastAsia"/>
+          <w:i/>
+          <w:color w:val="000000"/>
+          <w:spacing w:val="-10"/>
+          <w:kern w:val="28"/>
+          <w:sz w:val="22"/>
+          <w:szCs w:val="56"/>
+        </w:rPr>
+      </w:pPr>
+      <w:r>
+        <w:rPr>
+          <w:rFonts w:eastAsiaTheme="majorEastAsia"/>
+          <w:i/>
+          <w:color w:val="000000"/>
+          <w:spacing w:val="-10"/>
+          <w:kern w:val="28"/>
+          <w:sz w:val="22"/>
+          <w:szCs w:val="56"/>
+        </w:rPr>
+        <w:t>Hướng dẫn: Chọn phương án đúng nhất cho mỗi câu.</w:t>
+      </w:r>
+    </w:p>
+    <w:p>
+      <w:pPr>
+        <w:keepNext/>
+        <w:shd w:val="clear" w:color="000000" w:fill="auto"/>
+        <w:spacing w:before="120" w:after="60"/>
+        <w:rPr>
+          <w:rFonts w:eastAsiaTheme="majorEastAsia"/>
+          <w:color w:val="000000"/>
+          <w:spacing w:val="-10"/>
+          <w:kern w:val="28"/>
+          <w:sz w:val="22"/>
+          <w:szCs w:val="56"/>
+        </w:rPr>
+      </w:pPr>
+      <w:r>
+        <w:rPr>
+          <w:rFonts w:eastAsiaTheme="majorEastAsia"/>
+          <w:color w:val="000000"/>
+          <w:spacing w:val="-10"/>
+          <w:kern w:val="28"/>
+          <w:sz w:val="22"/>
+          <w:szCs w:val="56"/>
+        </w:rPr>
+        <w:t>1. ______ you a student?</w:t>
+      </w:r>
+    </w:p>
+    <w:p>
+      <w:pPr>
+        <w:keepNext/>
+        <w:shd w:val="clear" w:color="000000" w:fill="auto"/>
+        <w:spacing w:after="40"/>
+        <w:ind w:left="340"/>
+        <w:rPr>
+          <w:rFonts w:eastAsiaTheme="majorEastAsia"/>
+          <w:color w:val="000000"/>
+          <w:spacing w:val="-10"/>
+          <w:kern w:val="28"/>
+          <w:sz w:val="22"/>
+          <w:szCs w:val="56"/>
+        </w:rPr>
+      </w:pPr>
+      <w:r>
+        <w:rPr>
+          <w:rFonts w:eastAsiaTheme="majorEastAsia"/>
+          <w:color w:val="000000"/>
+          <w:spacing w:val="-10"/>
+          <w:kern w:val="28"/>
+          <w:sz w:val="22"/>
+          <w:szCs w:val="56"/>
+        </w:rPr>
+        <w:t>A. Are</w:t>
+      </w:r>
+    </w:p>
+    <w:p>
+      <w:pPr>
+        <w:keepNext/>
+        <w:shd w:val="clear" w:color="000000" w:fill="auto"/>
+        <w:spacing w:after="40"/>
+        <w:ind w:left="340"/>
+        <w:rPr>
+          <w:rFonts w:eastAsiaTheme="majorEastAsia"/>
+          <w:color w:val="000000"/>
+          <w:spacing w:val="-10"/>
+          <w:kern w:val="28"/>
+          <w:sz w:val="22"/>
+          <w:szCs w:val="56"/>
+        </w:rPr>
+      </w:pPr>
+      <w:r>
+        <w:rPr>
+          <w:rFonts w:eastAsiaTheme="majorEastAsia"/>
+          <w:color w:val="000000"/>
+          <w:spacing w:val="-10"/>
+          <w:kern w:val="28"/>
+          <w:sz w:val="22"/>
+          <w:szCs w:val="56"/>
+        </w:rPr>
+        <w:t>B. Do</w:t>
+      </w:r>
+    </w:p>
+    <w:p>
+      <w:pPr>
+        <w:keepNext/>
+        <w:shd w:val="clear" w:color="000000" w:fill="auto"/>
+        <w:spacing w:after="40"/>
+        <w:ind w:left="340"/>
+        <w:rPr>
+          <w:rFonts w:eastAsiaTheme="majorEastAsia"/>
+          <w:color w:val="000000"/>
+          <w:spacing w:val="-10"/>
+          <w:kern w:val="28"/>
+          <w:sz w:val="22"/>
+          <w:szCs w:val="56"/>
+        </w:rPr>
+      </w:pPr>
+      <w:r>
+        <w:rPr>
+          <w:rFonts w:eastAsiaTheme="majorEastAsia"/>
+          <w:color w:val="000000"/>
+          <w:spacing w:val="-10"/>
+          <w:kern w:val="28"/>
+          <w:sz w:val="22"/>
+          <w:szCs w:val="56"/>
+        </w:rPr>
+        <w:t>C. Does</w:t>
+      </w:r>
+    </w:p>
+    <w:p>
+      <w:pPr>
+        <w:keepNext/>
+        <w:shd w:val="clear" w:color="000000" w:fill="auto"/>
+        <w:spacing w:before="120" w:after="60"/>
+        <w:rPr>
+          <w:rFonts w:eastAsiaTheme="majorEastAsia"/>
+          <w:color w:val="000000"/>
+          <w:spacing w:val="-10"/>
+          <w:kern w:val="28"/>
+          <w:sz w:val="22"/>
+          <w:szCs w:val="56"/>
+        </w:rPr>
+      </w:pPr>
+      <w:r>
+        <w:rPr>
+          <w:rFonts w:eastAsiaTheme="majorEastAsia"/>
+          <w:color w:val="000000"/>
+          <w:spacing w:val="-10"/>
+          <w:kern w:val="28"/>
+          <w:sz w:val="22"/>
+          <w:szCs w:val="56"/>
+        </w:rPr>
+        <w:t>2. ______ she like coffee?</w:t>
+      </w:r>
+    </w:p>
+    <w:p>
+      <w:pPr>
+        <w:keepNext/>
+        <w:shd w:val="clear" w:color="000000" w:fill="auto"/>
+        <w:spacing w:after="40"/>
+        <w:ind w:left="340"/>
+        <w:rPr>
+          <w:rFonts w:eastAsiaTheme="majorEastAsia"/>
+          <w:color w:val="000000"/>
+          <w:spacing w:val="-10"/>
+          <w:kern w:val="28"/>
+          <w:sz w:val="22"/>
+          <w:szCs w:val="56"/>
+        </w:rPr>
+      </w:pPr>
+      <w:r>
+        <w:rPr>
+          <w:rFonts w:eastAsiaTheme="majorEastAsia"/>
+          <w:color w:val="000000"/>
+          <w:spacing w:val="-10"/>
+          <w:kern w:val="28"/>
+          <w:sz w:val="22"/>
+          <w:szCs w:val="56"/>
+        </w:rPr>
+        <w:t>A. Is</w:t>
+      </w:r>
+    </w:p>
+    <w:p>
+      <w:pPr>
+        <w:keepNext/>
+        <w:shd w:val="clear" w:color="000000" w:fill="auto"/>
+        <w:spacing w:after="40"/>
+        <w:ind w:left="340"/>
+        <w:rPr>
+          <w:rFonts w:eastAsiaTheme="majorEastAsia"/>
+          <w:color w:val="000000"/>
+          <w:spacing w:val="-10"/>
+          <w:kern w:val="28"/>
+          <w:sz w:val="22"/>
+          <w:szCs w:val="56"/>
+        </w:rPr>
+      </w:pPr>
+      <w:r>
+        <w:rPr>
+          <w:rFonts w:eastAsiaTheme="majorEastAsia"/>
+          <w:color w:val="000000"/>
+          <w:spacing w:val="-10"/>
+          <w:kern w:val="28"/>
+          <w:sz w:val="22"/>
+          <w:szCs w:val="56"/>
+        </w:rPr>
+        <w:t>B. Does</w:t>
+      </w:r>
+    </w:p>
+    <w:p>
+      <w:pPr>
+        <w:keepNext/>
+        <w:shd w:val="clear" w:color="000000" w:fill="auto"/>
+        <w:spacing w:after="40"/>
+        <w:ind w:left="340"/>
+        <w:rPr>
+          <w:rFonts w:eastAsiaTheme="majorEastAsia"/>
+          <w:color w:val="000000"/>
+          <w:spacing w:val="-10"/>
+          <w:kern w:val="28"/>
+          <w:sz w:val="22"/>
+          <w:szCs w:val="56"/>
+        </w:rPr>
+      </w:pPr>
+      <w:r>
+        <w:rPr>
+          <w:rFonts w:eastAsiaTheme="majorEastAsia"/>
+          <w:color w:val="000000"/>
+          <w:spacing w:val="-10"/>
+          <w:kern w:val="28"/>
+          <w:sz w:val="22"/>
+          <w:szCs w:val="56"/>
+        </w:rPr>
+        <w:t>C. Do</w:t>
+      </w:r>
+    </w:p>
+    <w:p>
+      <w:pPr>
+        <w:keepNext/>
+        <w:shd w:val="clear" w:color="000000" w:fill="auto"/>
+        <w:spacing w:before="120" w:after="60"/>
+        <w:rPr>
+          <w:rFonts w:eastAsiaTheme="majorEastAsia"/>
+          <w:color w:val="000000"/>
+          <w:spacing w:val="-10"/>
+          <w:kern w:val="28"/>
+          <w:sz w:val="22"/>
+          <w:szCs w:val="56"/>
+        </w:rPr>
+      </w:pPr>
+      <w:r>
+        <w:rPr>
+          <w:rFonts w:eastAsiaTheme="majorEastAsia"/>
+          <w:color w:val="000000"/>
+          <w:spacing w:val="-10"/>
+          <w:kern w:val="28"/>
+          <w:sz w:val="22"/>
+          <w:szCs w:val="56"/>
+        </w:rPr>
+        <w:t>3. ______ they go out yesterday?</w:t>
+      </w:r>
+    </w:p>
+    <w:p>
+      <w:pPr>
+        <w:keepNext/>
+        <w:shd w:val="clear" w:color="000000" w:fill="auto"/>
+        <w:spacing w:after="40"/>
+        <w:ind w:left="340"/>
+        <w:rPr>
+          <w:rFonts w:eastAsiaTheme="majorEastAsia"/>
+          <w:color w:val="000000"/>
+          <w:spacing w:val="-10"/>
+          <w:kern w:val="28"/>
+          <w:sz w:val="22"/>
+          <w:szCs w:val="56"/>
+        </w:rPr>
+      </w:pPr>
+      <w:r>
+        <w:rPr>
+          <w:rFonts w:eastAsiaTheme="majorEastAsia"/>
+          <w:color w:val="000000"/>
+          <w:spacing w:val="-10"/>
+          <w:kern w:val="28"/>
+          <w:sz w:val="22"/>
+          <w:szCs w:val="56"/>
+        </w:rPr>
+        <w:t>A. Did</w:t>
+      </w:r>
+    </w:p>
+    <w:p>
+      <w:pPr>
+        <w:keepNext/>
+        <w:shd w:val="clear" w:color="000000" w:fill="auto"/>
+        <w:spacing w:after="40"/>
+        <w:ind w:left="340"/>
+        <w:rPr>
+          <w:rFonts w:eastAsiaTheme="majorEastAsia"/>
+          <w:color w:val="000000"/>
+          <w:spacing w:val="-10"/>
+          <w:kern w:val="28"/>
+          <w:sz w:val="22"/>
+          <w:szCs w:val="56"/>
+        </w:rPr>
+      </w:pPr>
+      <w:r>
+        <w:rPr>
+          <w:rFonts w:eastAsiaTheme="majorEastAsia"/>
+          <w:color w:val="000000"/>
+          <w:spacing w:val="-10"/>
+          <w:kern w:val="28"/>
+          <w:sz w:val="22"/>
+          <w:szCs w:val="56"/>
+        </w:rPr>
+        <w:t>B. Do</w:t>
+      </w:r>
+    </w:p>
+    <w:p>
+      <w:pPr>
+        <w:keepNext/>
+        <w:shd w:val="clear" w:color="000000" w:fill="auto"/>
+        <w:spacing w:after="40"/>
+        <w:ind w:left="340"/>
+        <w:rPr>
+          <w:rFonts w:eastAsiaTheme="majorEastAsia"/>
+          <w:color w:val="000000"/>
+          <w:spacing w:val="-10"/>
+          <w:kern w:val="28"/>
+          <w:sz w:val="22"/>
+          <w:szCs w:val="56"/>
+        </w:rPr>
+      </w:pPr>
+      <w:r>
+        <w:rPr>
+          <w:rFonts w:eastAsiaTheme="majorEastAsia"/>
+          <w:color w:val="000000"/>
+          <w:spacing w:val="-10"/>
+          <w:kern w:val="28"/>
+          <w:sz w:val="22"/>
+          <w:szCs w:val="56"/>
+        </w:rPr>
+        <w:t>C. Were</w:t>
+      </w:r>
+    </w:p>
+    <w:p>
+      <w:pPr>
+        <w:keepNext/>
+        <w:shd w:val="clear" w:color="000000" w:fill="auto"/>
+        <w:spacing w:before="120" w:after="60"/>
+        <w:rPr>
+          <w:rFonts w:eastAsiaTheme="majorEastAsia"/>
+          <w:color w:val="000000"/>
+          <w:spacing w:val="-10"/>
+          <w:kern w:val="28"/>
+          <w:sz w:val="22"/>
+          <w:szCs w:val="56"/>
+        </w:rPr>
+      </w:pPr>
+      <w:r>
+        <w:rPr>
+          <w:rFonts w:eastAsiaTheme="majorEastAsia"/>
+          <w:color w:val="000000"/>
+          <w:spacing w:val="-10"/>
+          <w:kern w:val="28"/>
+          <w:sz w:val="22"/>
+          <w:szCs w:val="56"/>
+        </w:rPr>
+        <w:t>4. ______ he sleeping now?</w:t>
+      </w:r>
+    </w:p>
+    <w:p>
+      <w:pPr>
+        <w:keepNext/>
+        <w:shd w:val="clear" w:color="000000" w:fill="auto"/>
+        <w:spacing w:after="40"/>
+        <w:ind w:left="340"/>
+        <w:rPr>
+          <w:rFonts w:eastAsiaTheme="majorEastAsia"/>
+          <w:color w:val="000000"/>
+          <w:spacing w:val="-10"/>
+          <w:kern w:val="28"/>
+          <w:sz w:val="22"/>
+          <w:szCs w:val="56"/>
+        </w:rPr>
+      </w:pPr>
+      <w:r>
+        <w:rPr>
+          <w:rFonts w:eastAsiaTheme="majorEastAsia"/>
+          <w:color w:val="000000"/>
+          <w:spacing w:val="-10"/>
+          <w:kern w:val="28"/>
+          <w:sz w:val="22"/>
+          <w:szCs w:val="56"/>
+        </w:rPr>
+        <w:t>A. Does</w:t>
+      </w:r>
+    </w:p>
+    <w:p>
+      <w:pPr>
+        <w:keepNext/>
+        <w:shd w:val="clear" w:color="000000" w:fill="auto"/>
+        <w:spacing w:after="40"/>
+        <w:ind w:left="340"/>
+        <w:rPr>
+          <w:rFonts w:eastAsiaTheme="majorEastAsia"/>
+          <w:color w:val="000000"/>
+          <w:spacing w:val="-10"/>
+          <w:kern w:val="28"/>
+          <w:sz w:val="22"/>
+          <w:szCs w:val="56"/>
+        </w:rPr>
+      </w:pPr>
+      <w:r>
+        <w:rPr>
+          <w:rFonts w:eastAsiaTheme="majorEastAsia"/>
+          <w:color w:val="000000"/>
+          <w:spacing w:val="-10"/>
+          <w:kern w:val="28"/>
+          <w:sz w:val="22"/>
+          <w:szCs w:val="56"/>
+        </w:rPr>
+        <w:t>B. Is</w:t>
+      </w:r>
+    </w:p>
+    <w:p>
+      <w:pPr>
+        <w:keepNext/>
+        <w:shd w:val="clear" w:color="000000" w:fill="auto"/>
+        <w:spacing w:after="40"/>
+        <w:ind w:left="340"/>
+        <w:rPr>
+          <w:rFonts w:eastAsiaTheme="majorEastAsia"/>
+          <w:color w:val="000000"/>
+          <w:spacing w:val="-10"/>
+          <w:kern w:val="28"/>
+          <w:sz w:val="22"/>
+          <w:szCs w:val="56"/>
+        </w:rPr>
+      </w:pPr>
+      <w:r>
+        <w:rPr>
+          <w:rFonts w:eastAsiaTheme="majorEastAsia"/>
+          <w:color w:val="000000"/>
+          <w:spacing w:val="-10"/>
+          <w:kern w:val="28"/>
+          <w:sz w:val="22"/>
+          <w:szCs w:val="56"/>
+        </w:rPr>
+        <w:t>C. Has</w:t>
+      </w:r>
+    </w:p>
+    <w:p>
+      <w:pPr>
+        <w:keepNext/>
+        <w:shd w:val="clear" w:color="000000" w:fill="auto"/>
+        <w:spacing w:before="120" w:after="60"/>
+        <w:rPr>
+          <w:rFonts w:eastAsiaTheme="majorEastAsia"/>
+          <w:color w:val="000000"/>
+          <w:spacing w:val="-10"/>
+          <w:kern w:val="28"/>
+          <w:sz w:val="22"/>
+          <w:szCs w:val="56"/>
+        </w:rPr>
+      </w:pPr>
+      <w:r>
+        <w:rPr>
+          <w:rFonts w:eastAsiaTheme="majorEastAsia"/>
+          <w:color w:val="000000"/>
+          <w:spacing w:val="-10"/>
+          <w:kern w:val="28"/>
+          <w:sz w:val="22"/>
+          <w:szCs w:val="56"/>
+        </w:rPr>
+        <w:t>5. ______ you finished your homework?</w:t>
+      </w:r>
+    </w:p>
+    <w:p>
+      <w:pPr>
+        <w:keepNext/>
+        <w:shd w:val="clear" w:color="000000" w:fill="auto"/>
+        <w:spacing w:after="40"/>
+        <w:ind w:left="340"/>
+        <w:rPr>
+          <w:rFonts w:eastAsiaTheme="majorEastAsia"/>
+          <w:color w:val="000000"/>
+          <w:spacing w:val="-10"/>
+          <w:kern w:val="28"/>
+          <w:sz w:val="22"/>
+          <w:szCs w:val="56"/>
+        </w:rPr>
+      </w:pPr>
+      <w:r>
+        <w:rPr>
+          <w:rFonts w:eastAsiaTheme="majorEastAsia"/>
+          <w:color w:val="000000"/>
+          <w:spacing w:val="-10"/>
+          <w:kern w:val="28"/>
+          <w:sz w:val="22"/>
+          <w:szCs w:val="56"/>
+        </w:rPr>
+        <w:t>A. Are</w:t>
+      </w:r>
+    </w:p>
+    <w:p>
+      <w:pPr>
+        <w:keepNext/>
+        <w:shd w:val="clear" w:color="000000" w:fill="auto"/>
+        <w:spacing w:after="40"/>
+        <w:ind w:left="340"/>
+        <w:rPr>
+          <w:rFonts w:eastAsiaTheme="majorEastAsia"/>
+          <w:color w:val="000000"/>
+          <w:spacing w:val="-10"/>
+          <w:kern w:val="28"/>
+          <w:sz w:val="22"/>
+          <w:szCs w:val="56"/>
+        </w:rPr>
+      </w:pPr>
+      <w:r>
+        <w:rPr>
+          <w:rFonts w:eastAsiaTheme="majorEastAsia"/>
+          <w:color w:val="000000"/>
+          <w:spacing w:val="-10"/>
+          <w:kern w:val="28"/>
+          <w:sz w:val="22"/>
+          <w:szCs w:val="56"/>
+        </w:rPr>
+        <w:t>B. Have</w:t>
+      </w:r>
+    </w:p>
+    <w:p>
+      <w:pPr>
+        <w:keepNext/>
+        <w:shd w:val="clear" w:color="000000" w:fill="auto"/>
+        <w:spacing w:after="40"/>
+        <w:ind w:left="340"/>
+        <w:rPr>
+          <w:rFonts w:eastAsiaTheme="majorEastAsia"/>
+          <w:color w:val="000000"/>
+          <w:spacing w:val="-10"/>
+          <w:kern w:val="28"/>
+          <w:sz w:val="22"/>
+          <w:szCs w:val="56"/>
+        </w:rPr>
+      </w:pPr>
+      <w:r>
+        <w:rPr>
+          <w:rFonts w:eastAsiaTheme="majorEastAsia"/>
+          <w:color w:val="000000"/>
+          <w:spacing w:val="-10"/>
+          <w:kern w:val="28"/>
+          <w:sz w:val="22"/>
+          <w:szCs w:val="56"/>
+        </w:rPr>
+        <w:t>C. Did</w:t>
+      </w:r>
+    </w:p>
+    <w:p>
+      <w:pPr>
+        <w:keepNext/>
+        <w:shd w:val="clear" w:color="000000" w:fill="auto"/>
+        <w:spacing w:before="120" w:after="60"/>
+        <w:rPr>
+          <w:rFonts w:eastAsiaTheme="majorEastAsia"/>
+          <w:color w:val="000000"/>
+          <w:spacing w:val="-10"/>
+          <w:kern w:val="28"/>
+          <w:sz w:val="22"/>
+          <w:szCs w:val="56"/>
+        </w:rPr>
+      </w:pPr>
+      <w:r>
+        <w:rPr>
+          <w:rFonts w:eastAsiaTheme="majorEastAsia"/>
+          <w:color w:val="000000"/>
+          <w:spacing w:val="-10"/>
+          <w:kern w:val="28"/>
+          <w:sz w:val="22"/>
+          <w:szCs w:val="56"/>
+        </w:rPr>
+        <w:t>6. ______ Lan speak English?</w:t>
+      </w:r>
+    </w:p>
+    <w:p>
+      <w:pPr>
+        <w:keepNext/>
+        <w:shd w:val="clear" w:color="000000" w:fill="auto"/>
+        <w:spacing w:after="40"/>
+        <w:ind w:left="340"/>
+        <w:rPr>
+          <w:rFonts w:eastAsiaTheme="majorEastAsia"/>
+          <w:color w:val="000000"/>
+          <w:spacing w:val="-10"/>
+          <w:kern w:val="28"/>
+          <w:sz w:val="22"/>
+          <w:szCs w:val="56"/>
+        </w:rPr>
+      </w:pPr>
+      <w:r>
+        <w:rPr>
+          <w:rFonts w:eastAsiaTheme="majorEastAsia"/>
+          <w:color w:val="000000"/>
+          <w:spacing w:val="-10"/>
+          <w:kern w:val="28"/>
+          <w:sz w:val="22"/>
+          <w:szCs w:val="56"/>
+        </w:rPr>
+        <w:t>A. Can</w:t>
+      </w:r>
+    </w:p>
+    <w:p>
+      <w:pPr>
+        <w:keepNext/>
+        <w:shd w:val="clear" w:color="000000" w:fill="auto"/>
+        <w:spacing w:after="40"/>
+        <w:ind w:left="340"/>
+        <w:rPr>
+          <w:rFonts w:eastAsiaTheme="majorEastAsia"/>
+          <w:color w:val="000000"/>
+          <w:spacing w:val="-10"/>
+          <w:kern w:val="28"/>
+          <w:sz w:val="22"/>
+          <w:szCs w:val="56"/>
+        </w:rPr>
+      </w:pPr>
+      <w:r>
+        <w:rPr>
+          <w:rFonts w:eastAsiaTheme="majorEastAsia"/>
+          <w:color w:val="000000"/>
+          <w:spacing w:val="-10"/>
+          <w:kern w:val="28"/>
+          <w:sz w:val="22"/>
+          <w:szCs w:val="56"/>
+        </w:rPr>
+        <w:t>B. Is</w:t>
+      </w:r>
+    </w:p>
+    <w:p>
+      <w:pPr>
+        <w:keepNext/>
+        <w:shd w:val="clear" w:color="000000" w:fill="auto"/>
+        <w:spacing w:after="40"/>
+        <w:ind w:left="340"/>
+        <w:rPr>
+          <w:rFonts w:eastAsiaTheme="majorEastAsia"/>
+          <w:color w:val="000000"/>
+          <w:spacing w:val="-10"/>
+          <w:kern w:val="28"/>
+          <w:sz w:val="22"/>
+          <w:szCs w:val="56"/>
+        </w:rPr>
+      </w:pPr>
+      <w:r>
+        <w:rPr>
+          <w:rFonts w:eastAsiaTheme="majorEastAsia"/>
+          <w:color w:val="000000"/>
+          <w:spacing w:val="-10"/>
+          <w:kern w:val="28"/>
+          <w:sz w:val="22"/>
+          <w:szCs w:val="56"/>
+        </w:rPr>
+        <w:t>C. Has</w:t>
+      </w:r>
+    </w:p>
+    <w:p>
+      <w:pPr>
+        <w:keepNext/>
+        <w:shd w:val="clear" w:color="000000" w:fill="auto"/>
+        <w:spacing w:before="120" w:after="60"/>
+        <w:rPr>
+          <w:rFonts w:eastAsiaTheme="majorEastAsia"/>
+          <w:color w:val="000000"/>
+          <w:spacing w:val="-10"/>
+          <w:kern w:val="28"/>
+          <w:sz w:val="22"/>
+          <w:szCs w:val="56"/>
+        </w:rPr>
+      </w:pPr>
+      <w:r>
+        <w:rPr>
+          <w:rFonts w:eastAsiaTheme="majorEastAsia"/>
+          <w:color w:val="000000"/>
+          <w:spacing w:val="-10"/>
+          <w:kern w:val="28"/>
+          <w:sz w:val="22"/>
+          <w:szCs w:val="56"/>
+        </w:rPr>
+        <w:t>7. ______ your parents at home?</w:t>
+      </w:r>
+    </w:p>
+    <w:p>
+      <w:pPr>
+        <w:keepNext/>
+        <w:shd w:val="clear" w:color="000000" w:fill="auto"/>
+        <w:spacing w:after="40"/>
+        <w:ind w:left="340"/>
+        <w:rPr>
+          <w:rFonts w:eastAsiaTheme="majorEastAsia"/>
+          <w:color w:val="000000"/>
+          <w:spacing w:val="-10"/>
+          <w:kern w:val="28"/>
+          <w:sz w:val="22"/>
+          <w:szCs w:val="56"/>
+        </w:rPr>
+      </w:pPr>
+      <w:r>
+        <w:rPr>
+          <w:rFonts w:eastAsiaTheme="majorEastAsia"/>
+          <w:color w:val="000000"/>
+          <w:spacing w:val="-10"/>
+          <w:kern w:val="28"/>
+          <w:sz w:val="22"/>
+          <w:szCs w:val="56"/>
+        </w:rPr>
+        <w:t>A. Is</w:t>
+      </w:r>
+    </w:p>
+    <w:p>
+      <w:pPr>
+        <w:keepNext/>
+        <w:shd w:val="clear" w:color="000000" w:fill="auto"/>
+        <w:spacing w:after="40"/>
+        <w:ind w:left="340"/>
+        <w:rPr>
+          <w:rFonts w:eastAsiaTheme="majorEastAsia"/>
+          <w:color w:val="000000"/>
+          <w:spacing w:val="-10"/>
+          <w:kern w:val="28"/>
+          <w:sz w:val="22"/>
+          <w:szCs w:val="56"/>
+        </w:rPr>
+      </w:pPr>
+      <w:r>
+        <w:rPr>
+          <w:rFonts w:eastAsiaTheme="majorEastAsia"/>
+          <w:color w:val="000000"/>
+          <w:spacing w:val="-10"/>
+          <w:kern w:val="28"/>
+          <w:sz w:val="22"/>
+          <w:szCs w:val="56"/>
+        </w:rPr>
+        <w:t>B. Do</w:t>
+      </w:r>
+    </w:p>
+    <w:p>
+      <w:pPr>
+        <w:keepNext/>
+        <w:shd w:val="clear" w:color="000000" w:fill="auto"/>
+        <w:spacing w:after="40"/>
+        <w:ind w:left="340"/>
+        <w:rPr>
+          <w:rFonts w:eastAsiaTheme="majorEastAsia"/>
+          <w:color w:val="000000"/>
+          <w:spacing w:val="-10"/>
+          <w:kern w:val="28"/>
+          <w:sz w:val="22"/>
+          <w:szCs w:val="56"/>
+        </w:rPr>
+      </w:pPr>
+      <w:r>
+        <w:rPr>
+          <w:rFonts w:eastAsiaTheme="majorEastAsia"/>
+          <w:color w:val="000000"/>
+          <w:spacing w:val="-10"/>
+          <w:kern w:val="28"/>
+          <w:sz w:val="22"/>
+          <w:szCs w:val="56"/>
+        </w:rPr>
+        <w:t>C. Are</w:t>
+      </w:r>
+    </w:p>
+    <w:p>
+      <w:pPr>
+        <w:keepNext/>
+        <w:shd w:val="clear" w:color="000000" w:fill="auto"/>
+        <w:spacing w:before="120" w:after="60"/>
+        <w:rPr>
+          <w:rFonts w:eastAsiaTheme="majorEastAsia"/>
+          <w:color w:val="000000"/>
+          <w:spacing w:val="-10"/>
+          <w:kern w:val="28"/>
+          <w:sz w:val="22"/>
+          <w:szCs w:val="56"/>
+        </w:rPr>
+      </w:pPr>
+      <w:r>
+        <w:rPr>
+          <w:rFonts w:eastAsiaTheme="majorEastAsia"/>
+          <w:color w:val="000000"/>
+          <w:spacing w:val="-10"/>
+          <w:kern w:val="28"/>
+          <w:sz w:val="22"/>
+          <w:szCs w:val="56"/>
+        </w:rPr>
+        <w:lastRenderedPageBreak/>
+        <w:t>8. ______ he arrive early yesterday?</w:t>
+      </w:r>
+    </w:p>
+    <w:p>
+      <w:pPr>
+        <w:keepNext/>
+        <w:shd w:val="clear" w:color="000000" w:fill="auto"/>
+        <w:spacing w:after="40"/>
+        <w:ind w:left="340"/>
+        <w:rPr>
+          <w:rFonts w:eastAsiaTheme="majorEastAsia"/>
+          <w:color w:val="000000"/>
+          <w:spacing w:val="-10"/>
+          <w:kern w:val="28"/>
+          <w:sz w:val="22"/>
+          <w:szCs w:val="56"/>
+        </w:rPr>
+      </w:pPr>
+      <w:r>
+        <w:rPr>
+          <w:rFonts w:eastAsiaTheme="majorEastAsia"/>
+          <w:color w:val="000000"/>
+          <w:spacing w:val="-10"/>
+          <w:kern w:val="28"/>
+          <w:sz w:val="22"/>
+          <w:szCs w:val="56"/>
+        </w:rPr>
+        <w:t>A. Did</w:t>
+      </w:r>
+    </w:p>
+    <w:p>
+      <w:pPr>
+        <w:keepNext/>
+        <w:shd w:val="clear" w:color="000000" w:fill="auto"/>
+        <w:spacing w:after="40"/>
+        <w:ind w:left="340"/>
+        <w:rPr>
+          <w:rFonts w:eastAsiaTheme="majorEastAsia"/>
+          <w:color w:val="000000"/>
+          <w:spacing w:val="-10"/>
+          <w:kern w:val="28"/>
+          <w:sz w:val="22"/>
+          <w:szCs w:val="56"/>
+        </w:rPr>
+      </w:pPr>
+      <w:r>
+        <w:rPr>
+          <w:rFonts w:eastAsiaTheme="majorEastAsia"/>
+          <w:color w:val="000000"/>
+          <w:spacing w:val="-10"/>
+          <w:kern w:val="28"/>
+          <w:sz w:val="22"/>
+          <w:szCs w:val="56"/>
+        </w:rPr>
+        <w:t>B. Was</w:t>
+      </w:r>
+    </w:p>
+    <w:p>
+      <w:pPr>
+        <w:keepNext/>
+        <w:shd w:val="clear" w:color="000000" w:fill="auto"/>
+        <w:spacing w:after="40"/>
+        <w:ind w:left="340"/>
+        <w:rPr>
+          <w:rFonts w:eastAsiaTheme="majorEastAsia"/>
+          <w:color w:val="000000"/>
+          <w:spacing w:val="-10"/>
+          <w:kern w:val="28"/>
+          <w:sz w:val="22"/>
+          <w:szCs w:val="56"/>
+        </w:rPr>
+      </w:pPr>
+      <w:r>
+        <w:rPr>
+          <w:rFonts w:eastAsiaTheme="majorEastAsia"/>
+          <w:color w:val="000000"/>
+          <w:spacing w:val="-10"/>
+          <w:kern w:val="28"/>
+          <w:sz w:val="22"/>
+          <w:szCs w:val="56"/>
+        </w:rPr>
+        <w:t>C. Does</w:t>
+      </w:r>
+    </w:p>
+    <w:p>
+      <w:pPr>
+        <w:keepNext/>
+        <w:shd w:val="clear" w:color="000000" w:fill="auto"/>
+        <w:spacing w:before="120" w:after="60"/>
+        <w:rPr>
+          <w:rFonts w:eastAsiaTheme="majorEastAsia"/>
+          <w:color w:val="000000"/>
+          <w:spacing w:val="-10"/>
+          <w:kern w:val="28"/>
+          <w:sz w:val="22"/>
+          <w:szCs w:val="56"/>
+        </w:rPr>
+      </w:pPr>
+      <w:r>
+        <w:rPr>
+          <w:rFonts w:eastAsiaTheme="majorEastAsia"/>
+          <w:color w:val="000000"/>
+          <w:spacing w:val="-10"/>
+          <w:kern w:val="28"/>
+          <w:sz w:val="22"/>
+          <w:szCs w:val="56"/>
+        </w:rPr>
+        <w:t>9. ______ she come tomorrow?</w:t>
+      </w:r>
+    </w:p>
+    <w:p>
+      <w:pPr>
+        <w:keepNext/>
+        <w:shd w:val="clear" w:color="000000" w:fill="auto"/>
+        <w:spacing w:after="40"/>
+        <w:ind w:left="340"/>
+        <w:rPr>
+          <w:rFonts w:eastAsiaTheme="majorEastAsia"/>
+          <w:color w:val="000000"/>
+          <w:spacing w:val="-10"/>
+          <w:kern w:val="28"/>
+          <w:sz w:val="22"/>
+          <w:szCs w:val="56"/>
+        </w:rPr>
+      </w:pPr>
+      <w:r>
+        <w:rPr>
+          <w:rFonts w:eastAsiaTheme="majorEastAsia"/>
+          <w:color w:val="000000"/>
+          <w:spacing w:val="-10"/>
+          <w:kern w:val="28"/>
+          <w:sz w:val="22"/>
+          <w:szCs w:val="56"/>
+        </w:rPr>
+        <w:t>A. Does</w:t>
+      </w:r>
+    </w:p>
+    <w:p>
+      <w:pPr>
+        <w:keepNext/>
+        <w:shd w:val="clear" w:color="000000" w:fill="auto"/>
+        <w:spacing w:after="40"/>
+        <w:ind w:left="340"/>
+        <w:rPr>
+          <w:rFonts w:eastAsiaTheme="majorEastAsia"/>
+          <w:color w:val="000000"/>
+          <w:spacing w:val="-10"/>
+          <w:kern w:val="28"/>
+          <w:sz w:val="22"/>
+          <w:szCs w:val="56"/>
+        </w:rPr>
+      </w:pPr>
+      <w:r>
+        <w:rPr>
+          <w:rFonts w:eastAsiaTheme="majorEastAsia"/>
+          <w:color w:val="000000"/>
+          <w:spacing w:val="-10"/>
+          <w:kern w:val="28"/>
+          <w:sz w:val="22"/>
+          <w:szCs w:val="56"/>
+        </w:rPr>
+        <w:t>B. Will</w:t>
+      </w:r>
+    </w:p>
+    <w:p>
+      <w:pPr>
+        <w:keepNext/>
+        <w:shd w:val="clear" w:color="000000" w:fill="auto"/>
+        <w:spacing w:after="40"/>
+        <w:ind w:left="340"/>
+        <w:rPr>
+          <w:rFonts w:eastAsiaTheme="majorEastAsia"/>
+          <w:color w:val="000000"/>
+          <w:spacing w:val="-10"/>
+          <w:kern w:val="28"/>
+          <w:sz w:val="22"/>
+          <w:szCs w:val="56"/>
+        </w:rPr>
+      </w:pPr>
+      <w:r>
+        <w:rPr>
+          <w:rFonts w:eastAsiaTheme="majorEastAsia"/>
+          <w:color w:val="000000"/>
+          <w:spacing w:val="-10"/>
+          <w:kern w:val="28"/>
+          <w:sz w:val="22"/>
+          <w:szCs w:val="56"/>
+        </w:rPr>
+        <w:t>C. Is</w:t>
+      </w:r>
+    </w:p>
+    <w:p>
+      <w:pPr>
+        <w:keepNext/>
+        <w:shd w:val="clear" w:color="000000" w:fill="auto"/>
+        <w:spacing w:before="120" w:after="60"/>
+        <w:rPr>
+          <w:rFonts w:eastAsiaTheme="majorEastAsia"/>
+          <w:color w:val="000000"/>
+          <w:spacing w:val="-10"/>
+          <w:kern w:val="28"/>
+          <w:sz w:val="22"/>
+          <w:szCs w:val="56"/>
+        </w:rPr>
+      </w:pPr>
+      <w:r>
+        <w:rPr>
+          <w:rFonts w:eastAsiaTheme="majorEastAsia"/>
+          <w:color w:val="000000"/>
+          <w:spacing w:val="-10"/>
+          <w:kern w:val="28"/>
+          <w:sz w:val="22"/>
+          <w:szCs w:val="56"/>
+        </w:rPr>
+        <w:t>10. ______ they been to Singapore?</w:t>
+      </w:r>
+    </w:p>
+    <w:p>
+      <w:pPr>
+        <w:keepNext/>
+        <w:shd w:val="clear" w:color="000000" w:fill="auto"/>
+        <w:spacing w:after="40"/>
+        <w:ind w:left="340"/>
+        <w:rPr>
+          <w:rFonts w:eastAsiaTheme="majorEastAsia"/>
+          <w:color w:val="000000"/>
+          <w:spacing w:val="-10"/>
+          <w:kern w:val="28"/>
+          <w:sz w:val="22"/>
+          <w:szCs w:val="56"/>
+        </w:rPr>
+      </w:pPr>
+      <w:r>
+        <w:rPr>
+          <w:rFonts w:eastAsiaTheme="majorEastAsia"/>
+          <w:color w:val="000000"/>
+          <w:spacing w:val="-10"/>
+          <w:kern w:val="28"/>
+          <w:sz w:val="22"/>
+          <w:szCs w:val="56"/>
+        </w:rPr>
+        <w:t>A. Have</w:t>
+      </w:r>
+    </w:p>
+    <w:p>
+      <w:pPr>
+        <w:keepNext/>
+        <w:shd w:val="clear" w:color="000000" w:fill="auto"/>
+        <w:spacing w:after="40"/>
+        <w:ind w:left="340"/>
+        <w:rPr>
+          <w:rFonts w:eastAsiaTheme="majorEastAsia"/>
+          <w:color w:val="000000"/>
+          <w:spacing w:val="-10"/>
+          <w:kern w:val="28"/>
+          <w:sz w:val="22"/>
+          <w:szCs w:val="56"/>
+        </w:rPr>
+      </w:pPr>
+      <w:r>
+        <w:rPr>
+          <w:rFonts w:eastAsiaTheme="majorEastAsia"/>
+          <w:color w:val="000000"/>
+          <w:spacing w:val="-10"/>
+          <w:kern w:val="28"/>
+          <w:sz w:val="22"/>
+          <w:szCs w:val="56"/>
+        </w:rPr>
+        <w:t>B. Did</w:t>
+      </w:r>
+    </w:p>
+    <w:p>
+      <w:pPr>
+        <w:keepNext/>
+        <w:shd w:val="clear" w:color="000000" w:fill="auto"/>
+        <w:spacing w:after="40"/>
+        <w:ind w:left="340"/>
+        <w:rPr>
+          <w:rFonts w:eastAsiaTheme="majorEastAsia"/>
+          <w:color w:val="000000"/>
+          <w:spacing w:val="-10"/>
+          <w:kern w:val="28"/>
+          <w:sz w:val="22"/>
+          <w:szCs w:val="56"/>
+        </w:rPr>
+      </w:pPr>
+      <w:r>
+        <w:rPr>
+          <w:rFonts w:eastAsiaTheme="majorEastAsia"/>
+          <w:color w:val="000000"/>
+          <w:spacing w:val="-10"/>
+          <w:kern w:val="28"/>
+          <w:sz w:val="22"/>
+          <w:szCs w:val="56"/>
+        </w:rPr>
+        <w:t>C. Are</w:t>
+      </w:r>
+    </w:p>
+    <w:p>
+      <w:pPr>
+        <w:keepNext/>
+        <w:shd w:val="clear" w:color="000000" w:fill="auto"/>
+        <w:spacing w:before="280" w:after="80"/>
+        <w:rPr>
+          <w:rFonts w:eastAsiaTheme="majorEastAsia"/>
+          <w:b/>
+          <w:color w:val="000000"/>
+          <w:spacing w:val="-10"/>
+          <w:kern w:val="28"/>
+          <w:szCs w:val="56"/>
+        </w:rPr>
+      </w:pPr>
+      <w:r>
+        <w:rPr>
+          <w:rFonts w:eastAsiaTheme="majorEastAsia"/>
+          <w:b/>
+          <w:color w:val="000000"/>
+          <w:spacing w:val="-10"/>
+          <w:kern w:val="28"/>
+          <w:szCs w:val="56"/>
+        </w:rPr>
         <w:t>PHẦN 2. ĐIỀN TRỢ ĐỘNG TỪ HOẶC TO BE PHÙ HỢP (10 điểm)</w:t>
       </w:r>
     </w:p>
     <w:p>
-      <w:r>
+      <w:pPr>
+        <w:keepNext/>
+        <w:shd w:val="clear" w:color="000000" w:fill="auto"/>
+        <w:spacing w:after="80"/>
+        <w:rPr>
+          <w:rFonts w:eastAsiaTheme="majorEastAsia"/>
+          <w:i/>
+          <w:color w:val="000000"/>
+          <w:spacing w:val="-10"/>
+          <w:kern w:val="28"/>
+          <w:sz w:val="22"/>
+          <w:szCs w:val="56"/>
+        </w:rPr>
+      </w:pPr>
+      <w:r>
+        <w:rPr>
+          <w:rFonts w:eastAsiaTheme="majorEastAsia"/>
+          <w:i/>
+          <w:color w:val="000000"/>
+          <w:spacing w:val="-10"/>
+          <w:kern w:val="28"/>
+          <w:sz w:val="22"/>
+          <w:szCs w:val="56"/>
+        </w:rPr>
+        <w:t>Hướng dẫn: Điền từ, trợ động từ hoặc cấu trúc phù hợp.</w:t>
+      </w:r>
+    </w:p>
+    <w:p>
+      <w:pPr>
+        <w:keepNext/>
+        <w:shd w:val="clear" w:color="000000" w:fill="auto"/>
+        <w:spacing w:before="120" w:after="60"/>
+        <w:rPr>
+          <w:rFonts w:eastAsiaTheme="majorEastAsia"/>
+          <w:color w:val="000000"/>
+          <w:spacing w:val="-10"/>
+          <w:kern w:val="28"/>
+          <w:sz w:val="22"/>
+          <w:szCs w:val="56"/>
+        </w:rPr>
+      </w:pPr>
+      <w:r>
+        <w:rPr>
+          <w:rFonts w:eastAsiaTheme="majorEastAsia"/>
+          <w:color w:val="000000"/>
+          <w:spacing w:val="-10"/>
+          <w:kern w:val="28"/>
+          <w:sz w:val="22"/>
+          <w:szCs w:val="56"/>
+        </w:rPr>
         <w:t>1. ______ you tired?</w:t>
       </w:r>
     </w:p>
     <w:p>
-      <w:r>
+      <w:pPr>
+        <w:keepNext/>
+        <w:shd w:val="clear" w:color="000000" w:fill="auto"/>
+        <w:spacing w:before="120" w:after="60"/>
+        <w:rPr>
+          <w:rFonts w:eastAsiaTheme="majorEastAsia"/>
+          <w:color w:val="000000"/>
+          <w:spacing w:val="-10"/>
+          <w:kern w:val="28"/>
+          <w:sz w:val="22"/>
+          <w:szCs w:val="56"/>
+        </w:rPr>
+      </w:pPr>
+      <w:r>
+        <w:rPr>
+          <w:rFonts w:eastAsiaTheme="majorEastAsia"/>
+          <w:color w:val="000000"/>
+          <w:spacing w:val="-10"/>
+          <w:kern w:val="28"/>
+          <w:sz w:val="22"/>
+          <w:szCs w:val="56"/>
+        </w:rPr>
         <w:t>2. ______ Nam work here?</w:t>
       </w:r>
     </w:p>
     <w:p>
-      <w:r>
+      <w:pPr>
+        <w:keepNext/>
+        <w:shd w:val="clear" w:color="000000" w:fill="auto"/>
+        <w:spacing w:before="120" w:after="60"/>
+        <w:rPr>
+          <w:rFonts w:eastAsiaTheme="majorEastAsia"/>
+          <w:color w:val="000000"/>
+          <w:spacing w:val="-10"/>
+          <w:kern w:val="28"/>
+          <w:sz w:val="22"/>
+          <w:szCs w:val="56"/>
+        </w:rPr>
+      </w:pPr>
+      <w:r>
+        <w:rPr>
+          <w:rFonts w:eastAsiaTheme="majorEastAsia"/>
+          <w:color w:val="000000"/>
+          <w:spacing w:val="-10"/>
+          <w:kern w:val="28"/>
+          <w:sz w:val="22"/>
+          <w:szCs w:val="56"/>
+        </w:rPr>
         <w:t>3. ______ they visit you last week?</w:t>
       </w:r>
     </w:p>
     <w:p>
-      <w:r>
+      <w:pPr>
+        <w:keepNext/>
+        <w:shd w:val="clear" w:color="000000" w:fill="auto"/>
+        <w:spacing w:before="120" w:after="60"/>
+        <w:rPr>
+          <w:rFonts w:eastAsiaTheme="majorEastAsia"/>
+          <w:color w:val="000000"/>
+          <w:spacing w:val="-10"/>
+          <w:kern w:val="28"/>
+          <w:sz w:val="22"/>
+          <w:szCs w:val="56"/>
+        </w:rPr>
+      </w:pPr>
+      <w:r>
+        <w:rPr>
+          <w:rFonts w:eastAsiaTheme="majorEastAsia"/>
+          <w:color w:val="000000"/>
+          <w:spacing w:val="-10"/>
+          <w:kern w:val="28"/>
+          <w:sz w:val="22"/>
+          <w:szCs w:val="56"/>
+        </w:rPr>
         <w:t>4. ______ she studying now?</w:t>
       </w:r>
     </w:p>
     <w:p>
-      <w:r>
+      <w:pPr>
+        <w:keepNext/>
+        <w:shd w:val="clear" w:color="000000" w:fill="auto"/>
+        <w:spacing w:before="120" w:after="60"/>
+        <w:rPr>
+          <w:rFonts w:eastAsiaTheme="majorEastAsia"/>
+          <w:color w:val="000000"/>
+          <w:spacing w:val="-10"/>
+          <w:kern w:val="28"/>
+          <w:sz w:val="22"/>
+          <w:szCs w:val="56"/>
+        </w:rPr>
+      </w:pPr>
+      <w:r>
+        <w:rPr>
+          <w:rFonts w:eastAsiaTheme="majorEastAsia"/>
+          <w:color w:val="000000"/>
+          <w:spacing w:val="-10"/>
+          <w:kern w:val="28"/>
+          <w:sz w:val="22"/>
+          <w:szCs w:val="56"/>
+        </w:rPr>
         <w:t>5. ______ you ever seen snow?</w:t>
       </w:r>
     </w:p>
     <w:p>
-      <w:r>
+      <w:pPr>
+        <w:keepNext/>
+        <w:shd w:val="clear" w:color="000000" w:fill="auto"/>
+        <w:spacing w:before="120" w:after="60"/>
+        <w:rPr>
+          <w:rFonts w:eastAsiaTheme="majorEastAsia"/>
+          <w:color w:val="000000"/>
+          <w:spacing w:val="-10"/>
+          <w:kern w:val="28"/>
+          <w:sz w:val="22"/>
+          <w:szCs w:val="56"/>
+        </w:rPr>
+      </w:pPr>
+      <w:r>
+        <w:rPr>
+          <w:rFonts w:eastAsiaTheme="majorEastAsia"/>
+          <w:color w:val="000000"/>
+          <w:spacing w:val="-10"/>
+          <w:kern w:val="28"/>
+          <w:sz w:val="22"/>
+          <w:szCs w:val="56"/>
+        </w:rPr>
         <w:t>6. ______ your friends ready?</w:t>
       </w:r>
     </w:p>
     <w:p>
-      <w:r>
+      <w:pPr>
+        <w:keepNext/>
+        <w:shd w:val="clear" w:color="000000" w:fill="auto"/>
+        <w:spacing w:before="120" w:after="60"/>
+        <w:rPr>
+          <w:rFonts w:eastAsiaTheme="majorEastAsia"/>
+          <w:color w:val="000000"/>
+          <w:spacing w:val="-10"/>
+          <w:kern w:val="28"/>
+          <w:sz w:val="22"/>
+          <w:szCs w:val="56"/>
+        </w:rPr>
+      </w:pPr>
+      <w:r>
+        <w:rPr>
+          <w:rFonts w:eastAsiaTheme="majorEastAsia"/>
+          <w:color w:val="000000"/>
+          <w:spacing w:val="-10"/>
+          <w:kern w:val="28"/>
+          <w:sz w:val="22"/>
+          <w:szCs w:val="56"/>
+        </w:rPr>
         <w:t>7. ______ he play football every Sunday?</w:t>
       </w:r>
     </w:p>
     <w:p>
-      <w:r>
+      <w:pPr>
+        <w:keepNext/>
+        <w:shd w:val="clear" w:color="000000" w:fill="auto"/>
+        <w:spacing w:before="120" w:after="60"/>
+        <w:rPr>
+          <w:rFonts w:eastAsiaTheme="majorEastAsia"/>
+          <w:color w:val="000000"/>
+          <w:spacing w:val="-10"/>
+          <w:kern w:val="28"/>
+          <w:sz w:val="22"/>
+          <w:szCs w:val="56"/>
+        </w:rPr>
+      </w:pPr>
+      <w:r>
+        <w:rPr>
+          <w:rFonts w:eastAsiaTheme="majorEastAsia"/>
+          <w:color w:val="000000"/>
+          <w:spacing w:val="-10"/>
+          <w:kern w:val="28"/>
+          <w:sz w:val="22"/>
+          <w:szCs w:val="56"/>
+        </w:rPr>
         <w:t>8. ______ Mai call you yesterday?</w:t>
       </w:r>
     </w:p>
     <w:p>
-      <w:r>
+      <w:pPr>
+        <w:keepNext/>
+        <w:shd w:val="clear" w:color="000000" w:fill="auto"/>
+        <w:spacing w:before="120" w:after="60"/>
+        <w:rPr>
+          <w:rFonts w:eastAsiaTheme="majorEastAsia"/>
+          <w:color w:val="000000"/>
+          <w:spacing w:val="-10"/>
+          <w:kern w:val="28"/>
+          <w:sz w:val="22"/>
+          <w:szCs w:val="56"/>
+        </w:rPr>
+      </w:pPr>
+      <w:r>
+        <w:rPr>
+          <w:rFonts w:eastAsiaTheme="majorEastAsia"/>
+          <w:color w:val="000000"/>
+          <w:spacing w:val="-10"/>
+          <w:kern w:val="28"/>
+          <w:sz w:val="22"/>
+          <w:szCs w:val="56"/>
+        </w:rPr>
         <w:t>9. ______ they be here tomorrow?</w:t>
       </w:r>
     </w:p>
     <w:p>
-      <w:r>
+      <w:pPr>
+        <w:keepNext/>
+        <w:shd w:val="clear" w:color="000000" w:fill="auto"/>
+        <w:spacing w:before="120" w:after="60"/>
+        <w:rPr>
+          <w:rFonts w:eastAsiaTheme="majorEastAsia"/>
+          <w:color w:val="000000"/>
+          <w:spacing w:val="-10"/>
+          <w:kern w:val="28"/>
+          <w:sz w:val="22"/>
+          <w:szCs w:val="56"/>
+        </w:rPr>
+      </w:pPr>
+      <w:r>
+        <w:rPr>
+          <w:rFonts w:eastAsiaTheme="majorEastAsia"/>
+          <w:color w:val="000000"/>
+          <w:spacing w:val="-10"/>
+          <w:kern w:val="28"/>
+          <w:sz w:val="22"/>
+          <w:szCs w:val="56"/>
+        </w:rPr>
         <w:t>10. ______ I use your phone?</w:t>
       </w:r>
     </w:p>
     <w:p>
       <w:pPr>
-        <w:pStyle w:val="Heading1"/>
-      </w:pPr>
-      <w:r>
+        <w:keepNext/>
+        <w:shd w:val="clear" w:color="000000" w:fill="auto"/>
+        <w:spacing w:before="280" w:after="80"/>
+        <w:rPr>
+          <w:rFonts w:eastAsiaTheme="majorEastAsia"/>
+          <w:b/>
+          <w:color w:val="000000"/>
+          <w:spacing w:val="-10"/>
+          <w:kern w:val="28"/>
+          <w:szCs w:val="56"/>
+        </w:rPr>
+      </w:pPr>
+      <w:r>
+        <w:rPr>
+          <w:rFonts w:eastAsiaTheme="majorEastAsia"/>
+          <w:b/>
+          <w:color w:val="000000"/>
+          <w:spacing w:val="-10"/>
+          <w:kern w:val="28"/>
+          <w:szCs w:val="56"/>
+        </w:rPr>
         <w:t>PHẦN 3. CHUYỂN SANG CÂU HỎI YES/NO (10 điểm)</w:t>
       </w:r>
     </w:p>
     <w:p>
-      <w:r>
+      <w:pPr>
+        <w:keepNext/>
+        <w:shd w:val="clear" w:color="000000" w:fill="auto"/>
+        <w:spacing w:after="80"/>
+        <w:rPr>
+          <w:rFonts w:eastAsiaTheme="majorEastAsia"/>
+          <w:i/>
+          <w:color w:val="000000"/>
+          <w:spacing w:val="-10"/>
+          <w:kern w:val="28"/>
+          <w:sz w:val="22"/>
+          <w:szCs w:val="56"/>
+        </w:rPr>
+      </w:pPr>
+      <w:r>
+        <w:rPr>
+          <w:rFonts w:eastAsiaTheme="majorEastAsia"/>
+          <w:i/>
+          <w:color w:val="000000"/>
+          <w:spacing w:val="-10"/>
+          <w:kern w:val="28"/>
+          <w:sz w:val="22"/>
+          <w:szCs w:val="56"/>
+        </w:rPr>
+        <w:t>Hướng dẫn: Chuyển đổi hoặc hoàn thành từng câu theo yêu cầu.</w:t>
+      </w:r>
+    </w:p>
+    <w:p>
+      <w:pPr>
+        <w:keepNext/>
+        <w:shd w:val="clear" w:color="000000" w:fill="auto"/>
+        <w:spacing w:before="120" w:after="60"/>
+        <w:rPr>
+          <w:rFonts w:eastAsiaTheme="majorEastAsia"/>
+          <w:color w:val="000000"/>
+          <w:spacing w:val="-10"/>
+          <w:kern w:val="28"/>
+          <w:sz w:val="22"/>
+          <w:szCs w:val="56"/>
+        </w:rPr>
+      </w:pPr>
+      <w:r>
+        <w:rPr>
+          <w:rFonts w:eastAsiaTheme="majorEastAsia"/>
+          <w:color w:val="000000"/>
+          <w:spacing w:val="-10"/>
+          <w:kern w:val="28"/>
+          <w:sz w:val="22"/>
+          <w:szCs w:val="56"/>
+        </w:rPr>
         <w:t>1. She is a teacher. → ______________________________</w:t>
       </w:r>
     </w:p>
     <w:p>
-      <w:r>
+      <w:pPr>
+        <w:keepNext/>
+        <w:shd w:val="clear" w:color="000000" w:fill="auto"/>
+        <w:spacing w:before="120" w:after="60"/>
+        <w:rPr>
+          <w:rFonts w:eastAsiaTheme="majorEastAsia"/>
+          <w:color w:val="000000"/>
+          <w:spacing w:val="-10"/>
+          <w:kern w:val="28"/>
+          <w:sz w:val="22"/>
+          <w:szCs w:val="56"/>
+        </w:rPr>
+      </w:pPr>
+      <w:r>
+        <w:rPr>
+          <w:rFonts w:eastAsiaTheme="majorEastAsia"/>
+          <w:color w:val="000000"/>
+          <w:spacing w:val="-10"/>
+          <w:kern w:val="28"/>
+          <w:sz w:val="22"/>
+          <w:szCs w:val="56"/>
+        </w:rPr>
         <w:t>2. They are at home. → ______________________________</w:t>
       </w:r>
     </w:p>
     <w:p>
-      <w:r>
+      <w:pPr>
+        <w:keepNext/>
+        <w:shd w:val="clear" w:color="000000" w:fill="auto"/>
+        <w:spacing w:before="120" w:after="60"/>
+        <w:rPr>
+          <w:rFonts w:eastAsiaTheme="majorEastAsia"/>
+          <w:color w:val="000000"/>
+          <w:spacing w:val="-10"/>
+          <w:kern w:val="28"/>
+          <w:sz w:val="22"/>
+          <w:szCs w:val="56"/>
+        </w:rPr>
+      </w:pPr>
+      <w:r>
+        <w:rPr>
+          <w:rFonts w:eastAsiaTheme="majorEastAsia"/>
+          <w:color w:val="000000"/>
+          <w:spacing w:val="-10"/>
+          <w:kern w:val="28"/>
+          <w:sz w:val="22"/>
+          <w:szCs w:val="56"/>
+        </w:rPr>
         <w:t>3. You like chocolate. → ______________________________</w:t>
       </w:r>
     </w:p>
     <w:p>
-      <w:r>
+      <w:pPr>
+        <w:keepNext/>
+        <w:shd w:val="clear" w:color="000000" w:fill="auto"/>
+        <w:spacing w:before="120" w:after="60"/>
+        <w:rPr>
+          <w:rFonts w:eastAsiaTheme="majorEastAsia"/>
+          <w:color w:val="000000"/>
+          <w:spacing w:val="-10"/>
+          <w:kern w:val="28"/>
+          <w:sz w:val="22"/>
+          <w:szCs w:val="56"/>
+        </w:rPr>
+      </w:pPr>
+      <w:r>
+        <w:rPr>
+          <w:rFonts w:eastAsiaTheme="majorEastAsia"/>
+          <w:color w:val="000000"/>
+          <w:spacing w:val="-10"/>
+          <w:kern w:val="28"/>
+          <w:sz w:val="22"/>
+          <w:szCs w:val="56"/>
+        </w:rPr>
         <w:t>4. He works on Saturdays. → ______________________________</w:t>
       </w:r>
     </w:p>
     <w:p>
-      <w:r>
+      <w:pPr>
+        <w:keepNext/>
+        <w:shd w:val="clear" w:color="000000" w:fill="auto"/>
+        <w:spacing w:before="120" w:after="60"/>
+        <w:rPr>
+          <w:rFonts w:eastAsiaTheme="majorEastAsia"/>
+          <w:color w:val="000000"/>
+          <w:spacing w:val="-10"/>
+          <w:kern w:val="28"/>
+          <w:sz w:val="22"/>
+          <w:szCs w:val="56"/>
+        </w:rPr>
+      </w:pPr>
+      <w:r>
+        <w:rPr>
+          <w:rFonts w:eastAsiaTheme="majorEastAsia"/>
+          <w:color w:val="000000"/>
+          <w:spacing w:val="-10"/>
+          <w:kern w:val="28"/>
+          <w:sz w:val="22"/>
+          <w:szCs w:val="56"/>
+        </w:rPr>
         <w:t>5. Lan visited Hue last year. → ______________________________</w:t>
       </w:r>
     </w:p>
     <w:p>
-      <w:r>
+      <w:pPr>
+        <w:keepNext/>
+        <w:shd w:val="clear" w:color="000000" w:fill="auto"/>
+        <w:spacing w:before="120" w:after="60"/>
+        <w:rPr>
+          <w:rFonts w:eastAsiaTheme="majorEastAsia"/>
+          <w:color w:val="000000"/>
+          <w:spacing w:val="-10"/>
+          <w:kern w:val="28"/>
+          <w:sz w:val="22"/>
+          <w:szCs w:val="56"/>
+        </w:rPr>
+      </w:pPr>
+      <w:r>
+        <w:rPr>
+          <w:rFonts w:eastAsiaTheme="majorEastAsia"/>
+          <w:color w:val="000000"/>
+          <w:spacing w:val="-10"/>
+          <w:kern w:val="28"/>
+          <w:sz w:val="22"/>
+          <w:szCs w:val="56"/>
+        </w:rPr>
         <w:t>6. They are watching television. → ______________________________</w:t>
       </w:r>
     </w:p>
     <w:p>
-      <w:r>
+      <w:pPr>
+        <w:keepNext/>
+        <w:shd w:val="clear" w:color="000000" w:fill="auto"/>
+        <w:spacing w:before="120" w:after="60"/>
+        <w:rPr>
+          <w:rFonts w:eastAsiaTheme="majorEastAsia"/>
+          <w:color w:val="000000"/>
+          <w:spacing w:val="-10"/>
+          <w:kern w:val="28"/>
+          <w:sz w:val="22"/>
+          <w:szCs w:val="56"/>
+        </w:rPr>
+      </w:pPr>
+      <w:r>
+        <w:rPr>
+          <w:rFonts w:eastAsiaTheme="majorEastAsia"/>
+          <w:color w:val="000000"/>
+          <w:spacing w:val="-10"/>
+          <w:kern w:val="28"/>
+          <w:sz w:val="22"/>
+          <w:szCs w:val="56"/>
+        </w:rPr>
         <w:t>7. She has finished the report. → ______________________________</w:t>
       </w:r>
     </w:p>
     <w:p>
-      <w:r>
+      <w:pPr>
+        <w:keepNext/>
+        <w:shd w:val="clear" w:color="000000" w:fill="auto"/>
+        <w:spacing w:before="120" w:after="60"/>
+        <w:rPr>
+          <w:rFonts w:eastAsiaTheme="majorEastAsia"/>
+          <w:color w:val="000000"/>
+          <w:spacing w:val="-10"/>
+          <w:kern w:val="28"/>
+          <w:sz w:val="22"/>
+          <w:szCs w:val="56"/>
+        </w:rPr>
+      </w:pPr>
+      <w:r>
+        <w:rPr>
+          <w:rFonts w:eastAsiaTheme="majorEastAsia"/>
+          <w:color w:val="000000"/>
+          <w:spacing w:val="-10"/>
+          <w:kern w:val="28"/>
+          <w:sz w:val="22"/>
+          <w:szCs w:val="56"/>
+        </w:rPr>
         <w:t>8. You can drive. → ______________________________</w:t>
       </w:r>
     </w:p>
     <w:p>
-      <w:r>
+      <w:pPr>
+        <w:keepNext/>
+        <w:shd w:val="clear" w:color="000000" w:fill="auto"/>
+        <w:spacing w:before="120" w:after="60"/>
+        <w:rPr>
+          <w:rFonts w:eastAsiaTheme="majorEastAsia"/>
+          <w:color w:val="000000"/>
+          <w:spacing w:val="-10"/>
+          <w:kern w:val="28"/>
+          <w:sz w:val="22"/>
+          <w:szCs w:val="56"/>
+        </w:rPr>
+      </w:pPr>
+      <w:r>
+        <w:rPr>
+          <w:rFonts w:eastAsiaTheme="majorEastAsia"/>
+          <w:color w:val="000000"/>
+          <w:spacing w:val="-10"/>
+          <w:kern w:val="28"/>
+          <w:sz w:val="22"/>
+          <w:szCs w:val="56"/>
+        </w:rPr>
+        <w:lastRenderedPageBreak/>
         <w:t>9. He will join us tomorrow. → ______________________________</w:t>
       </w:r>
     </w:p>
     <w:p>
-      <w:r>
+      <w:pPr>
+        <w:keepNext/>
+        <w:shd w:val="clear" w:color="000000" w:fill="auto"/>
+        <w:spacing w:before="120" w:after="60"/>
+        <w:rPr>
+          <w:rFonts w:eastAsiaTheme="majorEastAsia"/>
+          <w:color w:val="000000"/>
+          <w:spacing w:val="-10"/>
+          <w:kern w:val="28"/>
+          <w:sz w:val="22"/>
+          <w:szCs w:val="56"/>
+        </w:rPr>
+      </w:pPr>
+      <w:r>
+        <w:rPr>
+          <w:rFonts w:eastAsiaTheme="majorEastAsia"/>
+          <w:color w:val="000000"/>
+          <w:spacing w:val="-10"/>
+          <w:kern w:val="28"/>
+          <w:sz w:val="22"/>
+          <w:szCs w:val="56"/>
+        </w:rPr>
         <w:t>10. They had left before noon. → ______________________________</w:t>
       </w:r>
     </w:p>
     <w:p>
       <w:pPr>
-        <w:pStyle w:val="Heading1"/>
-      </w:pPr>
-      <w:r>
+        <w:keepNext/>
+        <w:shd w:val="clear" w:color="000000" w:fill="auto"/>
+        <w:spacing w:before="280" w:after="80"/>
+        <w:rPr>
+          <w:rFonts w:eastAsiaTheme="majorEastAsia"/>
+          <w:b/>
+          <w:color w:val="000000"/>
+          <w:spacing w:val="-10"/>
+          <w:kern w:val="28"/>
+          <w:szCs w:val="56"/>
+        </w:rPr>
+      </w:pPr>
+      <w:r>
+        <w:rPr>
+          <w:rFonts w:eastAsiaTheme="majorEastAsia"/>
+          <w:b/>
+          <w:color w:val="000000"/>
+          <w:spacing w:val="-10"/>
+          <w:kern w:val="28"/>
+          <w:szCs w:val="56"/>
+        </w:rPr>
         <w:t>PHẦN 4. VIẾT CÂU TRẢ LỜI NGẮN KHẲNG ĐỊNH (10 điểm)</w:t>
       </w:r>
     </w:p>
     <w:p>
-      <w:r>
+      <w:pPr>
+        <w:keepNext/>
+        <w:shd w:val="clear" w:color="000000" w:fill="auto"/>
+        <w:spacing w:after="80"/>
+        <w:rPr>
+          <w:rFonts w:eastAsiaTheme="majorEastAsia"/>
+          <w:i/>
+          <w:color w:val="000000"/>
+          <w:spacing w:val="-10"/>
+          <w:kern w:val="28"/>
+          <w:sz w:val="22"/>
+          <w:szCs w:val="56"/>
+        </w:rPr>
+      </w:pPr>
+      <w:r>
+        <w:rPr>
+          <w:rFonts w:eastAsiaTheme="majorEastAsia"/>
+          <w:i/>
+          <w:color w:val="000000"/>
+          <w:spacing w:val="-10"/>
+          <w:kern w:val="28"/>
+          <w:sz w:val="22"/>
+          <w:szCs w:val="56"/>
+        </w:rPr>
+        <w:t>Hướng dẫn: Viết câu trả lời hoặc viết lại câu theo mẫu được yêu cầu.</w:t>
+      </w:r>
+    </w:p>
+    <w:p>
+      <w:pPr>
+        <w:keepNext/>
+        <w:shd w:val="clear" w:color="000000" w:fill="auto"/>
+        <w:spacing w:before="120" w:after="60"/>
+        <w:rPr>
+          <w:rFonts w:eastAsiaTheme="majorEastAsia"/>
+          <w:color w:val="000000"/>
+          <w:spacing w:val="-10"/>
+          <w:kern w:val="28"/>
+          <w:sz w:val="22"/>
+          <w:szCs w:val="56"/>
+        </w:rPr>
+      </w:pPr>
+      <w:r>
+        <w:rPr>
+          <w:rFonts w:eastAsiaTheme="majorEastAsia"/>
+          <w:color w:val="000000"/>
+          <w:spacing w:val="-10"/>
+          <w:kern w:val="28"/>
+          <w:sz w:val="22"/>
+          <w:szCs w:val="56"/>
+        </w:rPr>
         <w:t>1. Are you ready? → ______________________________</w:t>
       </w:r>
     </w:p>
     <w:p>
-      <w:r>
+      <w:pPr>
+        <w:keepNext/>
+        <w:shd w:val="clear" w:color="000000" w:fill="auto"/>
+        <w:spacing w:before="120" w:after="60"/>
+        <w:rPr>
+          <w:rFonts w:eastAsiaTheme="majorEastAsia"/>
+          <w:color w:val="000000"/>
+          <w:spacing w:val="-10"/>
+          <w:kern w:val="28"/>
+          <w:sz w:val="22"/>
+          <w:szCs w:val="56"/>
+        </w:rPr>
+      </w:pPr>
+      <w:r>
+        <w:rPr>
+          <w:rFonts w:eastAsiaTheme="majorEastAsia"/>
+          <w:color w:val="000000"/>
+          <w:spacing w:val="-10"/>
+          <w:kern w:val="28"/>
+          <w:sz w:val="22"/>
+          <w:szCs w:val="56"/>
+        </w:rPr>
         <w:t>2. Is Mai at school? → ______________________________</w:t>
       </w:r>
     </w:p>
     <w:p>
-      <w:r>
+      <w:pPr>
+        <w:keepNext/>
+        <w:shd w:val="clear" w:color="000000" w:fill="auto"/>
+        <w:spacing w:before="120" w:after="60"/>
+        <w:rPr>
+          <w:rFonts w:eastAsiaTheme="majorEastAsia"/>
+          <w:color w:val="000000"/>
+          <w:spacing w:val="-10"/>
+          <w:kern w:val="28"/>
+          <w:sz w:val="22"/>
+          <w:szCs w:val="56"/>
+        </w:rPr>
+      </w:pPr>
+      <w:r>
+        <w:rPr>
+          <w:rFonts w:eastAsiaTheme="majorEastAsia"/>
+          <w:color w:val="000000"/>
+          <w:spacing w:val="-10"/>
+          <w:kern w:val="28"/>
+          <w:sz w:val="22"/>
+          <w:szCs w:val="56"/>
+        </w:rPr>
         <w:t>3. Do they live here? → ______________________________</w:t>
       </w:r>
     </w:p>
     <w:p>
-      <w:r>
+      <w:pPr>
+        <w:keepNext/>
+        <w:shd w:val="clear" w:color="000000" w:fill="auto"/>
+        <w:spacing w:before="120" w:after="60"/>
+        <w:rPr>
+          <w:rFonts w:eastAsiaTheme="majorEastAsia"/>
+          <w:color w:val="000000"/>
+          <w:spacing w:val="-10"/>
+          <w:kern w:val="28"/>
+          <w:sz w:val="22"/>
+          <w:szCs w:val="56"/>
+        </w:rPr>
+      </w:pPr>
+      <w:r>
+        <w:rPr>
+          <w:rFonts w:eastAsiaTheme="majorEastAsia"/>
+          <w:color w:val="000000"/>
+          <w:spacing w:val="-10"/>
+          <w:kern w:val="28"/>
+          <w:sz w:val="22"/>
+          <w:szCs w:val="56"/>
+        </w:rPr>
         <w:t>4. Does he speak English? → ______________________________</w:t>
       </w:r>
     </w:p>
     <w:p>
-      <w:r>
+      <w:pPr>
+        <w:keepNext/>
+        <w:shd w:val="clear" w:color="000000" w:fill="auto"/>
+        <w:spacing w:before="120" w:after="60"/>
+        <w:rPr>
+          <w:rFonts w:eastAsiaTheme="majorEastAsia"/>
+          <w:color w:val="000000"/>
+          <w:spacing w:val="-10"/>
+          <w:kern w:val="28"/>
+          <w:sz w:val="22"/>
+          <w:szCs w:val="56"/>
+        </w:rPr>
+      </w:pPr>
+      <w:r>
+        <w:rPr>
+          <w:rFonts w:eastAsiaTheme="majorEastAsia"/>
+          <w:color w:val="000000"/>
+          <w:spacing w:val="-10"/>
+          <w:kern w:val="28"/>
+          <w:sz w:val="22"/>
+          <w:szCs w:val="56"/>
+        </w:rPr>
         <w:t>5. Did Lan call you? → ______________________________</w:t>
       </w:r>
     </w:p>
     <w:p>
-      <w:r>
+      <w:pPr>
+        <w:keepNext/>
+        <w:shd w:val="clear" w:color="000000" w:fill="auto"/>
+        <w:spacing w:before="120" w:after="60"/>
+        <w:rPr>
+          <w:rFonts w:eastAsiaTheme="majorEastAsia"/>
+          <w:color w:val="000000"/>
+          <w:spacing w:val="-10"/>
+          <w:kern w:val="28"/>
+          <w:sz w:val="22"/>
+          <w:szCs w:val="56"/>
+        </w:rPr>
+      </w:pPr>
+      <w:r>
+        <w:rPr>
+          <w:rFonts w:eastAsiaTheme="majorEastAsia"/>
+          <w:color w:val="000000"/>
+          <w:spacing w:val="-10"/>
+          <w:kern w:val="28"/>
+          <w:sz w:val="22"/>
+          <w:szCs w:val="56"/>
+        </w:rPr>
         <w:t>6. Are the children sleeping? → ______________________________</w:t>
       </w:r>
     </w:p>
     <w:p>
-      <w:r>
+      <w:pPr>
+        <w:keepNext/>
+        <w:shd w:val="clear" w:color="000000" w:fill="auto"/>
+        <w:spacing w:before="120" w:after="60"/>
+        <w:rPr>
+          <w:rFonts w:eastAsiaTheme="majorEastAsia"/>
+          <w:color w:val="000000"/>
+          <w:spacing w:val="-10"/>
+          <w:kern w:val="28"/>
+          <w:sz w:val="22"/>
+          <w:szCs w:val="56"/>
+        </w:rPr>
+      </w:pPr>
+      <w:r>
+        <w:rPr>
+          <w:rFonts w:eastAsiaTheme="majorEastAsia"/>
+          <w:color w:val="000000"/>
+          <w:spacing w:val="-10"/>
+          <w:kern w:val="28"/>
+          <w:sz w:val="22"/>
+          <w:szCs w:val="56"/>
+        </w:rPr>
         <w:t>7. Has Nam arrived? → ______________________________</w:t>
       </w:r>
     </w:p>
     <w:p>
-      <w:r>
+      <w:pPr>
+        <w:keepNext/>
+        <w:shd w:val="clear" w:color="000000" w:fill="auto"/>
+        <w:spacing w:before="120" w:after="60"/>
+        <w:rPr>
+          <w:rFonts w:eastAsiaTheme="majorEastAsia"/>
+          <w:color w:val="000000"/>
+          <w:spacing w:val="-10"/>
+          <w:kern w:val="28"/>
+          <w:sz w:val="22"/>
+          <w:szCs w:val="56"/>
+        </w:rPr>
+      </w:pPr>
+      <w:r>
+        <w:rPr>
+          <w:rFonts w:eastAsiaTheme="majorEastAsia"/>
+          <w:color w:val="000000"/>
+          <w:spacing w:val="-10"/>
+          <w:kern w:val="28"/>
+          <w:sz w:val="22"/>
+          <w:szCs w:val="56"/>
+        </w:rPr>
         <w:t>8. Have your parents eaten? → ______________________________</w:t>
       </w:r>
     </w:p>
     <w:p>
-      <w:r>
+      <w:pPr>
+        <w:keepNext/>
+        <w:shd w:val="clear" w:color="000000" w:fill="auto"/>
+        <w:spacing w:before="120" w:after="60"/>
+        <w:rPr>
+          <w:rFonts w:eastAsiaTheme="majorEastAsia"/>
+          <w:color w:val="000000"/>
+          <w:spacing w:val="-10"/>
+          <w:kern w:val="28"/>
+          <w:sz w:val="22"/>
+          <w:szCs w:val="56"/>
+        </w:rPr>
+      </w:pPr>
+      <w:r>
+        <w:rPr>
+          <w:rFonts w:eastAsiaTheme="majorEastAsia"/>
+          <w:color w:val="000000"/>
+          <w:spacing w:val="-10"/>
+          <w:kern w:val="28"/>
+          <w:sz w:val="22"/>
+          <w:szCs w:val="56"/>
+        </w:rPr>
         <w:t>9. Can she swim? → ______________________________</w:t>
       </w:r>
     </w:p>
     <w:p>
-      <w:r>
+      <w:pPr>
+        <w:keepNext/>
+        <w:shd w:val="clear" w:color="000000" w:fill="auto"/>
+        <w:spacing w:before="120" w:after="60"/>
+        <w:rPr>
+          <w:rFonts w:eastAsiaTheme="majorEastAsia"/>
+          <w:color w:val="000000"/>
+          <w:spacing w:val="-10"/>
+          <w:kern w:val="28"/>
+          <w:sz w:val="22"/>
+          <w:szCs w:val="56"/>
+        </w:rPr>
+      </w:pPr>
+      <w:r>
+        <w:rPr>
+          <w:rFonts w:eastAsiaTheme="majorEastAsia"/>
+          <w:color w:val="000000"/>
+          <w:spacing w:val="-10"/>
+          <w:kern w:val="28"/>
+          <w:sz w:val="22"/>
+          <w:szCs w:val="56"/>
+        </w:rPr>
         <w:t>10. Will they come tomorrow? → ______________________________</w:t>
       </w:r>
     </w:p>
     <w:p>
       <w:pPr>
-        <w:pStyle w:val="Heading1"/>
-      </w:pPr>
-      <w:r>
+        <w:keepNext/>
+        <w:shd w:val="clear" w:color="000000" w:fill="auto"/>
+        <w:spacing w:before="280" w:after="80"/>
+        <w:rPr>
+          <w:rFonts w:eastAsiaTheme="majorEastAsia"/>
+          <w:b/>
+          <w:color w:val="000000"/>
+          <w:spacing w:val="-10"/>
+          <w:kern w:val="28"/>
+          <w:szCs w:val="56"/>
+        </w:rPr>
+      </w:pPr>
+      <w:r>
+        <w:rPr>
+          <w:rFonts w:eastAsiaTheme="majorEastAsia"/>
+          <w:b/>
+          <w:color w:val="000000"/>
+          <w:spacing w:val="-10"/>
+          <w:kern w:val="28"/>
+          <w:szCs w:val="56"/>
+        </w:rPr>
         <w:t>PHẦN 5. VIẾT CÂU TRẢ LỜI NGẮN PHỦ ĐỊNH (10 điểm)</w:t>
       </w:r>
     </w:p>
     <w:p>
-      <w:r>
+      <w:pPr>
+        <w:keepNext/>
+        <w:shd w:val="clear" w:color="000000" w:fill="auto"/>
+        <w:spacing w:after="80"/>
+        <w:rPr>
+          <w:rFonts w:eastAsiaTheme="majorEastAsia"/>
+          <w:i/>
+          <w:color w:val="000000"/>
+          <w:spacing w:val="-10"/>
+          <w:kern w:val="28"/>
+          <w:sz w:val="22"/>
+          <w:szCs w:val="56"/>
+        </w:rPr>
+      </w:pPr>
+      <w:r>
+        <w:rPr>
+          <w:rFonts w:eastAsiaTheme="majorEastAsia"/>
+          <w:i/>
+          <w:color w:val="000000"/>
+          <w:spacing w:val="-10"/>
+          <w:kern w:val="28"/>
+          <w:sz w:val="22"/>
+          <w:szCs w:val="56"/>
+        </w:rPr>
+        <w:t>Hướng dẫn: Hoàn thành từng câu bằng cấu trúc phù hợp.</w:t>
+      </w:r>
+    </w:p>
+    <w:p>
+      <w:pPr>
+        <w:keepNext/>
+        <w:shd w:val="clear" w:color="000000" w:fill="auto"/>
+        <w:spacing w:before="120" w:after="60"/>
+        <w:rPr>
+          <w:rFonts w:eastAsiaTheme="majorEastAsia"/>
+          <w:color w:val="000000"/>
+          <w:spacing w:val="-10"/>
+          <w:kern w:val="28"/>
+          <w:sz w:val="22"/>
+          <w:szCs w:val="56"/>
+        </w:rPr>
+      </w:pPr>
+      <w:r>
+        <w:rPr>
+          <w:rFonts w:eastAsiaTheme="majorEastAsia"/>
+          <w:color w:val="000000"/>
+          <w:spacing w:val="-10"/>
+          <w:kern w:val="28"/>
+          <w:sz w:val="22"/>
+          <w:szCs w:val="56"/>
+        </w:rPr>
         <w:t>1. Are you busy? → ______________________________</w:t>
       </w:r>
     </w:p>
     <w:p>
-      <w:r>
+      <w:pPr>
+        <w:keepNext/>
+        <w:shd w:val="clear" w:color="000000" w:fill="auto"/>
+        <w:spacing w:before="120" w:after="60"/>
+        <w:rPr>
+          <w:rFonts w:eastAsiaTheme="majorEastAsia"/>
+          <w:color w:val="000000"/>
+          <w:spacing w:val="-10"/>
+          <w:kern w:val="28"/>
+          <w:sz w:val="22"/>
+          <w:szCs w:val="56"/>
+        </w:rPr>
+      </w:pPr>
+      <w:r>
+        <w:rPr>
+          <w:rFonts w:eastAsiaTheme="majorEastAsia"/>
+          <w:color w:val="000000"/>
+          <w:spacing w:val="-10"/>
+          <w:kern w:val="28"/>
+          <w:sz w:val="22"/>
+          <w:szCs w:val="56"/>
+        </w:rPr>
         <w:t>2. Is Tom at home? → ______________________________</w:t>
       </w:r>
     </w:p>
     <w:p>
-      <w:r>
+      <w:pPr>
+        <w:keepNext/>
+        <w:shd w:val="clear" w:color="000000" w:fill="auto"/>
+        <w:spacing w:before="120" w:after="60"/>
+        <w:rPr>
+          <w:rFonts w:eastAsiaTheme="majorEastAsia"/>
+          <w:color w:val="000000"/>
+          <w:spacing w:val="-10"/>
+          <w:kern w:val="28"/>
+          <w:sz w:val="22"/>
+          <w:szCs w:val="56"/>
+        </w:rPr>
+      </w:pPr>
+      <w:r>
+        <w:rPr>
+          <w:rFonts w:eastAsiaTheme="majorEastAsia"/>
+          <w:color w:val="000000"/>
+          <w:spacing w:val="-10"/>
+          <w:kern w:val="28"/>
+          <w:sz w:val="22"/>
+          <w:szCs w:val="56"/>
+        </w:rPr>
         <w:t>3. Do your parents work here? → ______________________________</w:t>
       </w:r>
     </w:p>
     <w:p>
-      <w:r>
+      <w:pPr>
+        <w:keepNext/>
+        <w:shd w:val="clear" w:color="000000" w:fill="auto"/>
+        <w:spacing w:before="120" w:after="60"/>
+        <w:rPr>
+          <w:rFonts w:eastAsiaTheme="majorEastAsia"/>
+          <w:color w:val="000000"/>
+          <w:spacing w:val="-10"/>
+          <w:kern w:val="28"/>
+          <w:sz w:val="22"/>
+          <w:szCs w:val="56"/>
+        </w:rPr>
+      </w:pPr>
+      <w:r>
+        <w:rPr>
+          <w:rFonts w:eastAsiaTheme="majorEastAsia"/>
+          <w:color w:val="000000"/>
+          <w:spacing w:val="-10"/>
+          <w:kern w:val="28"/>
+          <w:sz w:val="22"/>
+          <w:szCs w:val="56"/>
+        </w:rPr>
         <w:t>4. Does Lan like tea? → ______________________________</w:t>
       </w:r>
     </w:p>
     <w:p>
-      <w:r>
+      <w:pPr>
+        <w:keepNext/>
+        <w:shd w:val="clear" w:color="000000" w:fill="auto"/>
+        <w:spacing w:before="120" w:after="60"/>
+        <w:rPr>
+          <w:rFonts w:eastAsiaTheme="majorEastAsia"/>
+          <w:color w:val="000000"/>
+          <w:spacing w:val="-10"/>
+          <w:kern w:val="28"/>
+          <w:sz w:val="22"/>
+          <w:szCs w:val="56"/>
+        </w:rPr>
+      </w:pPr>
+      <w:r>
+        <w:rPr>
+          <w:rFonts w:eastAsiaTheme="majorEastAsia"/>
+          <w:color w:val="000000"/>
+          <w:spacing w:val="-10"/>
+          <w:kern w:val="28"/>
+          <w:sz w:val="22"/>
+          <w:szCs w:val="56"/>
+        </w:rPr>
         <w:t>5. Did he go to school? → ______________________________</w:t>
       </w:r>
     </w:p>
     <w:p>
-      <w:r>
+      <w:pPr>
+        <w:keepNext/>
+        <w:shd w:val="clear" w:color="000000" w:fill="auto"/>
+        <w:spacing w:before="120" w:after="60"/>
+        <w:rPr>
+          <w:rFonts w:eastAsiaTheme="majorEastAsia"/>
+          <w:color w:val="000000"/>
+          <w:spacing w:val="-10"/>
+          <w:kern w:val="28"/>
+          <w:sz w:val="22"/>
+          <w:szCs w:val="56"/>
+        </w:rPr>
+      </w:pPr>
+      <w:r>
+        <w:rPr>
+          <w:rFonts w:eastAsiaTheme="majorEastAsia"/>
+          <w:color w:val="000000"/>
+          <w:spacing w:val="-10"/>
+          <w:kern w:val="28"/>
+          <w:sz w:val="22"/>
+          <w:szCs w:val="56"/>
+        </w:rPr>
         <w:t>6. Were they late? → ______________________________</w:t>
       </w:r>
     </w:p>
     <w:p>
-      <w:r>
+      <w:pPr>
+        <w:keepNext/>
+        <w:shd w:val="clear" w:color="000000" w:fill="auto"/>
+        <w:spacing w:before="120" w:after="60"/>
+        <w:rPr>
+          <w:rFonts w:eastAsiaTheme="majorEastAsia"/>
+          <w:color w:val="000000"/>
+          <w:spacing w:val="-10"/>
+          <w:kern w:val="28"/>
+          <w:sz w:val="22"/>
+          <w:szCs w:val="56"/>
+        </w:rPr>
+      </w:pPr>
+      <w:r>
+        <w:rPr>
+          <w:rFonts w:eastAsiaTheme="majorEastAsia"/>
+          <w:color w:val="000000"/>
+          <w:spacing w:val="-10"/>
+          <w:kern w:val="28"/>
+          <w:sz w:val="22"/>
+          <w:szCs w:val="56"/>
+        </w:rPr>
         <w:t>7. Has the bus arrived? → ______________________________</w:t>
       </w:r>
     </w:p>
     <w:p>
-      <w:r>
+      <w:pPr>
+        <w:keepNext/>
+        <w:shd w:val="clear" w:color="000000" w:fill="auto"/>
+        <w:spacing w:before="120" w:after="60"/>
+        <w:rPr>
+          <w:rFonts w:eastAsiaTheme="majorEastAsia"/>
+          <w:color w:val="000000"/>
+          <w:spacing w:val="-10"/>
+          <w:kern w:val="28"/>
+          <w:sz w:val="22"/>
+          <w:szCs w:val="56"/>
+        </w:rPr>
+      </w:pPr>
+      <w:r>
+        <w:rPr>
+          <w:rFonts w:eastAsiaTheme="majorEastAsia"/>
+          <w:color w:val="000000"/>
+          <w:spacing w:val="-10"/>
+          <w:kern w:val="28"/>
+          <w:sz w:val="22"/>
+          <w:szCs w:val="56"/>
+        </w:rPr>
         <w:t>8. Have the students finished? → ______________________________</w:t>
       </w:r>
     </w:p>
     <w:p>
-      <w:r>
+      <w:pPr>
+        <w:keepNext/>
+        <w:shd w:val="clear" w:color="000000" w:fill="auto"/>
+        <w:spacing w:before="120" w:after="60"/>
+        <w:rPr>
+          <w:rFonts w:eastAsiaTheme="majorEastAsia"/>
+          <w:color w:val="000000"/>
+          <w:spacing w:val="-10"/>
+          <w:kern w:val="28"/>
+          <w:sz w:val="22"/>
+          <w:szCs w:val="56"/>
+        </w:rPr>
+      </w:pPr>
+      <w:r>
+        <w:rPr>
+          <w:rFonts w:eastAsiaTheme="majorEastAsia"/>
+          <w:color w:val="000000"/>
+          <w:spacing w:val="-10"/>
+          <w:kern w:val="28"/>
+          <w:sz w:val="22"/>
+          <w:szCs w:val="56"/>
+        </w:rPr>
         <w:t>9. Can Nam drive? → ______________________________</w:t>
       </w:r>
     </w:p>
     <w:p>
-      <w:r>
+      <w:pPr>
+        <w:keepNext/>
+        <w:shd w:val="clear" w:color="000000" w:fill="auto"/>
+        <w:spacing w:before="120" w:after="60"/>
+        <w:rPr>
+          <w:rFonts w:eastAsiaTheme="majorEastAsia"/>
+          <w:color w:val="000000"/>
+          <w:spacing w:val="-10"/>
+          <w:kern w:val="28"/>
+          <w:sz w:val="22"/>
+          <w:szCs w:val="56"/>
+        </w:rPr>
+      </w:pPr>
+      <w:r>
+        <w:rPr>
+          <w:rFonts w:eastAsiaTheme="majorEastAsia"/>
+          <w:color w:val="000000"/>
+          <w:spacing w:val="-10"/>
+          <w:kern w:val="28"/>
+          <w:sz w:val="22"/>
+          <w:szCs w:val="56"/>
+        </w:rPr>
         <w:t>10. Will Mai be there? → ______________________________</w:t>
       </w:r>
     </w:p>
     <w:p>
       <w:pPr>
-        <w:pStyle w:val="Heading1"/>
-      </w:pPr>
-      <w:r>
+        <w:keepNext/>
+        <w:shd w:val="clear" w:color="000000" w:fill="auto"/>
+        <w:spacing w:before="280" w:after="80"/>
+        <w:rPr>
+          <w:rFonts w:eastAsiaTheme="majorEastAsia"/>
+          <w:b/>
+          <w:color w:val="000000"/>
+          <w:spacing w:val="-10"/>
+          <w:kern w:val="28"/>
+          <w:szCs w:val="56"/>
+        </w:rPr>
+      </w:pPr>
+      <w:r>
+        <w:rPr>
+          <w:rFonts w:eastAsiaTheme="majorEastAsia"/>
+          <w:b/>
+          <w:color w:val="000000"/>
+          <w:spacing w:val="-10"/>
+          <w:kern w:val="28"/>
+          <w:szCs w:val="56"/>
+        </w:rPr>
         <w:t>PHẦN 6. SẮP XẾP TỪ THÀNH CÂU HỎI (10 điểm)</w:t>
       </w:r>
     </w:p>
     <w:p>
-      <w:r>
+      <w:pPr>
+        <w:keepNext/>
+        <w:shd w:val="clear" w:color="000000" w:fill="auto"/>
+        <w:spacing w:after="80"/>
+        <w:rPr>
+          <w:rFonts w:eastAsiaTheme="majorEastAsia"/>
+          <w:i/>
+          <w:color w:val="000000"/>
+          <w:spacing w:val="-10"/>
+          <w:kern w:val="28"/>
+          <w:sz w:val="22"/>
+          <w:szCs w:val="56"/>
+        </w:rPr>
+      </w:pPr>
+      <w:r>
+        <w:rPr>
+          <w:rFonts w:eastAsiaTheme="majorEastAsia"/>
+          <w:i/>
+          <w:color w:val="000000"/>
+          <w:spacing w:val="-10"/>
+          <w:kern w:val="28"/>
+          <w:sz w:val="22"/>
+          <w:szCs w:val="56"/>
+        </w:rPr>
+        <w:t>Hướng dẫn: Hoàn thành câu hoặc ghép tình huống với phương án phù hợp.</w:t>
+      </w:r>
+    </w:p>
+    <w:p>
+      <w:pPr>
+        <w:keepNext/>
+        <w:shd w:val="clear" w:color="000000" w:fill="auto"/>
+        <w:spacing w:before="120" w:after="60"/>
+        <w:rPr>
+          <w:rFonts w:eastAsiaTheme="majorEastAsia"/>
+          <w:color w:val="000000"/>
+          <w:spacing w:val="-10"/>
+          <w:kern w:val="28"/>
+          <w:sz w:val="22"/>
+          <w:szCs w:val="56"/>
+        </w:rPr>
+      </w:pPr>
+      <w:r>
+        <w:rPr>
+          <w:rFonts w:eastAsiaTheme="majorEastAsia"/>
+          <w:color w:val="000000"/>
+          <w:spacing w:val="-10"/>
+          <w:kern w:val="28"/>
+          <w:sz w:val="22"/>
+          <w:szCs w:val="56"/>
+        </w:rPr>
         <w:t>1. you / are / ready / ? → ______________________________</w:t>
       </w:r>
     </w:p>
     <w:p>
-      <w:r>
+      <w:pPr>
+        <w:keepNext/>
+        <w:shd w:val="clear" w:color="000000" w:fill="auto"/>
+        <w:spacing w:before="120" w:after="60"/>
+        <w:rPr>
+          <w:rFonts w:eastAsiaTheme="majorEastAsia"/>
+          <w:color w:val="000000"/>
+          <w:spacing w:val="-10"/>
+          <w:kern w:val="28"/>
+          <w:sz w:val="22"/>
+          <w:szCs w:val="56"/>
+        </w:rPr>
+      </w:pPr>
+      <w:r>
+        <w:rPr>
+          <w:rFonts w:eastAsiaTheme="majorEastAsia"/>
+          <w:color w:val="000000"/>
+          <w:spacing w:val="-10"/>
+          <w:kern w:val="28"/>
+          <w:sz w:val="22"/>
+          <w:szCs w:val="56"/>
+        </w:rPr>
         <w:t>2. she / does / work / here / ? → ______________________________</w:t>
       </w:r>
     </w:p>
     <w:p>
-      <w:r>
+      <w:pPr>
+        <w:keepNext/>
+        <w:shd w:val="clear" w:color="000000" w:fill="auto"/>
+        <w:spacing w:before="120" w:after="60"/>
+        <w:rPr>
+          <w:rFonts w:eastAsiaTheme="majorEastAsia"/>
+          <w:color w:val="000000"/>
+          <w:spacing w:val="-10"/>
+          <w:kern w:val="28"/>
+          <w:sz w:val="22"/>
+          <w:szCs w:val="56"/>
+        </w:rPr>
+      </w:pPr>
+      <w:r>
+        <w:rPr>
+          <w:rFonts w:eastAsiaTheme="majorEastAsia"/>
+          <w:color w:val="000000"/>
+          <w:spacing w:val="-10"/>
+          <w:kern w:val="28"/>
+          <w:sz w:val="22"/>
+          <w:szCs w:val="56"/>
+        </w:rPr>
         <w:t>3. they / did / arrive / early / ? → ______________________________</w:t>
       </w:r>
     </w:p>
     <w:p>
-      <w:r>
+      <w:pPr>
+        <w:keepNext/>
+        <w:shd w:val="clear" w:color="000000" w:fill="auto"/>
+        <w:spacing w:before="120" w:after="60"/>
+        <w:rPr>
+          <w:rFonts w:eastAsiaTheme="majorEastAsia"/>
+          <w:color w:val="000000"/>
+          <w:spacing w:val="-10"/>
+          <w:kern w:val="28"/>
+          <w:sz w:val="22"/>
+          <w:szCs w:val="56"/>
+        </w:rPr>
+      </w:pPr>
+      <w:r>
+        <w:rPr>
+          <w:rFonts w:eastAsiaTheme="majorEastAsia"/>
+          <w:color w:val="000000"/>
+          <w:spacing w:val="-10"/>
+          <w:kern w:val="28"/>
+          <w:sz w:val="22"/>
+          <w:szCs w:val="56"/>
+        </w:rPr>
         <w:t>4. he / is / studying / now / ? → ______________________________</w:t>
       </w:r>
     </w:p>
     <w:p>
-      <w:r>
+      <w:pPr>
+        <w:keepNext/>
+        <w:shd w:val="clear" w:color="000000" w:fill="auto"/>
+        <w:spacing w:before="120" w:after="60"/>
+        <w:rPr>
+          <w:rFonts w:eastAsiaTheme="majorEastAsia"/>
+          <w:color w:val="000000"/>
+          <w:spacing w:val="-10"/>
+          <w:kern w:val="28"/>
+          <w:sz w:val="22"/>
+          <w:szCs w:val="56"/>
+        </w:rPr>
+      </w:pPr>
+      <w:r>
+        <w:rPr>
+          <w:rFonts w:eastAsiaTheme="majorEastAsia"/>
+          <w:color w:val="000000"/>
+          <w:spacing w:val="-10"/>
+          <w:kern w:val="28"/>
+          <w:sz w:val="22"/>
+          <w:szCs w:val="56"/>
+        </w:rPr>
         <w:t>5. finished / have / you / ? → ______________________________</w:t>
       </w:r>
     </w:p>
     <w:p>
-      <w:r>
+      <w:pPr>
+        <w:keepNext/>
+        <w:shd w:val="clear" w:color="000000" w:fill="auto"/>
+        <w:spacing w:before="120" w:after="60"/>
+        <w:rPr>
+          <w:rFonts w:eastAsiaTheme="majorEastAsia"/>
+          <w:color w:val="000000"/>
+          <w:spacing w:val="-10"/>
+          <w:kern w:val="28"/>
+          <w:sz w:val="22"/>
+          <w:szCs w:val="56"/>
+        </w:rPr>
+      </w:pPr>
+      <w:r>
+        <w:rPr>
+          <w:rFonts w:eastAsiaTheme="majorEastAsia"/>
+          <w:color w:val="000000"/>
+          <w:spacing w:val="-10"/>
+          <w:kern w:val="28"/>
+          <w:sz w:val="22"/>
+          <w:szCs w:val="56"/>
+        </w:rPr>
         <w:t>6. swim / can / Lan / ? → ______________________________</w:t>
       </w:r>
     </w:p>
     <w:p>
-      <w:r>
+      <w:pPr>
+        <w:keepNext/>
+        <w:shd w:val="clear" w:color="000000" w:fill="auto"/>
+        <w:spacing w:before="120" w:after="60"/>
+        <w:rPr>
+          <w:rFonts w:eastAsiaTheme="majorEastAsia"/>
+          <w:color w:val="000000"/>
+          <w:spacing w:val="-10"/>
+          <w:kern w:val="28"/>
+          <w:sz w:val="22"/>
+          <w:szCs w:val="56"/>
+        </w:rPr>
+      </w:pPr>
+      <w:r>
+        <w:rPr>
+          <w:rFonts w:eastAsiaTheme="majorEastAsia"/>
+          <w:color w:val="000000"/>
+          <w:spacing w:val="-10"/>
+          <w:kern w:val="28"/>
+          <w:sz w:val="22"/>
+          <w:szCs w:val="56"/>
+        </w:rPr>
         <w:t>7. your / were / parents / busy / ? → ______________________________</w:t>
       </w:r>
     </w:p>
     <w:p>
-      <w:r>
+      <w:pPr>
+        <w:keepNext/>
+        <w:shd w:val="clear" w:color="000000" w:fill="auto"/>
+        <w:spacing w:before="120" w:after="60"/>
+        <w:rPr>
+          <w:rFonts w:eastAsiaTheme="majorEastAsia"/>
+          <w:color w:val="000000"/>
+          <w:spacing w:val="-10"/>
+          <w:kern w:val="28"/>
+          <w:sz w:val="22"/>
+          <w:szCs w:val="56"/>
+        </w:rPr>
+      </w:pPr>
+      <w:r>
+        <w:rPr>
+          <w:rFonts w:eastAsiaTheme="majorEastAsia"/>
+          <w:color w:val="000000"/>
+          <w:spacing w:val="-10"/>
+          <w:kern w:val="28"/>
+          <w:sz w:val="22"/>
+          <w:szCs w:val="56"/>
+        </w:rPr>
         <w:t>8. she / will / come / tomorrow / ? → ______________________________</w:t>
       </w:r>
     </w:p>
     <w:p>
-      <w:r>
+      <w:pPr>
+        <w:keepNext/>
+        <w:shd w:val="clear" w:color="000000" w:fill="auto"/>
+        <w:spacing w:before="120" w:after="60"/>
+        <w:rPr>
+          <w:rFonts w:eastAsiaTheme="majorEastAsia"/>
+          <w:color w:val="000000"/>
+          <w:spacing w:val="-10"/>
+          <w:kern w:val="28"/>
+          <w:sz w:val="22"/>
+          <w:szCs w:val="56"/>
+        </w:rPr>
+      </w:pPr>
+      <w:r>
+        <w:rPr>
+          <w:rFonts w:eastAsiaTheme="majorEastAsia"/>
+          <w:color w:val="000000"/>
+          <w:spacing w:val="-10"/>
+          <w:kern w:val="28"/>
+          <w:sz w:val="22"/>
+          <w:szCs w:val="56"/>
+        </w:rPr>
         <w:t>9. they / have / met / before / ? → ______________________________</w:t>
       </w:r>
     </w:p>
     <w:p>
-      <w:r>
+      <w:pPr>
+        <w:keepNext/>
+        <w:shd w:val="clear" w:color="000000" w:fill="auto"/>
+        <w:spacing w:before="120" w:after="60"/>
+        <w:rPr>
+          <w:rFonts w:eastAsiaTheme="majorEastAsia"/>
+          <w:color w:val="000000"/>
+          <w:spacing w:val="-10"/>
+          <w:kern w:val="28"/>
+          <w:sz w:val="22"/>
+          <w:szCs w:val="56"/>
+        </w:rPr>
+      </w:pPr>
+      <w:r>
+        <w:rPr>
+          <w:rFonts w:eastAsiaTheme="majorEastAsia"/>
+          <w:color w:val="000000"/>
+          <w:spacing w:val="-10"/>
+          <w:kern w:val="28"/>
+          <w:sz w:val="22"/>
+          <w:szCs w:val="56"/>
+        </w:rPr>
         <w:t>10. should / we / leave / now / ? → ______________________________</w:t>
       </w:r>
     </w:p>
     <w:p>
       <w:pPr>
-        <w:pStyle w:val="Heading1"/>
-      </w:pPr>
-      <w:r>
+        <w:keepNext/>
+        <w:shd w:val="clear" w:color="000000" w:fill="auto"/>
+        <w:spacing w:before="280" w:after="80"/>
+        <w:rPr>
+          <w:rFonts w:eastAsiaTheme="majorEastAsia"/>
+          <w:b/>
+          <w:color w:val="000000"/>
+          <w:spacing w:val="-10"/>
+          <w:kern w:val="28"/>
+          <w:szCs w:val="56"/>
+        </w:rPr>
+      </w:pPr>
+      <w:r>
+        <w:rPr>
+          <w:rFonts w:eastAsiaTheme="majorEastAsia"/>
+          <w:b/>
+          <w:color w:val="000000"/>
+          <w:spacing w:val="-10"/>
+          <w:kern w:val="28"/>
+          <w:szCs w:val="56"/>
+        </w:rPr>
         <w:t>PHẦN 7. SỬA LỖI SAI (10 điểm)</w:t>
       </w:r>
     </w:p>
     <w:p>
-      <w:r>
+      <w:pPr>
+        <w:keepNext/>
+        <w:shd w:val="clear" w:color="000000" w:fill="auto"/>
+        <w:spacing w:after="80"/>
+        <w:rPr>
+          <w:rFonts w:eastAsiaTheme="majorEastAsia"/>
+          <w:i/>
+          <w:color w:val="000000"/>
+          <w:spacing w:val="-10"/>
+          <w:kern w:val="28"/>
+          <w:sz w:val="22"/>
+          <w:szCs w:val="56"/>
+        </w:rPr>
+      </w:pPr>
+      <w:r>
+        <w:rPr>
+          <w:rFonts w:eastAsiaTheme="majorEastAsia"/>
+          <w:i/>
+          <w:color w:val="000000"/>
+          <w:spacing w:val="-10"/>
+          <w:kern w:val="28"/>
+          <w:sz w:val="22"/>
+          <w:szCs w:val="56"/>
+        </w:rPr>
+        <w:t>Hướng dẫn: Tìm lỗi và viết lại toàn bộ câu cho đúng.</w:t>
+      </w:r>
+    </w:p>
+    <w:p>
+      <w:pPr>
+        <w:keepNext/>
+        <w:shd w:val="clear" w:color="000000" w:fill="auto"/>
+        <w:spacing w:before="120" w:after="60"/>
+        <w:rPr>
+          <w:rFonts w:eastAsiaTheme="majorEastAsia"/>
+          <w:color w:val="000000"/>
+          <w:spacing w:val="-10"/>
+          <w:kern w:val="28"/>
+          <w:sz w:val="22"/>
+          <w:szCs w:val="56"/>
+        </w:rPr>
+      </w:pPr>
+      <w:r>
+        <w:rPr>
+          <w:rFonts w:eastAsiaTheme="majorEastAsia"/>
+          <w:color w:val="000000"/>
+          <w:spacing w:val="-10"/>
+          <w:kern w:val="28"/>
+          <w:sz w:val="22"/>
+          <w:szCs w:val="56"/>
+        </w:rPr>
         <w:t>1. You are tired? → ______________________________</w:t>
       </w:r>
     </w:p>
     <w:p>
-      <w:r>
+      <w:pPr>
+        <w:keepNext/>
+        <w:shd w:val="clear" w:color="000000" w:fill="auto"/>
+        <w:spacing w:before="120" w:after="60"/>
+        <w:rPr>
+          <w:rFonts w:eastAsiaTheme="majorEastAsia"/>
+          <w:color w:val="000000"/>
+          <w:spacing w:val="-10"/>
+          <w:kern w:val="28"/>
+          <w:sz w:val="22"/>
+          <w:szCs w:val="56"/>
+        </w:rPr>
+      </w:pPr>
+      <w:r>
+        <w:rPr>
+          <w:rFonts w:eastAsiaTheme="majorEastAsia"/>
+          <w:color w:val="000000"/>
+          <w:spacing w:val="-10"/>
+          <w:kern w:val="28"/>
+          <w:sz w:val="22"/>
+          <w:szCs w:val="56"/>
+        </w:rPr>
         <w:t>2. Does she likes music? → ______________________________</w:t>
       </w:r>
     </w:p>
     <w:p>
-      <w:r>
+      <w:pPr>
+        <w:keepNext/>
+        <w:shd w:val="clear" w:color="000000" w:fill="auto"/>
+        <w:spacing w:before="120" w:after="60"/>
+        <w:rPr>
+          <w:rFonts w:eastAsiaTheme="majorEastAsia"/>
+          <w:color w:val="000000"/>
+          <w:spacing w:val="-10"/>
+          <w:kern w:val="28"/>
+          <w:sz w:val="22"/>
+          <w:szCs w:val="56"/>
+        </w:rPr>
+      </w:pPr>
+      <w:r>
+        <w:rPr>
+          <w:rFonts w:eastAsiaTheme="majorEastAsia"/>
+          <w:color w:val="000000"/>
+          <w:spacing w:val="-10"/>
+          <w:kern w:val="28"/>
+          <w:sz w:val="22"/>
+          <w:szCs w:val="56"/>
+        </w:rPr>
         <w:t>3. Did he went home? → ______________________________</w:t>
       </w:r>
     </w:p>
     <w:p>
-      <w:r>
+      <w:pPr>
+        <w:keepNext/>
+        <w:shd w:val="clear" w:color="000000" w:fill="auto"/>
+        <w:spacing w:before="120" w:after="60"/>
+        <w:rPr>
+          <w:rFonts w:eastAsiaTheme="majorEastAsia"/>
+          <w:color w:val="000000"/>
+          <w:spacing w:val="-10"/>
+          <w:kern w:val="28"/>
+          <w:sz w:val="22"/>
+          <w:szCs w:val="56"/>
+        </w:rPr>
+      </w:pPr>
+      <w:r>
+        <w:rPr>
+          <w:rFonts w:eastAsiaTheme="majorEastAsia"/>
+          <w:color w:val="000000"/>
+          <w:spacing w:val="-10"/>
+          <w:kern w:val="28"/>
+          <w:sz w:val="22"/>
+          <w:szCs w:val="56"/>
+        </w:rPr>
         <w:t>4. Do Nam work here? → ______________________________</w:t>
       </w:r>
     </w:p>
     <w:p>
-      <w:r>
+      <w:pPr>
+        <w:keepNext/>
+        <w:shd w:val="clear" w:color="000000" w:fill="auto"/>
+        <w:spacing w:before="120" w:after="60"/>
+        <w:rPr>
+          <w:rFonts w:eastAsiaTheme="majorEastAsia"/>
+          <w:color w:val="000000"/>
+          <w:spacing w:val="-10"/>
+          <w:kern w:val="28"/>
+          <w:sz w:val="22"/>
+          <w:szCs w:val="56"/>
+        </w:rPr>
+      </w:pPr>
+      <w:r>
+        <w:rPr>
+          <w:rFonts w:eastAsiaTheme="majorEastAsia"/>
+          <w:color w:val="000000"/>
+          <w:spacing w:val="-10"/>
+          <w:kern w:val="28"/>
+          <w:sz w:val="22"/>
+          <w:szCs w:val="56"/>
+        </w:rPr>
         <w:t>5. Is they ready? → ______________________________</w:t>
       </w:r>
     </w:p>
     <w:p>
-      <w:r>
+      <w:pPr>
+        <w:keepNext/>
+        <w:shd w:val="clear" w:color="000000" w:fill="auto"/>
+        <w:spacing w:before="120" w:after="60"/>
+        <w:rPr>
+          <w:rFonts w:eastAsiaTheme="majorEastAsia"/>
+          <w:color w:val="000000"/>
+          <w:spacing w:val="-10"/>
+          <w:kern w:val="28"/>
+          <w:sz w:val="22"/>
+          <w:szCs w:val="56"/>
+        </w:rPr>
+      </w:pPr>
+      <w:r>
+        <w:rPr>
+          <w:rFonts w:eastAsiaTheme="majorEastAsia"/>
+          <w:color w:val="000000"/>
+          <w:spacing w:val="-10"/>
+          <w:kern w:val="28"/>
+          <w:sz w:val="22"/>
+          <w:szCs w:val="56"/>
+        </w:rPr>
         <w:t>6. Have she finished? → ______________________________</w:t>
       </w:r>
     </w:p>
     <w:p>
-      <w:r>
+      <w:pPr>
+        <w:keepNext/>
+        <w:shd w:val="clear" w:color="000000" w:fill="auto"/>
+        <w:spacing w:before="120" w:after="60"/>
+        <w:rPr>
+          <w:rFonts w:eastAsiaTheme="majorEastAsia"/>
+          <w:color w:val="000000"/>
+          <w:spacing w:val="-10"/>
+          <w:kern w:val="28"/>
+          <w:sz w:val="22"/>
+          <w:szCs w:val="56"/>
+        </w:rPr>
+      </w:pPr>
+      <w:r>
+        <w:rPr>
+          <w:rFonts w:eastAsiaTheme="majorEastAsia"/>
+          <w:color w:val="000000"/>
+          <w:spacing w:val="-10"/>
+          <w:kern w:val="28"/>
+          <w:sz w:val="22"/>
+          <w:szCs w:val="56"/>
+        </w:rPr>
         <w:t>7. Can he swims? → ______________________________</w:t>
       </w:r>
     </w:p>
     <w:p>
-      <w:r>
+      <w:pPr>
+        <w:keepNext/>
+        <w:shd w:val="clear" w:color="000000" w:fill="auto"/>
+        <w:spacing w:before="120" w:after="60"/>
+        <w:rPr>
+          <w:rFonts w:eastAsiaTheme="majorEastAsia"/>
+          <w:color w:val="000000"/>
+          <w:spacing w:val="-10"/>
+          <w:kern w:val="28"/>
+          <w:sz w:val="22"/>
+          <w:szCs w:val="56"/>
+        </w:rPr>
+      </w:pPr>
+      <w:r>
+        <w:rPr>
+          <w:rFonts w:eastAsiaTheme="majorEastAsia"/>
+          <w:color w:val="000000"/>
+          <w:spacing w:val="-10"/>
+          <w:kern w:val="28"/>
+          <w:sz w:val="22"/>
+          <w:szCs w:val="56"/>
+        </w:rPr>
         <w:t>8. Were Lan at school yesterday? → ______________________________</w:t>
       </w:r>
     </w:p>
     <w:p>
-      <w:r>
+      <w:pPr>
+        <w:keepNext/>
+        <w:shd w:val="clear" w:color="000000" w:fill="auto"/>
+        <w:spacing w:before="120" w:after="60"/>
+        <w:rPr>
+          <w:rFonts w:eastAsiaTheme="majorEastAsia"/>
+          <w:color w:val="000000"/>
+          <w:spacing w:val="-10"/>
+          <w:kern w:val="28"/>
+          <w:sz w:val="22"/>
+          <w:szCs w:val="56"/>
+        </w:rPr>
+      </w:pPr>
+      <w:r>
+        <w:rPr>
+          <w:rFonts w:eastAsiaTheme="majorEastAsia"/>
+          <w:color w:val="000000"/>
+          <w:spacing w:val="-10"/>
+          <w:kern w:val="28"/>
+          <w:sz w:val="22"/>
+          <w:szCs w:val="56"/>
+        </w:rPr>
         <w:t>9. Has they arrived yet? → ______________________________</w:t>
       </w:r>
     </w:p>
     <w:p>
-      <w:r>
+      <w:pPr>
+        <w:keepNext/>
+        <w:shd w:val="clear" w:color="000000" w:fill="auto"/>
+        <w:spacing w:before="120" w:after="60"/>
+        <w:rPr>
+          <w:rFonts w:eastAsiaTheme="majorEastAsia"/>
+          <w:color w:val="000000"/>
+          <w:spacing w:val="-10"/>
+          <w:kern w:val="28"/>
+          <w:sz w:val="22"/>
+          <w:szCs w:val="56"/>
+        </w:rPr>
+      </w:pPr>
+      <w:r>
+        <w:rPr>
+          <w:rFonts w:eastAsiaTheme="majorEastAsia"/>
+          <w:color w:val="000000"/>
+          <w:spacing w:val="-10"/>
+          <w:kern w:val="28"/>
+          <w:sz w:val="22"/>
+          <w:szCs w:val="56"/>
+        </w:rPr>
         <w:t>10. Will she comes tomorrow? → ______________________________</w:t>
       </w:r>
     </w:p>
     <w:p>
       <w:pPr>
-        <w:pStyle w:val="Heading1"/>
-      </w:pPr>
-      <w:r>
+        <w:keepNext/>
+        <w:shd w:val="clear" w:color="000000" w:fill="auto"/>
+        <w:spacing w:before="280" w:after="80"/>
+        <w:rPr>
+          <w:rFonts w:eastAsiaTheme="majorEastAsia"/>
+          <w:b/>
+          <w:color w:val="000000"/>
+          <w:spacing w:val="-10"/>
+          <w:kern w:val="28"/>
+          <w:szCs w:val="56"/>
+        </w:rPr>
+      </w:pPr>
+      <w:r>
+        <w:rPr>
+          <w:rFonts w:eastAsiaTheme="majorEastAsia"/>
+          <w:b/>
+          <w:color w:val="000000"/>
+          <w:spacing w:val="-10"/>
+          <w:kern w:val="28"/>
+          <w:szCs w:val="56"/>
+        </w:rPr>
         <w:t>PHẦN 8. DỊCH SANG TIẾNG ANH (10 điểm)</w:t>
       </w:r>
     </w:p>
     <w:p>
-      <w:r>
+      <w:pPr>
+        <w:keepNext/>
+        <w:shd w:val="clear" w:color="000000" w:fill="auto"/>
+        <w:spacing w:after="80"/>
+        <w:rPr>
+          <w:rFonts w:eastAsiaTheme="majorEastAsia"/>
+          <w:i/>
+          <w:color w:val="000000"/>
+          <w:spacing w:val="-10"/>
+          <w:kern w:val="28"/>
+          <w:sz w:val="22"/>
+          <w:szCs w:val="56"/>
+        </w:rPr>
+      </w:pPr>
+      <w:r>
+        <w:rPr>
+          <w:rFonts w:eastAsiaTheme="majorEastAsia"/>
+          <w:i/>
+          <w:color w:val="000000"/>
+          <w:spacing w:val="-10"/>
+          <w:kern w:val="28"/>
+          <w:sz w:val="22"/>
+          <w:szCs w:val="56"/>
+        </w:rPr>
+        <w:t>Hướng dẫn: Dịch từng câu sang tiếng Anh tự nhiên và đúng ngữ pháp.</w:t>
+      </w:r>
+    </w:p>
+    <w:p>
+      <w:pPr>
+        <w:keepNext/>
+        <w:shd w:val="clear" w:color="000000" w:fill="auto"/>
+        <w:spacing w:before="120" w:after="60"/>
+        <w:rPr>
+          <w:rFonts w:eastAsiaTheme="majorEastAsia"/>
+          <w:color w:val="000000"/>
+          <w:spacing w:val="-10"/>
+          <w:kern w:val="28"/>
+          <w:sz w:val="22"/>
+          <w:szCs w:val="56"/>
+        </w:rPr>
+      </w:pPr>
+      <w:r>
+        <w:rPr>
+          <w:rFonts w:eastAsiaTheme="majorEastAsia"/>
+          <w:color w:val="000000"/>
+          <w:spacing w:val="-10"/>
+          <w:kern w:val="28"/>
+          <w:sz w:val="22"/>
+          <w:szCs w:val="56"/>
+        </w:rPr>
         <w:t>1. Bạn có mệt không?</w:t>
       </w:r>
     </w:p>
     <w:p>
-      <w:r>
+      <w:pPr>
+        <w:keepNext/>
+        <w:shd w:val="clear" w:color="000000" w:fill="auto"/>
+        <w:spacing w:before="120" w:after="60"/>
+        <w:rPr>
+          <w:rFonts w:eastAsiaTheme="majorEastAsia"/>
+          <w:color w:val="000000"/>
+          <w:spacing w:val="-10"/>
+          <w:kern w:val="28"/>
+          <w:sz w:val="22"/>
+          <w:szCs w:val="56"/>
+        </w:rPr>
+      </w:pPr>
+      <w:r>
+        <w:rPr>
+          <w:rFonts w:eastAsiaTheme="majorEastAsia"/>
+          <w:color w:val="000000"/>
+          <w:spacing w:val="-10"/>
+          <w:kern w:val="28"/>
+          <w:sz w:val="22"/>
+          <w:szCs w:val="56"/>
+        </w:rPr>
         <w:t>2. Cô ấy có thích cà phê không?</w:t>
       </w:r>
     </w:p>
     <w:p>
-      <w:r>
+      <w:pPr>
+        <w:keepNext/>
+        <w:shd w:val="clear" w:color="000000" w:fill="auto"/>
+        <w:spacing w:before="120" w:after="60"/>
+        <w:rPr>
+          <w:rFonts w:eastAsiaTheme="majorEastAsia"/>
+          <w:color w:val="000000"/>
+          <w:spacing w:val="-10"/>
+          <w:kern w:val="28"/>
+          <w:sz w:val="22"/>
+          <w:szCs w:val="56"/>
+        </w:rPr>
+      </w:pPr>
+      <w:r>
+        <w:rPr>
+          <w:rFonts w:eastAsiaTheme="majorEastAsia"/>
+          <w:color w:val="000000"/>
+          <w:spacing w:val="-10"/>
+          <w:kern w:val="28"/>
+          <w:sz w:val="22"/>
+          <w:szCs w:val="56"/>
+        </w:rPr>
         <w:t>3. Họ có đến đây hôm qua không?</w:t>
       </w:r>
     </w:p>
     <w:p>
-      <w:r>
+      <w:pPr>
+        <w:keepNext/>
+        <w:shd w:val="clear" w:color="000000" w:fill="auto"/>
+        <w:spacing w:before="120" w:after="60"/>
+        <w:rPr>
+          <w:rFonts w:eastAsiaTheme="majorEastAsia"/>
+          <w:color w:val="000000"/>
+          <w:spacing w:val="-10"/>
+          <w:kern w:val="28"/>
+          <w:sz w:val="22"/>
+          <w:szCs w:val="56"/>
+        </w:rPr>
+      </w:pPr>
+      <w:r>
+        <w:rPr>
+          <w:rFonts w:eastAsiaTheme="majorEastAsia"/>
+          <w:color w:val="000000"/>
+          <w:spacing w:val="-10"/>
+          <w:kern w:val="28"/>
+          <w:sz w:val="22"/>
+          <w:szCs w:val="56"/>
+        </w:rPr>
         <w:t>4. Nam có đang học không?</w:t>
       </w:r>
     </w:p>
     <w:p>
-      <w:r>
+      <w:pPr>
+        <w:keepNext/>
+        <w:shd w:val="clear" w:color="000000" w:fill="auto"/>
+        <w:spacing w:before="120" w:after="60"/>
+        <w:rPr>
+          <w:rFonts w:eastAsiaTheme="majorEastAsia"/>
+          <w:color w:val="000000"/>
+          <w:spacing w:val="-10"/>
+          <w:kern w:val="28"/>
+          <w:sz w:val="22"/>
+          <w:szCs w:val="56"/>
+        </w:rPr>
+      </w:pPr>
+      <w:r>
+        <w:rPr>
+          <w:rFonts w:eastAsiaTheme="majorEastAsia"/>
+          <w:color w:val="000000"/>
+          <w:spacing w:val="-10"/>
+          <w:kern w:val="28"/>
+          <w:sz w:val="22"/>
+          <w:szCs w:val="56"/>
+        </w:rPr>
         <w:t>5. Bạn đã làm xong bài tập chưa?</w:t>
       </w:r>
     </w:p>
     <w:p>
-      <w:r>
+      <w:pPr>
+        <w:keepNext/>
+        <w:shd w:val="clear" w:color="000000" w:fill="auto"/>
+        <w:spacing w:before="120" w:after="60"/>
+        <w:rPr>
+          <w:rFonts w:eastAsiaTheme="majorEastAsia"/>
+          <w:color w:val="000000"/>
+          <w:spacing w:val="-10"/>
+          <w:kern w:val="28"/>
+          <w:sz w:val="22"/>
+          <w:szCs w:val="56"/>
+        </w:rPr>
+      </w:pPr>
+      <w:r>
+        <w:rPr>
+          <w:rFonts w:eastAsiaTheme="majorEastAsia"/>
+          <w:color w:val="000000"/>
+          <w:spacing w:val="-10"/>
+          <w:kern w:val="28"/>
+          <w:sz w:val="22"/>
+          <w:szCs w:val="56"/>
+        </w:rPr>
         <w:t>6. Lan có thể bơi không?</w:t>
       </w:r>
     </w:p>
     <w:p>
-      <w:r>
+      <w:pPr>
+        <w:keepNext/>
+        <w:shd w:val="clear" w:color="000000" w:fill="auto"/>
+        <w:spacing w:before="120" w:after="60"/>
+        <w:rPr>
+          <w:rFonts w:eastAsiaTheme="majorEastAsia"/>
+          <w:color w:val="000000"/>
+          <w:spacing w:val="-10"/>
+          <w:kern w:val="28"/>
+          <w:sz w:val="22"/>
+          <w:szCs w:val="56"/>
+        </w:rPr>
+      </w:pPr>
+      <w:r>
+        <w:rPr>
+          <w:rFonts w:eastAsiaTheme="majorEastAsia"/>
+          <w:color w:val="000000"/>
+          <w:spacing w:val="-10"/>
+          <w:kern w:val="28"/>
+          <w:sz w:val="22"/>
+          <w:szCs w:val="56"/>
+        </w:rPr>
         <w:t>7. Bố mẹ bạn có ở nhà không?</w:t>
       </w:r>
     </w:p>
     <w:p>
-      <w:r>
+      <w:pPr>
+        <w:keepNext/>
+        <w:shd w:val="clear" w:color="000000" w:fill="auto"/>
+        <w:spacing w:before="120" w:after="60"/>
+        <w:rPr>
+          <w:rFonts w:eastAsiaTheme="majorEastAsia"/>
+          <w:color w:val="000000"/>
+          <w:spacing w:val="-10"/>
+          <w:kern w:val="28"/>
+          <w:sz w:val="22"/>
+          <w:szCs w:val="56"/>
+        </w:rPr>
+      </w:pPr>
+      <w:r>
+        <w:rPr>
+          <w:rFonts w:eastAsiaTheme="majorEastAsia"/>
+          <w:color w:val="000000"/>
+          <w:spacing w:val="-10"/>
+          <w:kern w:val="28"/>
+          <w:sz w:val="22"/>
+          <w:szCs w:val="56"/>
+        </w:rPr>
         <w:t>8. Anh ấy đã từng đến Nhật Bản chưa?</w:t>
       </w:r>
     </w:p>
     <w:p>
-      <w:r>
+      <w:pPr>
+        <w:keepNext/>
+        <w:shd w:val="clear" w:color="000000" w:fill="auto"/>
+        <w:spacing w:before="120" w:after="60"/>
+        <w:rPr>
+          <w:rFonts w:eastAsiaTheme="majorEastAsia"/>
+          <w:color w:val="000000"/>
+          <w:spacing w:val="-10"/>
+          <w:kern w:val="28"/>
+          <w:sz w:val="22"/>
+          <w:szCs w:val="56"/>
+        </w:rPr>
+      </w:pPr>
+      <w:r>
+        <w:rPr>
+          <w:rFonts w:eastAsiaTheme="majorEastAsia"/>
+          <w:color w:val="000000"/>
+          <w:spacing w:val="-10"/>
+          <w:kern w:val="28"/>
+          <w:sz w:val="22"/>
+          <w:szCs w:val="56"/>
+        </w:rPr>
         <w:t>9. Ngày mai cô ấy sẽ đến chứ?</w:t>
       </w:r>
     </w:p>
     <w:p>
-      <w:r>
+      <w:pPr>
+        <w:keepNext/>
+        <w:shd w:val="clear" w:color="000000" w:fill="auto"/>
+        <w:spacing w:before="120" w:after="60"/>
+        <w:rPr>
+          <w:rFonts w:eastAsiaTheme="majorEastAsia"/>
+          <w:color w:val="000000"/>
+          <w:spacing w:val="-10"/>
+          <w:kern w:val="28"/>
+          <w:sz w:val="22"/>
+          <w:szCs w:val="56"/>
+        </w:rPr>
+      </w:pPr>
+      <w:r>
+        <w:rPr>
+          <w:rFonts w:eastAsiaTheme="majorEastAsia"/>
+          <w:color w:val="000000"/>
+          <w:spacing w:val="-10"/>
+          <w:kern w:val="28"/>
+          <w:sz w:val="22"/>
+          <w:szCs w:val="56"/>
+        </w:rPr>
         <w:t>10. Chúng ta có nên rời đi bây giờ không?</w:t>
       </w:r>
     </w:p>
     <w:p>
       <w:pPr>
-        <w:pStyle w:val="Heading1"/>
-      </w:pPr>
-      <w:r>
+        <w:keepNext/>
+        <w:shd w:val="clear" w:color="000000" w:fill="auto"/>
+        <w:spacing w:before="280" w:after="80"/>
+        <w:rPr>
+          <w:rFonts w:eastAsiaTheme="majorEastAsia"/>
+          <w:b/>
+          <w:color w:val="000000"/>
+          <w:spacing w:val="-10"/>
+          <w:kern w:val="28"/>
+          <w:szCs w:val="56"/>
+        </w:rPr>
+      </w:pPr>
+      <w:r>
+        <w:rPr>
+          <w:rFonts w:eastAsiaTheme="majorEastAsia"/>
+          <w:b/>
+          <w:color w:val="000000"/>
+          <w:spacing w:val="-10"/>
+          <w:kern w:val="28"/>
+          <w:szCs w:val="56"/>
+        </w:rPr>
         <w:t>PHẦN 9. ĐỌC HIỂU (10 điểm)</w:t>
       </w:r>
     </w:p>
     <w:p>
-      <w:r>
+      <w:pPr>
+        <w:keepNext/>
+        <w:shd w:val="clear" w:color="000000" w:fill="auto"/>
+        <w:spacing w:after="80"/>
+        <w:rPr>
+          <w:rFonts w:eastAsiaTheme="majorEastAsia"/>
+          <w:i/>
+          <w:color w:val="000000"/>
+          <w:spacing w:val="-10"/>
+          <w:kern w:val="28"/>
+          <w:sz w:val="22"/>
+          <w:szCs w:val="56"/>
+        </w:rPr>
+      </w:pPr>
+      <w:r>
+        <w:rPr>
+          <w:rFonts w:eastAsiaTheme="majorEastAsia"/>
+          <w:i/>
+          <w:color w:val="000000"/>
+          <w:spacing w:val="-10"/>
+          <w:kern w:val="28"/>
+          <w:sz w:val="22"/>
+          <w:szCs w:val="56"/>
+        </w:rPr>
+        <w:t>Hướng dẫn: Đọc văn bản, xác định bằng chứng rồi trả lời từng câu hỏi.</w:t>
+      </w:r>
+    </w:p>
+    <w:p>
+      <w:pPr>
+        <w:keepNext/>
+        <w:shd w:val="clear" w:color="000000" w:fill="auto"/>
+        <w:spacing w:before="120" w:after="80"/>
+        <w:rPr>
+          <w:rFonts w:eastAsiaTheme="majorEastAsia"/>
+          <w:b/>
+          <w:color w:val="000000"/>
+          <w:spacing w:val="-10"/>
+          <w:kern w:val="28"/>
+          <w:sz w:val="22"/>
+          <w:szCs w:val="56"/>
+        </w:rPr>
+      </w:pPr>
+      <w:r>
+        <w:rPr>
+          <w:rFonts w:eastAsiaTheme="majorEastAsia"/>
+          <w:b/>
+          <w:color w:val="000000"/>
+          <w:spacing w:val="-10"/>
+          <w:kern w:val="28"/>
+          <w:sz w:val="22"/>
+          <w:szCs w:val="56"/>
+        </w:rPr>
         <w:t>Đọc đoạn hội thoại:</w:t>
       </w:r>
     </w:p>
     <w:p>
-      <w:r>
+      <w:pPr>
+        <w:keepLines/>
+        <w:shd w:val="clear" w:color="000000" w:fill="auto"/>
+        <w:spacing w:after="160"/>
+        <w:rPr>
+          <w:rFonts w:eastAsiaTheme="majorEastAsia"/>
+          <w:color w:val="000000"/>
+          <w:spacing w:val="-10"/>
+          <w:kern w:val="28"/>
+          <w:sz w:val="22"/>
+          <w:szCs w:val="56"/>
+        </w:rPr>
+      </w:pPr>
+      <w:r>
+        <w:rPr>
+          <w:rFonts w:eastAsiaTheme="majorEastAsia"/>
+          <w:color w:val="000000"/>
+          <w:spacing w:val="-10"/>
+          <w:kern w:val="28"/>
+          <w:sz w:val="22"/>
+          <w:szCs w:val="56"/>
+        </w:rPr>
         <w:t>Minh: Are you free this Saturday, Hoa?</w:t>
       </w:r>
     </w:p>
     <w:p>
-      <w:r>
+      <w:pPr>
+        <w:keepLines/>
+        <w:shd w:val="clear" w:color="000000" w:fill="auto"/>
+        <w:spacing w:after="160"/>
+        <w:rPr>
+          <w:rFonts w:eastAsiaTheme="majorEastAsia"/>
+          <w:color w:val="000000"/>
+          <w:spacing w:val="-10"/>
+          <w:kern w:val="28"/>
+          <w:sz w:val="22"/>
+          <w:szCs w:val="56"/>
+        </w:rPr>
+      </w:pPr>
+      <w:r>
+        <w:rPr>
+          <w:rFonts w:eastAsiaTheme="majorEastAsia"/>
+          <w:color w:val="000000"/>
+          <w:spacing w:val="-10"/>
+          <w:kern w:val="28"/>
+          <w:sz w:val="22"/>
+          <w:szCs w:val="56"/>
+        </w:rPr>
         <w:t>Hoa: Yes, I am. Why?</w:t>
       </w:r>
     </w:p>
     <w:p>
-      <w:r>
+      <w:pPr>
+        <w:keepLines/>
+        <w:shd w:val="clear" w:color="000000" w:fill="auto"/>
+        <w:spacing w:after="160"/>
+        <w:rPr>
+          <w:rFonts w:eastAsiaTheme="majorEastAsia"/>
+          <w:color w:val="000000"/>
+          <w:spacing w:val="-10"/>
+          <w:kern w:val="28"/>
+          <w:sz w:val="22"/>
+          <w:szCs w:val="56"/>
+        </w:rPr>
+      </w:pPr>
+      <w:r>
+        <w:rPr>
+          <w:rFonts w:eastAsiaTheme="majorEastAsia"/>
+          <w:color w:val="000000"/>
+          <w:spacing w:val="-10"/>
+          <w:kern w:val="28"/>
+          <w:sz w:val="22"/>
+          <w:szCs w:val="56"/>
+        </w:rPr>
         <w:t>Minh: Do you want to visit the new museum?</w:t>
       </w:r>
     </w:p>
     <w:p>
-      <w:r>
+      <w:pPr>
+        <w:keepLines/>
+        <w:shd w:val="clear" w:color="000000" w:fill="auto"/>
+        <w:spacing w:after="160"/>
+        <w:rPr>
+          <w:rFonts w:eastAsiaTheme="majorEastAsia"/>
+          <w:color w:val="000000"/>
+          <w:spacing w:val="-10"/>
+          <w:kern w:val="28"/>
+          <w:sz w:val="22"/>
+          <w:szCs w:val="56"/>
+        </w:rPr>
+      </w:pPr>
+      <w:r>
+        <w:rPr>
+          <w:rFonts w:eastAsiaTheme="majorEastAsia"/>
+          <w:color w:val="000000"/>
+          <w:spacing w:val="-10"/>
+          <w:kern w:val="28"/>
+          <w:sz w:val="22"/>
+          <w:szCs w:val="56"/>
+        </w:rPr>
         <w:t>Hoa: Yes, I do. Has Lan seen it yet?</w:t>
       </w:r>
     </w:p>
     <w:p>
-      <w:r>
+      <w:pPr>
+        <w:keepLines/>
+        <w:shd w:val="clear" w:color="000000" w:fill="auto"/>
+        <w:spacing w:after="160"/>
+        <w:rPr>
+          <w:rFonts w:eastAsiaTheme="majorEastAsia"/>
+          <w:color w:val="000000"/>
+          <w:spacing w:val="-10"/>
+          <w:kern w:val="28"/>
+          <w:sz w:val="22"/>
+          <w:szCs w:val="56"/>
+        </w:rPr>
+      </w:pPr>
+      <w:r>
+        <w:rPr>
+          <w:rFonts w:eastAsiaTheme="majorEastAsia"/>
+          <w:color w:val="000000"/>
+          <w:spacing w:val="-10"/>
+          <w:kern w:val="28"/>
+          <w:sz w:val="22"/>
+          <w:szCs w:val="56"/>
+        </w:rPr>
         <w:t>Minh: No, she hasn't. I will ask her. Can you meet us at 8 a.m.?</w:t>
       </w:r>
     </w:p>
     <w:p>
-      <w:r>
+      <w:pPr>
+        <w:keepLines/>
+        <w:shd w:val="clear" w:color="000000" w:fill="auto"/>
+        <w:spacing w:after="160"/>
+        <w:rPr>
+          <w:rFonts w:eastAsiaTheme="majorEastAsia"/>
+          <w:color w:val="000000"/>
+          <w:spacing w:val="-10"/>
+          <w:kern w:val="28"/>
+          <w:sz w:val="22"/>
+          <w:szCs w:val="56"/>
+        </w:rPr>
+      </w:pPr>
+      <w:r>
+        <w:rPr>
+          <w:rFonts w:eastAsiaTheme="majorEastAsia"/>
+          <w:color w:val="000000"/>
+          <w:spacing w:val="-10"/>
+          <w:kern w:val="28"/>
+          <w:sz w:val="22"/>
+          <w:szCs w:val="56"/>
+        </w:rPr>
         <w:t>Hoa: Yes, I can. Should we take the bus?</w:t>
       </w:r>
     </w:p>
     <w:p>
-      <w:r>
+      <w:pPr>
+        <w:keepLines/>
+        <w:shd w:val="clear" w:color="000000" w:fill="auto"/>
+        <w:spacing w:after="160"/>
+        <w:rPr>
+          <w:rFonts w:eastAsiaTheme="majorEastAsia"/>
+          <w:color w:val="000000"/>
+          <w:spacing w:val="-10"/>
+          <w:kern w:val="28"/>
+          <w:sz w:val="22"/>
+          <w:szCs w:val="56"/>
+        </w:rPr>
+      </w:pPr>
+      <w:r>
+        <w:rPr>
+          <w:rFonts w:eastAsiaTheme="majorEastAsia"/>
+          <w:color w:val="000000"/>
+          <w:spacing w:val="-10"/>
+          <w:kern w:val="28"/>
+          <w:sz w:val="22"/>
+          <w:szCs w:val="56"/>
+        </w:rPr>
         <w:t>Minh: No, we shouldn't. My brother can drive us.</w:t>
       </w:r>
     </w:p>
     <w:p>
-      <w:r>
+      <w:pPr>
+        <w:keepNext/>
+        <w:shd w:val="clear" w:color="000000" w:fill="auto"/>
+        <w:spacing w:before="120" w:after="80"/>
+        <w:rPr>
+          <w:rFonts w:eastAsiaTheme="majorEastAsia"/>
+          <w:b/>
+          <w:color w:val="000000"/>
+          <w:spacing w:val="-10"/>
+          <w:kern w:val="28"/>
+          <w:sz w:val="22"/>
+          <w:szCs w:val="56"/>
+        </w:rPr>
+      </w:pPr>
+      <w:r>
+        <w:rPr>
+          <w:rFonts w:eastAsiaTheme="majorEastAsia"/>
+          <w:b/>
+          <w:color w:val="000000"/>
+          <w:spacing w:val="-10"/>
+          <w:kern w:val="28"/>
+          <w:sz w:val="22"/>
+          <w:szCs w:val="56"/>
+        </w:rPr>
         <w:t>Trả lời câu hỏi:</w:t>
       </w:r>
     </w:p>
     <w:p>
-      <w:r>
+      <w:pPr>
+        <w:keepNext/>
+        <w:shd w:val="clear" w:color="000000" w:fill="auto"/>
+        <w:spacing w:before="120" w:after="60"/>
+        <w:rPr>
+          <w:rFonts w:eastAsiaTheme="majorEastAsia"/>
+          <w:color w:val="000000"/>
+          <w:spacing w:val="-10"/>
+          <w:kern w:val="28"/>
+          <w:sz w:val="22"/>
+          <w:szCs w:val="56"/>
+        </w:rPr>
+      </w:pPr>
+      <w:r>
+        <w:rPr>
+          <w:rFonts w:eastAsiaTheme="majorEastAsia"/>
+          <w:color w:val="000000"/>
+          <w:spacing w:val="-10"/>
+          <w:kern w:val="28"/>
+          <w:sz w:val="22"/>
+          <w:szCs w:val="56"/>
+        </w:rPr>
         <w:t>1. Is Hoa free this Saturday?</w:t>
       </w:r>
     </w:p>
     <w:p>
-      <w:r>
+      <w:pPr>
+        <w:keepNext/>
+        <w:shd w:val="clear" w:color="000000" w:fill="auto"/>
+        <w:spacing w:before="120" w:after="60"/>
+        <w:rPr>
+          <w:rFonts w:eastAsiaTheme="majorEastAsia"/>
+          <w:color w:val="000000"/>
+          <w:spacing w:val="-10"/>
+          <w:kern w:val="28"/>
+          <w:sz w:val="22"/>
+          <w:szCs w:val="56"/>
+        </w:rPr>
+      </w:pPr>
+      <w:r>
+        <w:rPr>
+          <w:rFonts w:eastAsiaTheme="majorEastAsia"/>
+          <w:color w:val="000000"/>
+          <w:spacing w:val="-10"/>
+          <w:kern w:val="28"/>
+          <w:sz w:val="22"/>
+          <w:szCs w:val="56"/>
+        </w:rPr>
         <w:t>2. Does Minh want to visit a museum?</w:t>
       </w:r>
     </w:p>
     <w:p>
-      <w:r>
+      <w:pPr>
+        <w:keepNext/>
+        <w:shd w:val="clear" w:color="000000" w:fill="auto"/>
+        <w:spacing w:before="120" w:after="60"/>
+        <w:rPr>
+          <w:rFonts w:eastAsiaTheme="majorEastAsia"/>
+          <w:color w:val="000000"/>
+          <w:spacing w:val="-10"/>
+          <w:kern w:val="28"/>
+          <w:sz w:val="22"/>
+          <w:szCs w:val="56"/>
+        </w:rPr>
+      </w:pPr>
+      <w:r>
+        <w:rPr>
+          <w:rFonts w:eastAsiaTheme="majorEastAsia"/>
+          <w:color w:val="000000"/>
+          <w:spacing w:val="-10"/>
+          <w:kern w:val="28"/>
+          <w:sz w:val="22"/>
+          <w:szCs w:val="56"/>
+        </w:rPr>
         <w:t>3. Is the museum new?</w:t>
       </w:r>
     </w:p>
     <w:p>
-      <w:r>
+      <w:pPr>
+        <w:keepNext/>
+        <w:shd w:val="clear" w:color="000000" w:fill="auto"/>
+        <w:spacing w:before="120" w:after="60"/>
+        <w:rPr>
+          <w:rFonts w:eastAsiaTheme="majorEastAsia"/>
+          <w:color w:val="000000"/>
+          <w:spacing w:val="-10"/>
+          <w:kern w:val="28"/>
+          <w:sz w:val="22"/>
+          <w:szCs w:val="56"/>
+        </w:rPr>
+      </w:pPr>
+      <w:r>
+        <w:rPr>
+          <w:rFonts w:eastAsiaTheme="majorEastAsia"/>
+          <w:color w:val="000000"/>
+          <w:spacing w:val="-10"/>
+          <w:kern w:val="28"/>
+          <w:sz w:val="22"/>
+          <w:szCs w:val="56"/>
+        </w:rPr>
         <w:t>4. Has Lan seen it yet?</w:t>
       </w:r>
     </w:p>
     <w:p>
-      <w:r>
+      <w:pPr>
+        <w:keepNext/>
+        <w:shd w:val="clear" w:color="000000" w:fill="auto"/>
+        <w:spacing w:before="120" w:after="60"/>
+        <w:rPr>
+          <w:rFonts w:eastAsiaTheme="majorEastAsia"/>
+          <w:color w:val="000000"/>
+          <w:spacing w:val="-10"/>
+          <w:kern w:val="28"/>
+          <w:sz w:val="22"/>
+          <w:szCs w:val="56"/>
+        </w:rPr>
+      </w:pPr>
+      <w:r>
+        <w:rPr>
+          <w:rFonts w:eastAsiaTheme="majorEastAsia"/>
+          <w:color w:val="000000"/>
+          <w:spacing w:val="-10"/>
+          <w:kern w:val="28"/>
+          <w:sz w:val="22"/>
+          <w:szCs w:val="56"/>
+        </w:rPr>
         <w:t>5. Will Minh ask Lan?</w:t>
       </w:r>
     </w:p>
     <w:p>
-      <w:r>
+      <w:pPr>
+        <w:keepNext/>
+        <w:shd w:val="clear" w:color="000000" w:fill="auto"/>
+        <w:spacing w:before="120" w:after="60"/>
+        <w:rPr>
+          <w:rFonts w:eastAsiaTheme="majorEastAsia"/>
+          <w:color w:val="000000"/>
+          <w:spacing w:val="-10"/>
+          <w:kern w:val="28"/>
+          <w:sz w:val="22"/>
+          <w:szCs w:val="56"/>
+        </w:rPr>
+      </w:pPr>
+      <w:r>
+        <w:rPr>
+          <w:rFonts w:eastAsiaTheme="majorEastAsia"/>
+          <w:color w:val="000000"/>
+          <w:spacing w:val="-10"/>
+          <w:kern w:val="28"/>
+          <w:sz w:val="22"/>
+          <w:szCs w:val="56"/>
+        </w:rPr>
         <w:t>6. Can Hoa meet them at 8 a.m.?</w:t>
       </w:r>
     </w:p>
     <w:p>
-      <w:r>
+      <w:pPr>
+        <w:keepNext/>
+        <w:shd w:val="clear" w:color="000000" w:fill="auto"/>
+        <w:spacing w:before="120" w:after="60"/>
+        <w:rPr>
+          <w:rFonts w:eastAsiaTheme="majorEastAsia"/>
+          <w:color w:val="000000"/>
+          <w:spacing w:val="-10"/>
+          <w:kern w:val="28"/>
+          <w:sz w:val="22"/>
+          <w:szCs w:val="56"/>
+        </w:rPr>
+      </w:pPr>
+      <w:r>
+        <w:rPr>
+          <w:rFonts w:eastAsiaTheme="majorEastAsia"/>
+          <w:color w:val="000000"/>
+          <w:spacing w:val="-10"/>
+          <w:kern w:val="28"/>
+          <w:sz w:val="22"/>
+          <w:szCs w:val="56"/>
+        </w:rPr>
         <w:t>7. Should they take the bus?</w:t>
       </w:r>
     </w:p>
     <w:p>
-      <w:r>
+      <w:pPr>
+        <w:keepNext/>
+        <w:shd w:val="clear" w:color="000000" w:fill="auto"/>
+        <w:spacing w:before="120" w:after="60"/>
+        <w:rPr>
+          <w:rFonts w:eastAsiaTheme="majorEastAsia"/>
+          <w:color w:val="000000"/>
+          <w:spacing w:val="-10"/>
+          <w:kern w:val="28"/>
+          <w:sz w:val="22"/>
+          <w:szCs w:val="56"/>
+        </w:rPr>
+      </w:pPr>
+      <w:r>
+        <w:rPr>
+          <w:rFonts w:eastAsiaTheme="majorEastAsia"/>
+          <w:color w:val="000000"/>
+          <w:spacing w:val="-10"/>
+          <w:kern w:val="28"/>
+          <w:sz w:val="22"/>
+          <w:szCs w:val="56"/>
+        </w:rPr>
         <w:t>8. Can Minh's brother drive?</w:t>
       </w:r>
     </w:p>
     <w:p>
-      <w:r>
+      <w:pPr>
+        <w:keepNext/>
+        <w:shd w:val="clear" w:color="000000" w:fill="auto"/>
+        <w:spacing w:before="120" w:after="60"/>
+        <w:rPr>
+          <w:rFonts w:eastAsiaTheme="majorEastAsia"/>
+          <w:color w:val="000000"/>
+          <w:spacing w:val="-10"/>
+          <w:kern w:val="28"/>
+          <w:sz w:val="22"/>
+          <w:szCs w:val="56"/>
+        </w:rPr>
+      </w:pPr>
+      <w:r>
+        <w:rPr>
+          <w:rFonts w:eastAsiaTheme="majorEastAsia"/>
+          <w:color w:val="000000"/>
+          <w:spacing w:val="-10"/>
+          <w:kern w:val="28"/>
+          <w:sz w:val="22"/>
+          <w:szCs w:val="56"/>
+        </w:rPr>
         <w:t>9. Does Hoa want to visit the museum?</w:t>
       </w:r>
     </w:p>
     <w:p>
-      <w:r>
+      <w:pPr>
+        <w:keepNext/>
+        <w:shd w:val="clear" w:color="000000" w:fill="auto"/>
+        <w:spacing w:before="120" w:after="60"/>
+        <w:rPr>
+          <w:rFonts w:eastAsiaTheme="majorEastAsia"/>
+          <w:color w:val="000000"/>
+          <w:spacing w:val="-10"/>
+          <w:kern w:val="28"/>
+          <w:sz w:val="22"/>
+          <w:szCs w:val="56"/>
+        </w:rPr>
+      </w:pPr>
+      <w:r>
+        <w:rPr>
+          <w:rFonts w:eastAsiaTheme="majorEastAsia"/>
+          <w:color w:val="000000"/>
+          <w:spacing w:val="-10"/>
+          <w:kern w:val="28"/>
+          <w:sz w:val="22"/>
+          <w:szCs w:val="56"/>
+        </w:rPr>
         <w:t>10. Are most questions in the dialogue Yes/No questions?</w:t>
       </w:r>
     </w:p>
     <w:p>
       <w:pPr>
-        <w:pStyle w:val="Heading1"/>
-      </w:pPr>
-      <w:r>
+        <w:keepNext/>
+        <w:shd w:val="clear" w:color="000000" w:fill="auto"/>
+        <w:spacing w:before="280" w:after="80"/>
+        <w:rPr>
+          <w:rFonts w:eastAsiaTheme="majorEastAsia"/>
+          <w:b/>
+          <w:color w:val="000000"/>
+          <w:spacing w:val="-10"/>
+          <w:kern w:val="28"/>
+          <w:szCs w:val="56"/>
+        </w:rPr>
+      </w:pPr>
+      <w:r>
+        <w:rPr>
+          <w:rFonts w:eastAsiaTheme="majorEastAsia"/>
+          <w:b/>
+          <w:color w:val="000000"/>
+          <w:spacing w:val="-10"/>
+          <w:kern w:val="28"/>
+          <w:szCs w:val="56"/>
+        </w:rPr>
         <w:t>PHẦN 10. VIẾT CÂU HỎI PHÙ HỢP VỚI CÂU TRẢ LỜI (10 điểm)</w:t>
       </w:r>
     </w:p>
     <w:p>
-      <w:r>
+      <w:pPr>
+        <w:keepNext/>
+        <w:shd w:val="clear" w:color="000000" w:fill="auto"/>
+        <w:spacing w:after="80"/>
+        <w:rPr>
+          <w:rFonts w:eastAsiaTheme="majorEastAsia"/>
+          <w:i/>
+          <w:color w:val="000000"/>
+          <w:spacing w:val="-10"/>
+          <w:kern w:val="28"/>
+          <w:sz w:val="22"/>
+          <w:szCs w:val="56"/>
+        </w:rPr>
+      </w:pPr>
+      <w:r>
+        <w:rPr>
+          <w:rFonts w:eastAsiaTheme="majorEastAsia"/>
+          <w:i/>
+          <w:color w:val="000000"/>
+          <w:spacing w:val="-10"/>
+          <w:kern w:val="28"/>
+          <w:sz w:val="22"/>
+          <w:szCs w:val="56"/>
+        </w:rPr>
+        <w:t>Hướng dẫn: Viết câu phù hợp với tình huống hoặc dữ kiện đã cho.</w:t>
+      </w:r>
+    </w:p>
+    <w:p>
+      <w:pPr>
+        <w:keepNext/>
+        <w:shd w:val="clear" w:color="000000" w:fill="auto"/>
+        <w:spacing w:before="120" w:after="60"/>
+        <w:rPr>
+          <w:rFonts w:eastAsiaTheme="majorEastAsia"/>
+          <w:color w:val="000000"/>
+          <w:spacing w:val="-10"/>
+          <w:kern w:val="28"/>
+          <w:sz w:val="22"/>
+          <w:szCs w:val="56"/>
+        </w:rPr>
+      </w:pPr>
+      <w:r>
+        <w:rPr>
+          <w:rFonts w:eastAsiaTheme="majorEastAsia"/>
+          <w:color w:val="000000"/>
+          <w:spacing w:val="-10"/>
+          <w:kern w:val="28"/>
+          <w:sz w:val="22"/>
+          <w:szCs w:val="56"/>
+        </w:rPr>
         <w:t>1. ______________________________? – Yes, I am a student.</w:t>
       </w:r>
     </w:p>
     <w:p>
-      <w:r>
+      <w:pPr>
+        <w:keepNext/>
+        <w:shd w:val="clear" w:color="000000" w:fill="auto"/>
+        <w:spacing w:before="120" w:after="60"/>
+        <w:rPr>
+          <w:rFonts w:eastAsiaTheme="majorEastAsia"/>
+          <w:color w:val="000000"/>
+          <w:spacing w:val="-10"/>
+          <w:kern w:val="28"/>
+          <w:sz w:val="22"/>
+          <w:szCs w:val="56"/>
+        </w:rPr>
+      </w:pPr>
+      <w:r>
+        <w:rPr>
+          <w:rFonts w:eastAsiaTheme="majorEastAsia"/>
+          <w:color w:val="000000"/>
+          <w:spacing w:val="-10"/>
+          <w:kern w:val="28"/>
+          <w:sz w:val="22"/>
+          <w:szCs w:val="56"/>
+        </w:rPr>
         <w:t>2. ______________________________? – No, she isn't at home.</w:t>
       </w:r>
     </w:p>
     <w:p>
-      <w:r>
+      <w:pPr>
+        <w:keepNext/>
+        <w:shd w:val="clear" w:color="000000" w:fill="auto"/>
+        <w:spacing w:before="120" w:after="60"/>
+        <w:rPr>
+          <w:rFonts w:eastAsiaTheme="majorEastAsia"/>
+          <w:color w:val="000000"/>
+          <w:spacing w:val="-10"/>
+          <w:kern w:val="28"/>
+          <w:sz w:val="22"/>
+          <w:szCs w:val="56"/>
+        </w:rPr>
+      </w:pPr>
+      <w:r>
+        <w:rPr>
+          <w:rFonts w:eastAsiaTheme="majorEastAsia"/>
+          <w:color w:val="000000"/>
+          <w:spacing w:val="-10"/>
+          <w:kern w:val="28"/>
+          <w:sz w:val="22"/>
+          <w:szCs w:val="56"/>
+        </w:rPr>
         <w:t>3. ______________________________? – Yes, they live in Hanoi.</w:t>
       </w:r>
     </w:p>
     <w:p>
-      <w:r>
+      <w:pPr>
+        <w:keepNext/>
+        <w:shd w:val="clear" w:color="000000" w:fill="auto"/>
+        <w:spacing w:before="120" w:after="60"/>
+        <w:rPr>
+          <w:rFonts w:eastAsiaTheme="majorEastAsia"/>
+          <w:color w:val="000000"/>
+          <w:spacing w:val="-10"/>
+          <w:kern w:val="28"/>
+          <w:sz w:val="22"/>
+          <w:szCs w:val="56"/>
+        </w:rPr>
+      </w:pPr>
+      <w:r>
+        <w:rPr>
+          <w:rFonts w:eastAsiaTheme="majorEastAsia"/>
+          <w:color w:val="000000"/>
+          <w:spacing w:val="-10"/>
+          <w:kern w:val="28"/>
+          <w:sz w:val="22"/>
+          <w:szCs w:val="56"/>
+        </w:rPr>
         <w:t>4. ______________________________? – No, he doesn't like coffee.</w:t>
       </w:r>
     </w:p>
     <w:p>
-      <w:r>
+      <w:pPr>
+        <w:keepNext/>
+        <w:shd w:val="clear" w:color="000000" w:fill="auto"/>
+        <w:spacing w:before="120" w:after="60"/>
+        <w:rPr>
+          <w:rFonts w:eastAsiaTheme="majorEastAsia"/>
+          <w:color w:val="000000"/>
+          <w:spacing w:val="-10"/>
+          <w:kern w:val="28"/>
+          <w:sz w:val="22"/>
+          <w:szCs w:val="56"/>
+        </w:rPr>
+      </w:pPr>
+      <w:r>
+        <w:rPr>
+          <w:rFonts w:eastAsiaTheme="majorEastAsia"/>
+          <w:color w:val="000000"/>
+          <w:spacing w:val="-10"/>
+          <w:kern w:val="28"/>
+          <w:sz w:val="22"/>
+          <w:szCs w:val="56"/>
+        </w:rPr>
         <w:t>5. ______________________________? – Yes, Lan called me.</w:t>
       </w:r>
     </w:p>
     <w:p>
-      <w:r>
+      <w:pPr>
+        <w:keepNext/>
+        <w:shd w:val="clear" w:color="000000" w:fill="auto"/>
+        <w:spacing w:before="120" w:after="60"/>
+        <w:rPr>
+          <w:rFonts w:eastAsiaTheme="majorEastAsia"/>
+          <w:color w:val="000000"/>
+          <w:spacing w:val="-10"/>
+          <w:kern w:val="28"/>
+          <w:sz w:val="22"/>
+          <w:szCs w:val="56"/>
+        </w:rPr>
+      </w:pPr>
+      <w:r>
+        <w:rPr>
+          <w:rFonts w:eastAsiaTheme="majorEastAsia"/>
+          <w:color w:val="000000"/>
+          <w:spacing w:val="-10"/>
+          <w:kern w:val="28"/>
+          <w:sz w:val="22"/>
+          <w:szCs w:val="56"/>
+        </w:rPr>
         <w:t>6. ______________________________? – No, they weren't late.</w:t>
       </w:r>
     </w:p>
     <w:p>
-      <w:r>
+      <w:pPr>
+        <w:keepNext/>
+        <w:shd w:val="clear" w:color="000000" w:fill="auto"/>
+        <w:spacing w:before="120" w:after="60"/>
+        <w:rPr>
+          <w:rFonts w:eastAsiaTheme="majorEastAsia"/>
+          <w:color w:val="000000"/>
+          <w:spacing w:val="-10"/>
+          <w:kern w:val="28"/>
+          <w:sz w:val="22"/>
+          <w:szCs w:val="56"/>
+        </w:rPr>
+      </w:pPr>
+      <w:r>
+        <w:rPr>
+          <w:rFonts w:eastAsiaTheme="majorEastAsia"/>
+          <w:color w:val="000000"/>
+          <w:spacing w:val="-10"/>
+          <w:kern w:val="28"/>
+          <w:sz w:val="22"/>
+          <w:szCs w:val="56"/>
+        </w:rPr>
         <w:t>7. ______________________________? – Yes, I have finished.</w:t>
       </w:r>
     </w:p>
     <w:p>
-      <w:r>
+      <w:pPr>
+        <w:keepNext/>
+        <w:shd w:val="clear" w:color="000000" w:fill="auto"/>
+        <w:spacing w:before="120" w:after="60"/>
+        <w:rPr>
+          <w:rFonts w:eastAsiaTheme="majorEastAsia"/>
+          <w:color w:val="000000"/>
+          <w:spacing w:val="-10"/>
+          <w:kern w:val="28"/>
+          <w:sz w:val="22"/>
+          <w:szCs w:val="56"/>
+        </w:rPr>
+      </w:pPr>
+      <w:r>
+        <w:rPr>
+          <w:rFonts w:eastAsiaTheme="majorEastAsia"/>
+          <w:color w:val="000000"/>
+          <w:spacing w:val="-10"/>
+          <w:kern w:val="28"/>
+          <w:sz w:val="22"/>
+          <w:szCs w:val="56"/>
+        </w:rPr>
         <w:t>8. ______________________________? – No, Mai can't drive.</w:t>
       </w:r>
     </w:p>
     <w:p>
-      <w:r>
+      <w:pPr>
+        <w:keepNext/>
+        <w:shd w:val="clear" w:color="000000" w:fill="auto"/>
+        <w:spacing w:before="120" w:after="60"/>
+        <w:rPr>
+          <w:rFonts w:eastAsiaTheme="majorEastAsia"/>
+          <w:color w:val="000000"/>
+          <w:spacing w:val="-10"/>
+          <w:kern w:val="28"/>
+          <w:sz w:val="22"/>
+          <w:szCs w:val="56"/>
+        </w:rPr>
+      </w:pPr>
+      <w:r>
+        <w:rPr>
+          <w:rFonts w:eastAsiaTheme="majorEastAsia"/>
+          <w:color w:val="000000"/>
+          <w:spacing w:val="-10"/>
+          <w:kern w:val="28"/>
+          <w:sz w:val="22"/>
+          <w:szCs w:val="56"/>
+        </w:rPr>
         <w:t>9. ______________________________? – Yes, he will come tomorrow.</w:t>
       </w:r>
     </w:p>
     <w:p>
-      <w:r>
+      <w:pPr>
+        <w:keepNext/>
+        <w:shd w:val="clear" w:color="000000" w:fill="auto"/>
+        <w:spacing w:before="120" w:after="60"/>
+        <w:rPr>
+          <w:rFonts w:eastAsiaTheme="majorEastAsia"/>
+          <w:color w:val="000000"/>
+          <w:spacing w:val="-10"/>
+          <w:kern w:val="28"/>
+          <w:sz w:val="22"/>
+          <w:szCs w:val="56"/>
+        </w:rPr>
+      </w:pPr>
+      <w:r>
+        <w:rPr>
+          <w:rFonts w:eastAsiaTheme="majorEastAsia"/>
+          <w:color w:val="000000"/>
+          <w:spacing w:val="-10"/>
+          <w:kern w:val="28"/>
+          <w:sz w:val="22"/>
+          <w:szCs w:val="56"/>
+        </w:rPr>
         <w:t>10. ______________________________? – No, we shouldn't leave now.</w:t>
       </w:r>
     </w:p>
     <w:p>
       <w:pPr>
-        <w:spacing w:after="160"/>
-      </w:pPr>
-      <w:r>
-        <w:br w:type="page"/>
-      </w:r>
-    </w:p>
-    <w:p>
-      <w:pPr>
-        <w:pStyle w:val="Title"/>
+        <w:keepNext/>
+        <w:pageBreakBefore/>
+        <w:shd w:val="clear" w:color="000000" w:fill="auto"/>
+        <w:spacing w:before="240" w:after="80"/>
         <w:jc w:val="center"/>
         <w:rPr>
-          <w:rFonts w:ascii="Arial" w:hAnsi="Arial" w:cs="Arial"/>
+          <w:rFonts w:eastAsiaTheme="majorEastAsia"/>
           <w:b/>
-          <w:sz w:val="32"/>
-        </w:rPr>
-      </w:pPr>
-      <w:r>
-        <w:rPr>
-          <w:rFonts w:ascii="Arial" w:hAnsi="Arial" w:cs="Arial"/>
+          <w:color w:val="000000"/>
+          <w:spacing w:val="-10"/>
+          <w:kern w:val="28"/>
+          <w:sz w:val="30"/>
+          <w:szCs w:val="56"/>
+        </w:rPr>
+      </w:pPr>
+      <w:r>
+        <w:rPr>
+          <w:rFonts w:eastAsiaTheme="majorEastAsia"/>
           <w:b/>
-          <w:sz w:val="32"/>
+          <w:color w:val="000000"/>
+          <w:spacing w:val="-10"/>
+          <w:kern w:val="28"/>
+          <w:sz w:val="30"/>
+          <w:szCs w:val="56"/>
         </w:rPr>
         <w:t>ĐÁP ÁN</w:t>
       </w:r>
     </w:p>
     <w:p>
       <w:pPr>
-        <w:pStyle w:val="Title"/>
+        <w:keepNext/>
+        <w:pageBreakBefore/>
+        <w:shd w:val="clear" w:color="000000" w:fill="auto"/>
+        <w:spacing w:after="240"/>
         <w:jc w:val="center"/>
         <w:rPr>
-          <w:rFonts w:ascii="Arial" w:hAnsi="Arial" w:cs="Arial"/>
+          <w:rFonts w:eastAsiaTheme="majorEastAsia"/>
           <w:b/>
-          <w:sz w:val="36"/>
-        </w:rPr>
-      </w:pPr>
-      <w:r>
-        <w:rPr>
-          <w:rFonts w:ascii="Arial" w:hAnsi="Arial" w:cs="Arial"/>
+          <w:color w:val="000000"/>
+          <w:spacing w:val="-10"/>
+          <w:kern w:val="28"/>
+          <w:sz w:val="30"/>
+          <w:szCs w:val="56"/>
+        </w:rPr>
+      </w:pPr>
+      <w:r>
+        <w:rPr>
+          <w:rFonts w:eastAsiaTheme="majorEastAsia"/>
           <w:b/>
-          <w:sz w:val="36"/>
-        </w:rPr>
-        <w:t>BÀI TẬP NGÀY 34 – CÂU HỎI YES/NO</w:t>
-      </w:r>
-    </w:p>
-    <w:p>
-      <w:pPr>
-        <w:pStyle w:val="Heading1"/>
-      </w:pPr>
-      <w:r>
+          <w:color w:val="000000"/>
+          <w:spacing w:val="-10"/>
+          <w:kern w:val="28"/>
+          <w:sz w:val="30"/>
+          <w:szCs w:val="56"/>
+        </w:rPr>
         <w:t>PHẦN 1</w:t>
       </w:r>
     </w:p>
     <w:p>
-      <w:r>
-        <w:t>1. A</w:t>
-      </w:r>
-    </w:p>
-    <w:p>
-      <w:r>
-        <w:t>2. B</w:t>
-      </w:r>
-    </w:p>
-    <w:p>
-      <w:r>
-        <w:t>3. A</w:t>
-      </w:r>
-    </w:p>
-    <w:p>
-      <w:r>
-        <w:t>4. B</w:t>
-      </w:r>
-    </w:p>
-    <w:p>
-      <w:r>
-        <w:t>5. B</w:t>
-      </w:r>
-    </w:p>
-    <w:p>
-      <w:r>
-        <w:t>6. A</w:t>
-      </w:r>
-    </w:p>
-    <w:p>
-      <w:r>
-        <w:t>7. C</w:t>
-      </w:r>
-    </w:p>
-    <w:p>
-      <w:r>
-        <w:t>8. A</w:t>
-      </w:r>
-    </w:p>
-    <w:p>
-      <w:r>
-        <w:t>9. B</w:t>
-      </w:r>
-    </w:p>
-    <w:p>
-      <w:r>
-        <w:t>10. A</w:t>
-      </w:r>
-    </w:p>
-    <w:p>
-      <w:pPr>
-        <w:pStyle w:val="Heading1"/>
-      </w:pPr>
-      <w:r>
+      <w:pPr>
+        <w:shd w:val="clear" w:color="000000" w:fill="auto"/>
+        <w:spacing w:after="160"/>
+        <w:ind w:left="198"/>
+        <w:rPr>
+          <w:rFonts w:eastAsiaTheme="majorEastAsia"/>
+          <w:color w:val="000000"/>
+          <w:spacing w:val="-10"/>
+          <w:kern w:val="28"/>
+          <w:sz w:val="22"/>
+          <w:szCs w:val="56"/>
+        </w:rPr>
+      </w:pPr>
+      <w:r>
+        <w:rPr>
+          <w:rFonts w:eastAsiaTheme="majorEastAsia"/>
+          <w:color w:val="000000"/>
+          <w:spacing w:val="-10"/>
+          <w:kern w:val="28"/>
+          <w:sz w:val="22"/>
+          <w:szCs w:val="56"/>
+        </w:rPr>
+        <w:t>Câu 1: A</w:t>
+      </w:r>
+    </w:p>
+    <w:p>
+      <w:pPr>
+        <w:shd w:val="clear" w:color="000000" w:fill="auto"/>
+        <w:spacing w:after="160"/>
+        <w:ind w:left="198"/>
+        <w:rPr>
+          <w:rFonts w:eastAsiaTheme="majorEastAsia"/>
+          <w:color w:val="000000"/>
+          <w:spacing w:val="-10"/>
+          <w:kern w:val="28"/>
+          <w:sz w:val="22"/>
+          <w:szCs w:val="56"/>
+        </w:rPr>
+      </w:pPr>
+      <w:r>
+        <w:rPr>
+          <w:rFonts w:eastAsiaTheme="majorEastAsia"/>
+          <w:color w:val="000000"/>
+          <w:spacing w:val="-10"/>
+          <w:kern w:val="28"/>
+          <w:sz w:val="22"/>
+          <w:szCs w:val="56"/>
+        </w:rPr>
+        <w:t>Câu 2: B</w:t>
+      </w:r>
+    </w:p>
+    <w:p>
+      <w:pPr>
+        <w:shd w:val="clear" w:color="000000" w:fill="auto"/>
+        <w:spacing w:after="160"/>
+        <w:ind w:left="198"/>
+        <w:rPr>
+          <w:rFonts w:eastAsiaTheme="majorEastAsia"/>
+          <w:color w:val="000000"/>
+          <w:spacing w:val="-10"/>
+          <w:kern w:val="28"/>
+          <w:sz w:val="22"/>
+          <w:szCs w:val="56"/>
+        </w:rPr>
+      </w:pPr>
+      <w:r>
+        <w:rPr>
+          <w:rFonts w:eastAsiaTheme="majorEastAsia"/>
+          <w:color w:val="000000"/>
+          <w:spacing w:val="-10"/>
+          <w:kern w:val="28"/>
+          <w:sz w:val="22"/>
+          <w:szCs w:val="56"/>
+        </w:rPr>
+        <w:t>Câu 3: A</w:t>
+      </w:r>
+    </w:p>
+    <w:p>
+      <w:pPr>
+        <w:shd w:val="clear" w:color="000000" w:fill="auto"/>
+        <w:spacing w:after="160"/>
+        <w:ind w:left="198"/>
+        <w:rPr>
+          <w:rFonts w:eastAsiaTheme="majorEastAsia"/>
+          <w:color w:val="000000"/>
+          <w:spacing w:val="-10"/>
+          <w:kern w:val="28"/>
+          <w:sz w:val="22"/>
+          <w:szCs w:val="56"/>
+        </w:rPr>
+      </w:pPr>
+      <w:r>
+        <w:rPr>
+          <w:rFonts w:eastAsiaTheme="majorEastAsia"/>
+          <w:color w:val="000000"/>
+          <w:spacing w:val="-10"/>
+          <w:kern w:val="28"/>
+          <w:sz w:val="22"/>
+          <w:szCs w:val="56"/>
+        </w:rPr>
+        <w:t>Câu 4: B</w:t>
+      </w:r>
+    </w:p>
+    <w:p>
+      <w:pPr>
+        <w:shd w:val="clear" w:color="000000" w:fill="auto"/>
+        <w:spacing w:after="160"/>
+        <w:ind w:left="198"/>
+        <w:rPr>
+          <w:rFonts w:eastAsiaTheme="majorEastAsia"/>
+          <w:color w:val="000000"/>
+          <w:spacing w:val="-10"/>
+          <w:kern w:val="28"/>
+          <w:sz w:val="22"/>
+          <w:szCs w:val="56"/>
+        </w:rPr>
+      </w:pPr>
+      <w:r>
+        <w:rPr>
+          <w:rFonts w:eastAsiaTheme="majorEastAsia"/>
+          <w:color w:val="000000"/>
+          <w:spacing w:val="-10"/>
+          <w:kern w:val="28"/>
+          <w:sz w:val="22"/>
+          <w:szCs w:val="56"/>
+        </w:rPr>
+        <w:t>Câu 5: B</w:t>
+      </w:r>
+    </w:p>
+    <w:p>
+      <w:pPr>
+        <w:shd w:val="clear" w:color="000000" w:fill="auto"/>
+        <w:spacing w:after="160"/>
+        <w:ind w:left="198"/>
+        <w:rPr>
+          <w:rFonts w:eastAsiaTheme="majorEastAsia"/>
+          <w:color w:val="000000"/>
+          <w:spacing w:val="-10"/>
+          <w:kern w:val="28"/>
+          <w:sz w:val="22"/>
+          <w:szCs w:val="56"/>
+        </w:rPr>
+      </w:pPr>
+      <w:r>
+        <w:rPr>
+          <w:rFonts w:eastAsiaTheme="majorEastAsia"/>
+          <w:color w:val="000000"/>
+          <w:spacing w:val="-10"/>
+          <w:kern w:val="28"/>
+          <w:sz w:val="22"/>
+          <w:szCs w:val="56"/>
+        </w:rPr>
+        <w:t>Câu 6: A</w:t>
+      </w:r>
+    </w:p>
+    <w:p>
+      <w:pPr>
+        <w:shd w:val="clear" w:color="000000" w:fill="auto"/>
+        <w:spacing w:after="160"/>
+        <w:ind w:left="198"/>
+        <w:rPr>
+          <w:rFonts w:eastAsiaTheme="majorEastAsia"/>
+          <w:color w:val="000000"/>
+          <w:spacing w:val="-10"/>
+          <w:kern w:val="28"/>
+          <w:sz w:val="22"/>
+          <w:szCs w:val="56"/>
+        </w:rPr>
+      </w:pPr>
+      <w:r>
+        <w:rPr>
+          <w:rFonts w:eastAsiaTheme="majorEastAsia"/>
+          <w:color w:val="000000"/>
+          <w:spacing w:val="-10"/>
+          <w:kern w:val="28"/>
+          <w:sz w:val="22"/>
+          <w:szCs w:val="56"/>
+        </w:rPr>
+        <w:t>Câu 7: C</w:t>
+      </w:r>
+    </w:p>
+    <w:p>
+      <w:pPr>
+        <w:shd w:val="clear" w:color="000000" w:fill="auto"/>
+        <w:spacing w:after="160"/>
+        <w:ind w:left="198"/>
+        <w:rPr>
+          <w:rFonts w:eastAsiaTheme="majorEastAsia"/>
+          <w:color w:val="000000"/>
+          <w:spacing w:val="-10"/>
+          <w:kern w:val="28"/>
+          <w:sz w:val="22"/>
+          <w:szCs w:val="56"/>
+        </w:rPr>
+      </w:pPr>
+      <w:r>
+        <w:rPr>
+          <w:rFonts w:eastAsiaTheme="majorEastAsia"/>
+          <w:color w:val="000000"/>
+          <w:spacing w:val="-10"/>
+          <w:kern w:val="28"/>
+          <w:sz w:val="22"/>
+          <w:szCs w:val="56"/>
+        </w:rPr>
+        <w:t>Câu 8: A</w:t>
+      </w:r>
+    </w:p>
+    <w:p>
+      <w:pPr>
+        <w:shd w:val="clear" w:color="000000" w:fill="auto"/>
+        <w:spacing w:after="160"/>
+        <w:ind w:left="198"/>
+        <w:rPr>
+          <w:rFonts w:eastAsiaTheme="majorEastAsia"/>
+          <w:color w:val="000000"/>
+          <w:spacing w:val="-10"/>
+          <w:kern w:val="28"/>
+          <w:sz w:val="22"/>
+          <w:szCs w:val="56"/>
+        </w:rPr>
+      </w:pPr>
+      <w:r>
+        <w:rPr>
+          <w:rFonts w:eastAsiaTheme="majorEastAsia"/>
+          <w:color w:val="000000"/>
+          <w:spacing w:val="-10"/>
+          <w:kern w:val="28"/>
+          <w:sz w:val="22"/>
+          <w:szCs w:val="56"/>
+        </w:rPr>
+        <w:t>Câu 9: B</w:t>
+      </w:r>
+    </w:p>
+    <w:p>
+      <w:pPr>
+        <w:shd w:val="clear" w:color="000000" w:fill="auto"/>
+        <w:spacing w:after="160"/>
+        <w:ind w:left="198"/>
+        <w:rPr>
+          <w:rFonts w:eastAsiaTheme="majorEastAsia"/>
+          <w:color w:val="000000"/>
+          <w:spacing w:val="-10"/>
+          <w:kern w:val="28"/>
+          <w:sz w:val="22"/>
+          <w:szCs w:val="56"/>
+        </w:rPr>
+      </w:pPr>
+      <w:r>
+        <w:rPr>
+          <w:rFonts w:eastAsiaTheme="majorEastAsia"/>
+          <w:color w:val="000000"/>
+          <w:spacing w:val="-10"/>
+          <w:kern w:val="28"/>
+          <w:sz w:val="22"/>
+          <w:szCs w:val="56"/>
+        </w:rPr>
+        <w:t>Câu 10: A</w:t>
+      </w:r>
+    </w:p>
+    <w:p>
+      <w:pPr>
+        <w:keepNext/>
+        <w:shd w:val="clear" w:color="000000" w:fill="auto"/>
+        <w:spacing w:before="240" w:after="80"/>
+        <w:rPr>
+          <w:rFonts w:eastAsiaTheme="majorEastAsia"/>
+          <w:b/>
+          <w:color w:val="000000"/>
+          <w:spacing w:val="-10"/>
+          <w:kern w:val="28"/>
+          <w:sz w:val="22"/>
+          <w:szCs w:val="56"/>
+        </w:rPr>
+      </w:pPr>
+      <w:r>
+        <w:rPr>
+          <w:rFonts w:eastAsiaTheme="majorEastAsia"/>
+          <w:b/>
+          <w:color w:val="000000"/>
+          <w:spacing w:val="-10"/>
+          <w:kern w:val="28"/>
+          <w:sz w:val="22"/>
+          <w:szCs w:val="56"/>
+        </w:rPr>
         <w:t>PHẦN 2</w:t>
       </w:r>
     </w:p>
     <w:p>
-      <w:r>
-        <w:t>1. Are</w:t>
-      </w:r>
-    </w:p>
-    <w:p>
-      <w:r>
-        <w:t>2. Does</w:t>
-      </w:r>
-    </w:p>
-    <w:p>
-      <w:r>
-        <w:t>3. Did</w:t>
-      </w:r>
-    </w:p>
-    <w:p>
-      <w:r>
-        <w:t>4. Is</w:t>
-      </w:r>
-    </w:p>
-    <w:p>
-      <w:r>
-        <w:t>5. Have</w:t>
-      </w:r>
-    </w:p>
-    <w:p>
-      <w:r>
-        <w:t>6. Are</w:t>
-      </w:r>
-    </w:p>
-    <w:p>
-      <w:r>
-        <w:t>7. Does</w:t>
-      </w:r>
-    </w:p>
-    <w:p>
-      <w:r>
-        <w:t>8. Did</w:t>
-      </w:r>
-    </w:p>
-    <w:p>
-      <w:r>
-        <w:t>9. Will</w:t>
-      </w:r>
-    </w:p>
-    <w:p>
-      <w:r>
-        <w:t>10. Can / May</w:t>
-      </w:r>
-    </w:p>
-    <w:p>
-      <w:pPr>
-        <w:pStyle w:val="Heading1"/>
-      </w:pPr>
-      <w:r>
+      <w:pPr>
+        <w:shd w:val="clear" w:color="000000" w:fill="auto"/>
+        <w:spacing w:after="160"/>
+        <w:ind w:left="198"/>
+        <w:rPr>
+          <w:rFonts w:eastAsiaTheme="majorEastAsia"/>
+          <w:color w:val="000000"/>
+          <w:spacing w:val="-10"/>
+          <w:kern w:val="28"/>
+          <w:sz w:val="22"/>
+          <w:szCs w:val="56"/>
+        </w:rPr>
+      </w:pPr>
+      <w:r>
+        <w:rPr>
+          <w:rFonts w:eastAsiaTheme="majorEastAsia"/>
+          <w:color w:val="000000"/>
+          <w:spacing w:val="-10"/>
+          <w:kern w:val="28"/>
+          <w:sz w:val="22"/>
+          <w:szCs w:val="56"/>
+        </w:rPr>
+        <w:t>Câu 1: Are</w:t>
+      </w:r>
+    </w:p>
+    <w:p>
+      <w:pPr>
+        <w:shd w:val="clear" w:color="000000" w:fill="auto"/>
+        <w:spacing w:after="160"/>
+        <w:ind w:left="198"/>
+        <w:rPr>
+          <w:rFonts w:eastAsiaTheme="majorEastAsia"/>
+          <w:color w:val="000000"/>
+          <w:spacing w:val="-10"/>
+          <w:kern w:val="28"/>
+          <w:sz w:val="22"/>
+          <w:szCs w:val="56"/>
+        </w:rPr>
+      </w:pPr>
+      <w:r>
+        <w:rPr>
+          <w:rFonts w:eastAsiaTheme="majorEastAsia"/>
+          <w:color w:val="000000"/>
+          <w:spacing w:val="-10"/>
+          <w:kern w:val="28"/>
+          <w:sz w:val="22"/>
+          <w:szCs w:val="56"/>
+        </w:rPr>
+        <w:t>Câu 2: Does</w:t>
+      </w:r>
+    </w:p>
+    <w:p>
+      <w:pPr>
+        <w:shd w:val="clear" w:color="000000" w:fill="auto"/>
+        <w:spacing w:after="160"/>
+        <w:ind w:left="198"/>
+        <w:rPr>
+          <w:rFonts w:eastAsiaTheme="majorEastAsia"/>
+          <w:color w:val="000000"/>
+          <w:spacing w:val="-10"/>
+          <w:kern w:val="28"/>
+          <w:sz w:val="22"/>
+          <w:szCs w:val="56"/>
+        </w:rPr>
+      </w:pPr>
+      <w:r>
+        <w:rPr>
+          <w:rFonts w:eastAsiaTheme="majorEastAsia"/>
+          <w:color w:val="000000"/>
+          <w:spacing w:val="-10"/>
+          <w:kern w:val="28"/>
+          <w:sz w:val="22"/>
+          <w:szCs w:val="56"/>
+        </w:rPr>
+        <w:t>Câu 3: Did</w:t>
+      </w:r>
+    </w:p>
+    <w:p>
+      <w:pPr>
+        <w:shd w:val="clear" w:color="000000" w:fill="auto"/>
+        <w:spacing w:after="160"/>
+        <w:ind w:left="198"/>
+        <w:rPr>
+          <w:rFonts w:eastAsiaTheme="majorEastAsia"/>
+          <w:color w:val="000000"/>
+          <w:spacing w:val="-10"/>
+          <w:kern w:val="28"/>
+          <w:sz w:val="22"/>
+          <w:szCs w:val="56"/>
+        </w:rPr>
+      </w:pPr>
+      <w:r>
+        <w:rPr>
+          <w:rFonts w:eastAsiaTheme="majorEastAsia"/>
+          <w:color w:val="000000"/>
+          <w:spacing w:val="-10"/>
+          <w:kern w:val="28"/>
+          <w:sz w:val="22"/>
+          <w:szCs w:val="56"/>
+        </w:rPr>
+        <w:t>Câu 4: Is</w:t>
+      </w:r>
+    </w:p>
+    <w:p>
+      <w:pPr>
+        <w:shd w:val="clear" w:color="000000" w:fill="auto"/>
+        <w:spacing w:after="160"/>
+        <w:ind w:left="198"/>
+        <w:rPr>
+          <w:rFonts w:eastAsiaTheme="majorEastAsia"/>
+          <w:color w:val="000000"/>
+          <w:spacing w:val="-10"/>
+          <w:kern w:val="28"/>
+          <w:sz w:val="22"/>
+          <w:szCs w:val="56"/>
+        </w:rPr>
+      </w:pPr>
+      <w:r>
+        <w:rPr>
+          <w:rFonts w:eastAsiaTheme="majorEastAsia"/>
+          <w:color w:val="000000"/>
+          <w:spacing w:val="-10"/>
+          <w:kern w:val="28"/>
+          <w:sz w:val="22"/>
+          <w:szCs w:val="56"/>
+        </w:rPr>
+        <w:t>Câu 5: Have</w:t>
+      </w:r>
+    </w:p>
+    <w:p>
+      <w:pPr>
+        <w:shd w:val="clear" w:color="000000" w:fill="auto"/>
+        <w:spacing w:after="160"/>
+        <w:ind w:left="198"/>
+        <w:rPr>
+          <w:rFonts w:eastAsiaTheme="majorEastAsia"/>
+          <w:color w:val="000000"/>
+          <w:spacing w:val="-10"/>
+          <w:kern w:val="28"/>
+          <w:sz w:val="22"/>
+          <w:szCs w:val="56"/>
+        </w:rPr>
+      </w:pPr>
+      <w:r>
+        <w:rPr>
+          <w:rFonts w:eastAsiaTheme="majorEastAsia"/>
+          <w:color w:val="000000"/>
+          <w:spacing w:val="-10"/>
+          <w:kern w:val="28"/>
+          <w:sz w:val="22"/>
+          <w:szCs w:val="56"/>
+        </w:rPr>
+        <w:t>Câu 6: Are</w:t>
+      </w:r>
+    </w:p>
+    <w:p>
+      <w:pPr>
+        <w:shd w:val="clear" w:color="000000" w:fill="auto"/>
+        <w:spacing w:after="160"/>
+        <w:ind w:left="198"/>
+        <w:rPr>
+          <w:rFonts w:eastAsiaTheme="majorEastAsia"/>
+          <w:color w:val="000000"/>
+          <w:spacing w:val="-10"/>
+          <w:kern w:val="28"/>
+          <w:sz w:val="22"/>
+          <w:szCs w:val="56"/>
+        </w:rPr>
+      </w:pPr>
+      <w:r>
+        <w:rPr>
+          <w:rFonts w:eastAsiaTheme="majorEastAsia"/>
+          <w:color w:val="000000"/>
+          <w:spacing w:val="-10"/>
+          <w:kern w:val="28"/>
+          <w:sz w:val="22"/>
+          <w:szCs w:val="56"/>
+        </w:rPr>
+        <w:t>Câu 7: Does</w:t>
+      </w:r>
+    </w:p>
+    <w:p>
+      <w:pPr>
+        <w:shd w:val="clear" w:color="000000" w:fill="auto"/>
+        <w:spacing w:after="160"/>
+        <w:ind w:left="198"/>
+        <w:rPr>
+          <w:rFonts w:eastAsiaTheme="majorEastAsia"/>
+          <w:color w:val="000000"/>
+          <w:spacing w:val="-10"/>
+          <w:kern w:val="28"/>
+          <w:sz w:val="22"/>
+          <w:szCs w:val="56"/>
+        </w:rPr>
+      </w:pPr>
+      <w:r>
+        <w:rPr>
+          <w:rFonts w:eastAsiaTheme="majorEastAsia"/>
+          <w:color w:val="000000"/>
+          <w:spacing w:val="-10"/>
+          <w:kern w:val="28"/>
+          <w:sz w:val="22"/>
+          <w:szCs w:val="56"/>
+        </w:rPr>
+        <w:t>Câu 8: Did</w:t>
+      </w:r>
+    </w:p>
+    <w:p>
+      <w:pPr>
+        <w:shd w:val="clear" w:color="000000" w:fill="auto"/>
+        <w:spacing w:after="160"/>
+        <w:ind w:left="198"/>
+        <w:rPr>
+          <w:rFonts w:eastAsiaTheme="majorEastAsia"/>
+          <w:color w:val="000000"/>
+          <w:spacing w:val="-10"/>
+          <w:kern w:val="28"/>
+          <w:sz w:val="22"/>
+          <w:szCs w:val="56"/>
+        </w:rPr>
+      </w:pPr>
+      <w:r>
+        <w:rPr>
+          <w:rFonts w:eastAsiaTheme="majorEastAsia"/>
+          <w:color w:val="000000"/>
+          <w:spacing w:val="-10"/>
+          <w:kern w:val="28"/>
+          <w:sz w:val="22"/>
+          <w:szCs w:val="56"/>
+        </w:rPr>
+        <w:t>Câu 9: Will</w:t>
+      </w:r>
+    </w:p>
+    <w:p>
+      <w:pPr>
+        <w:shd w:val="clear" w:color="000000" w:fill="auto"/>
+        <w:spacing w:after="160"/>
+        <w:ind w:left="198"/>
+        <w:rPr>
+          <w:rFonts w:eastAsiaTheme="majorEastAsia"/>
+          <w:color w:val="000000"/>
+          <w:spacing w:val="-10"/>
+          <w:kern w:val="28"/>
+          <w:sz w:val="22"/>
+          <w:szCs w:val="56"/>
+        </w:rPr>
+      </w:pPr>
+      <w:r>
+        <w:rPr>
+          <w:rFonts w:eastAsiaTheme="majorEastAsia"/>
+          <w:color w:val="000000"/>
+          <w:spacing w:val="-10"/>
+          <w:kern w:val="28"/>
+          <w:sz w:val="22"/>
+          <w:szCs w:val="56"/>
+        </w:rPr>
+        <w:t>Câu 10: Can / May</w:t>
+      </w:r>
+    </w:p>
+    <w:p>
+      <w:pPr>
+        <w:keepNext/>
+        <w:shd w:val="clear" w:color="000000" w:fill="auto"/>
+        <w:spacing w:before="240" w:after="80"/>
+        <w:rPr>
+          <w:rFonts w:eastAsiaTheme="majorEastAsia"/>
+          <w:b/>
+          <w:color w:val="000000"/>
+          <w:spacing w:val="-10"/>
+          <w:kern w:val="28"/>
+          <w:sz w:val="22"/>
+          <w:szCs w:val="56"/>
+        </w:rPr>
+      </w:pPr>
+      <w:r>
+        <w:rPr>
+          <w:rFonts w:eastAsiaTheme="majorEastAsia"/>
+          <w:b/>
+          <w:color w:val="000000"/>
+          <w:spacing w:val="-10"/>
+          <w:kern w:val="28"/>
+          <w:sz w:val="22"/>
+          <w:szCs w:val="56"/>
+        </w:rPr>
         <w:t>PHẦN 3</w:t>
       </w:r>
     </w:p>
     <w:p>
-      <w:r>
-        <w:t>1. Is she a teacher?</w:t>
-      </w:r>
-    </w:p>
-    <w:p>
-      <w:r>
-        <w:t>2. Are they at home?</w:t>
-      </w:r>
-    </w:p>
-    <w:p>
-      <w:r>
-        <w:t>3. Do you like chocolate?</w:t>
-      </w:r>
-    </w:p>
-    <w:p>
-      <w:r>
-        <w:t>4. Does he work on Saturdays?</w:t>
-      </w:r>
-    </w:p>
-    <w:p>
-      <w:r>
-        <w:t>5. Did Lan visit Hue last year?</w:t>
-      </w:r>
-    </w:p>
-    <w:p>
-      <w:r>
-        <w:t>6. Are they watching television?</w:t>
-      </w:r>
-    </w:p>
-    <w:p>
-      <w:r>
-        <w:t>7. Has she finished the report?</w:t>
-      </w:r>
-    </w:p>
-    <w:p>
-      <w:r>
-        <w:t>8. Can you drive?</w:t>
-      </w:r>
-    </w:p>
-    <w:p>
-      <w:r>
-        <w:t>9. Will he join us tomorrow?</w:t>
-      </w:r>
-    </w:p>
-    <w:p>
-      <w:r>
-        <w:t>10. Had they left before noon?</w:t>
-      </w:r>
-    </w:p>
-    <w:p>
-      <w:pPr>
-        <w:pStyle w:val="Heading1"/>
-      </w:pPr>
-      <w:r>
+      <w:pPr>
+        <w:shd w:val="clear" w:color="000000" w:fill="auto"/>
+        <w:spacing w:after="160"/>
+        <w:ind w:left="198"/>
+        <w:rPr>
+          <w:rFonts w:eastAsiaTheme="majorEastAsia"/>
+          <w:color w:val="000000"/>
+          <w:spacing w:val="-10"/>
+          <w:kern w:val="28"/>
+          <w:sz w:val="22"/>
+          <w:szCs w:val="56"/>
+        </w:rPr>
+      </w:pPr>
+      <w:r>
+        <w:rPr>
+          <w:rFonts w:eastAsiaTheme="majorEastAsia"/>
+          <w:color w:val="000000"/>
+          <w:spacing w:val="-10"/>
+          <w:kern w:val="28"/>
+          <w:sz w:val="22"/>
+          <w:szCs w:val="56"/>
+        </w:rPr>
+        <w:t>Câu 1: Is she a teacher?</w:t>
+      </w:r>
+    </w:p>
+    <w:p>
+      <w:pPr>
+        <w:shd w:val="clear" w:color="000000" w:fill="auto"/>
+        <w:spacing w:after="160"/>
+        <w:ind w:left="198"/>
+        <w:rPr>
+          <w:rFonts w:eastAsiaTheme="majorEastAsia"/>
+          <w:color w:val="000000"/>
+          <w:spacing w:val="-10"/>
+          <w:kern w:val="28"/>
+          <w:sz w:val="22"/>
+          <w:szCs w:val="56"/>
+        </w:rPr>
+      </w:pPr>
+      <w:r>
+        <w:rPr>
+          <w:rFonts w:eastAsiaTheme="majorEastAsia"/>
+          <w:color w:val="000000"/>
+          <w:spacing w:val="-10"/>
+          <w:kern w:val="28"/>
+          <w:sz w:val="22"/>
+          <w:szCs w:val="56"/>
+        </w:rPr>
+        <w:t>Câu 2: Are they at home?</w:t>
+      </w:r>
+    </w:p>
+    <w:p>
+      <w:pPr>
+        <w:shd w:val="clear" w:color="000000" w:fill="auto"/>
+        <w:spacing w:after="160"/>
+        <w:ind w:left="198"/>
+        <w:rPr>
+          <w:rFonts w:eastAsiaTheme="majorEastAsia"/>
+          <w:color w:val="000000"/>
+          <w:spacing w:val="-10"/>
+          <w:kern w:val="28"/>
+          <w:sz w:val="22"/>
+          <w:szCs w:val="56"/>
+        </w:rPr>
+      </w:pPr>
+      <w:r>
+        <w:rPr>
+          <w:rFonts w:eastAsiaTheme="majorEastAsia"/>
+          <w:color w:val="000000"/>
+          <w:spacing w:val="-10"/>
+          <w:kern w:val="28"/>
+          <w:sz w:val="22"/>
+          <w:szCs w:val="56"/>
+        </w:rPr>
+        <w:t>Câu 3: Do you like chocolate?</w:t>
+      </w:r>
+    </w:p>
+    <w:p>
+      <w:pPr>
+        <w:shd w:val="clear" w:color="000000" w:fill="auto"/>
+        <w:spacing w:after="160"/>
+        <w:ind w:left="198"/>
+        <w:rPr>
+          <w:rFonts w:eastAsiaTheme="majorEastAsia"/>
+          <w:color w:val="000000"/>
+          <w:spacing w:val="-10"/>
+          <w:kern w:val="28"/>
+          <w:sz w:val="22"/>
+          <w:szCs w:val="56"/>
+        </w:rPr>
+      </w:pPr>
+      <w:r>
+        <w:rPr>
+          <w:rFonts w:eastAsiaTheme="majorEastAsia"/>
+          <w:color w:val="000000"/>
+          <w:spacing w:val="-10"/>
+          <w:kern w:val="28"/>
+          <w:sz w:val="22"/>
+          <w:szCs w:val="56"/>
+        </w:rPr>
+        <w:t>Câu 4: Does he work on Saturdays?</w:t>
+      </w:r>
+    </w:p>
+    <w:p>
+      <w:pPr>
+        <w:shd w:val="clear" w:color="000000" w:fill="auto"/>
+        <w:spacing w:after="160"/>
+        <w:ind w:left="198"/>
+        <w:rPr>
+          <w:rFonts w:eastAsiaTheme="majorEastAsia"/>
+          <w:color w:val="000000"/>
+          <w:spacing w:val="-10"/>
+          <w:kern w:val="28"/>
+          <w:sz w:val="22"/>
+          <w:szCs w:val="56"/>
+        </w:rPr>
+      </w:pPr>
+      <w:r>
+        <w:rPr>
+          <w:rFonts w:eastAsiaTheme="majorEastAsia"/>
+          <w:color w:val="000000"/>
+          <w:spacing w:val="-10"/>
+          <w:kern w:val="28"/>
+          <w:sz w:val="22"/>
+          <w:szCs w:val="56"/>
+        </w:rPr>
+        <w:t>Câu 5: Did Lan visit Hue last year?</w:t>
+      </w:r>
+    </w:p>
+    <w:p>
+      <w:pPr>
+        <w:shd w:val="clear" w:color="000000" w:fill="auto"/>
+        <w:spacing w:after="160"/>
+        <w:ind w:left="198"/>
+        <w:rPr>
+          <w:rFonts w:eastAsiaTheme="majorEastAsia"/>
+          <w:color w:val="000000"/>
+          <w:spacing w:val="-10"/>
+          <w:kern w:val="28"/>
+          <w:sz w:val="22"/>
+          <w:szCs w:val="56"/>
+        </w:rPr>
+      </w:pPr>
+      <w:r>
+        <w:rPr>
+          <w:rFonts w:eastAsiaTheme="majorEastAsia"/>
+          <w:color w:val="000000"/>
+          <w:spacing w:val="-10"/>
+          <w:kern w:val="28"/>
+          <w:sz w:val="22"/>
+          <w:szCs w:val="56"/>
+        </w:rPr>
+        <w:t>Câu 6: Are they watching television?</w:t>
+      </w:r>
+    </w:p>
+    <w:p>
+      <w:pPr>
+        <w:shd w:val="clear" w:color="000000" w:fill="auto"/>
+        <w:spacing w:after="160"/>
+        <w:ind w:left="198"/>
+        <w:rPr>
+          <w:rFonts w:eastAsiaTheme="majorEastAsia"/>
+          <w:color w:val="000000"/>
+          <w:spacing w:val="-10"/>
+          <w:kern w:val="28"/>
+          <w:sz w:val="22"/>
+          <w:szCs w:val="56"/>
+        </w:rPr>
+      </w:pPr>
+      <w:r>
+        <w:rPr>
+          <w:rFonts w:eastAsiaTheme="majorEastAsia"/>
+          <w:color w:val="000000"/>
+          <w:spacing w:val="-10"/>
+          <w:kern w:val="28"/>
+          <w:sz w:val="22"/>
+          <w:szCs w:val="56"/>
+        </w:rPr>
+        <w:t>Câu 7: Has she finished the report?</w:t>
+      </w:r>
+    </w:p>
+    <w:p>
+      <w:pPr>
+        <w:shd w:val="clear" w:color="000000" w:fill="auto"/>
+        <w:spacing w:after="160"/>
+        <w:ind w:left="198"/>
+        <w:rPr>
+          <w:rFonts w:eastAsiaTheme="majorEastAsia"/>
+          <w:color w:val="000000"/>
+          <w:spacing w:val="-10"/>
+          <w:kern w:val="28"/>
+          <w:sz w:val="22"/>
+          <w:szCs w:val="56"/>
+        </w:rPr>
+      </w:pPr>
+      <w:r>
+        <w:rPr>
+          <w:rFonts w:eastAsiaTheme="majorEastAsia"/>
+          <w:color w:val="000000"/>
+          <w:spacing w:val="-10"/>
+          <w:kern w:val="28"/>
+          <w:sz w:val="22"/>
+          <w:szCs w:val="56"/>
+        </w:rPr>
+        <w:t>Câu 8: Can you drive?</w:t>
+      </w:r>
+    </w:p>
+    <w:p>
+      <w:pPr>
+        <w:shd w:val="clear" w:color="000000" w:fill="auto"/>
+        <w:spacing w:after="160"/>
+        <w:ind w:left="198"/>
+        <w:rPr>
+          <w:rFonts w:eastAsiaTheme="majorEastAsia"/>
+          <w:color w:val="000000"/>
+          <w:spacing w:val="-10"/>
+          <w:kern w:val="28"/>
+          <w:sz w:val="22"/>
+          <w:szCs w:val="56"/>
+        </w:rPr>
+      </w:pPr>
+      <w:r>
+        <w:rPr>
+          <w:rFonts w:eastAsiaTheme="majorEastAsia"/>
+          <w:color w:val="000000"/>
+          <w:spacing w:val="-10"/>
+          <w:kern w:val="28"/>
+          <w:sz w:val="22"/>
+          <w:szCs w:val="56"/>
+        </w:rPr>
+        <w:t>Câu 9: Will he join us tomorrow?</w:t>
+      </w:r>
+    </w:p>
+    <w:p>
+      <w:pPr>
+        <w:shd w:val="clear" w:color="000000" w:fill="auto"/>
+        <w:spacing w:after="160"/>
+        <w:ind w:left="198"/>
+        <w:rPr>
+          <w:rFonts w:eastAsiaTheme="majorEastAsia"/>
+          <w:color w:val="000000"/>
+          <w:spacing w:val="-10"/>
+          <w:kern w:val="28"/>
+          <w:sz w:val="22"/>
+          <w:szCs w:val="56"/>
+        </w:rPr>
+      </w:pPr>
+      <w:r>
+        <w:rPr>
+          <w:rFonts w:eastAsiaTheme="majorEastAsia"/>
+          <w:color w:val="000000"/>
+          <w:spacing w:val="-10"/>
+          <w:kern w:val="28"/>
+          <w:sz w:val="22"/>
+          <w:szCs w:val="56"/>
+        </w:rPr>
+        <w:t>Câu 10: Had they left before noon?</w:t>
+      </w:r>
+    </w:p>
+    <w:p>
+      <w:pPr>
+        <w:keepNext/>
+        <w:shd w:val="clear" w:color="000000" w:fill="auto"/>
+        <w:spacing w:before="240" w:after="80"/>
+        <w:rPr>
+          <w:rFonts w:eastAsiaTheme="majorEastAsia"/>
+          <w:b/>
+          <w:color w:val="000000"/>
+          <w:spacing w:val="-10"/>
+          <w:kern w:val="28"/>
+          <w:sz w:val="22"/>
+          <w:szCs w:val="56"/>
+        </w:rPr>
+      </w:pPr>
+      <w:r>
+        <w:rPr>
+          <w:rFonts w:eastAsiaTheme="majorEastAsia"/>
+          <w:b/>
+          <w:color w:val="000000"/>
+          <w:spacing w:val="-10"/>
+          <w:kern w:val="28"/>
+          <w:sz w:val="22"/>
+          <w:szCs w:val="56"/>
+        </w:rPr>
         <w:t>PHẦN 4</w:t>
       </w:r>
     </w:p>
     <w:p>
-      <w:r>
-        <w:t>1. Yes, I am.</w:t>
-      </w:r>
-    </w:p>
-    <w:p>
-      <w:r>
-        <w:t>2. Yes, she is.</w:t>
-      </w:r>
-    </w:p>
-    <w:p>
-      <w:r>
-        <w:t>3. Yes, they do.</w:t>
-      </w:r>
-    </w:p>
-    <w:p>
-      <w:r>
-        <w:t>4. Yes, he does.</w:t>
-      </w:r>
-    </w:p>
-    <w:p>
-      <w:r>
-        <w:t>5. Yes, she did.</w:t>
-      </w:r>
-    </w:p>
-    <w:p>
-      <w:r>
-        <w:t>6. Yes, they are.</w:t>
-      </w:r>
-    </w:p>
-    <w:p>
-      <w:r>
-        <w:t>7. Yes, he has.</w:t>
-      </w:r>
-    </w:p>
-    <w:p>
-      <w:r>
-        <w:t>8. Yes, they have.</w:t>
-      </w:r>
-    </w:p>
-    <w:p>
-      <w:r>
-        <w:t>9. Yes, she can.</w:t>
-      </w:r>
-    </w:p>
-    <w:p>
-      <w:r>
-        <w:t>10. Yes, they will.</w:t>
-      </w:r>
-    </w:p>
-    <w:p>
-      <w:pPr>
-        <w:pStyle w:val="Heading1"/>
-      </w:pPr>
-      <w:r>
+      <w:pPr>
+        <w:shd w:val="clear" w:color="000000" w:fill="auto"/>
+        <w:spacing w:after="160"/>
+        <w:ind w:left="198"/>
+        <w:rPr>
+          <w:rFonts w:eastAsiaTheme="majorEastAsia"/>
+          <w:color w:val="000000"/>
+          <w:spacing w:val="-10"/>
+          <w:kern w:val="28"/>
+          <w:sz w:val="22"/>
+          <w:szCs w:val="56"/>
+        </w:rPr>
+      </w:pPr>
+      <w:r>
+        <w:rPr>
+          <w:rFonts w:eastAsiaTheme="majorEastAsia"/>
+          <w:color w:val="000000"/>
+          <w:spacing w:val="-10"/>
+          <w:kern w:val="28"/>
+          <w:sz w:val="22"/>
+          <w:szCs w:val="56"/>
+        </w:rPr>
+        <w:t>Câu 1: Yes, I am.</w:t>
+      </w:r>
+    </w:p>
+    <w:p>
+      <w:pPr>
+        <w:shd w:val="clear" w:color="000000" w:fill="auto"/>
+        <w:spacing w:after="160"/>
+        <w:ind w:left="198"/>
+        <w:rPr>
+          <w:rFonts w:eastAsiaTheme="majorEastAsia"/>
+          <w:color w:val="000000"/>
+          <w:spacing w:val="-10"/>
+          <w:kern w:val="28"/>
+          <w:sz w:val="22"/>
+          <w:szCs w:val="56"/>
+        </w:rPr>
+      </w:pPr>
+      <w:r>
+        <w:rPr>
+          <w:rFonts w:eastAsiaTheme="majorEastAsia"/>
+          <w:color w:val="000000"/>
+          <w:spacing w:val="-10"/>
+          <w:kern w:val="28"/>
+          <w:sz w:val="22"/>
+          <w:szCs w:val="56"/>
+        </w:rPr>
+        <w:t>Câu 2: Yes, she is.</w:t>
+      </w:r>
+    </w:p>
+    <w:p>
+      <w:pPr>
+        <w:shd w:val="clear" w:color="000000" w:fill="auto"/>
+        <w:spacing w:after="160"/>
+        <w:ind w:left="198"/>
+        <w:rPr>
+          <w:rFonts w:eastAsiaTheme="majorEastAsia"/>
+          <w:color w:val="000000"/>
+          <w:spacing w:val="-10"/>
+          <w:kern w:val="28"/>
+          <w:sz w:val="22"/>
+          <w:szCs w:val="56"/>
+        </w:rPr>
+      </w:pPr>
+      <w:r>
+        <w:rPr>
+          <w:rFonts w:eastAsiaTheme="majorEastAsia"/>
+          <w:color w:val="000000"/>
+          <w:spacing w:val="-10"/>
+          <w:kern w:val="28"/>
+          <w:sz w:val="22"/>
+          <w:szCs w:val="56"/>
+        </w:rPr>
+        <w:t>Câu 3: Yes, they do.</w:t>
+      </w:r>
+    </w:p>
+    <w:p>
+      <w:pPr>
+        <w:shd w:val="clear" w:color="000000" w:fill="auto"/>
+        <w:spacing w:after="160"/>
+        <w:ind w:left="198"/>
+        <w:rPr>
+          <w:rFonts w:eastAsiaTheme="majorEastAsia"/>
+          <w:color w:val="000000"/>
+          <w:spacing w:val="-10"/>
+          <w:kern w:val="28"/>
+          <w:sz w:val="22"/>
+          <w:szCs w:val="56"/>
+        </w:rPr>
+      </w:pPr>
+      <w:r>
+        <w:rPr>
+          <w:rFonts w:eastAsiaTheme="majorEastAsia"/>
+          <w:color w:val="000000"/>
+          <w:spacing w:val="-10"/>
+          <w:kern w:val="28"/>
+          <w:sz w:val="22"/>
+          <w:szCs w:val="56"/>
+        </w:rPr>
+        <w:t>Câu 4: Yes, he does.</w:t>
+      </w:r>
+    </w:p>
+    <w:p>
+      <w:pPr>
+        <w:shd w:val="clear" w:color="000000" w:fill="auto"/>
+        <w:spacing w:after="160"/>
+        <w:ind w:left="198"/>
+        <w:rPr>
+          <w:rFonts w:eastAsiaTheme="majorEastAsia"/>
+          <w:color w:val="000000"/>
+          <w:spacing w:val="-10"/>
+          <w:kern w:val="28"/>
+          <w:sz w:val="22"/>
+          <w:szCs w:val="56"/>
+        </w:rPr>
+      </w:pPr>
+      <w:r>
+        <w:rPr>
+          <w:rFonts w:eastAsiaTheme="majorEastAsia"/>
+          <w:color w:val="000000"/>
+          <w:spacing w:val="-10"/>
+          <w:kern w:val="28"/>
+          <w:sz w:val="22"/>
+          <w:szCs w:val="56"/>
+        </w:rPr>
+        <w:t>Câu 5: Yes, she did.</w:t>
+      </w:r>
+    </w:p>
+    <w:p>
+      <w:pPr>
+        <w:shd w:val="clear" w:color="000000" w:fill="auto"/>
+        <w:spacing w:after="160"/>
+        <w:ind w:left="198"/>
+        <w:rPr>
+          <w:rFonts w:eastAsiaTheme="majorEastAsia"/>
+          <w:color w:val="000000"/>
+          <w:spacing w:val="-10"/>
+          <w:kern w:val="28"/>
+          <w:sz w:val="22"/>
+          <w:szCs w:val="56"/>
+        </w:rPr>
+      </w:pPr>
+      <w:r>
+        <w:rPr>
+          <w:rFonts w:eastAsiaTheme="majorEastAsia"/>
+          <w:color w:val="000000"/>
+          <w:spacing w:val="-10"/>
+          <w:kern w:val="28"/>
+          <w:sz w:val="22"/>
+          <w:szCs w:val="56"/>
+        </w:rPr>
+        <w:t>Câu 6: Yes, they are.</w:t>
+      </w:r>
+    </w:p>
+    <w:p>
+      <w:pPr>
+        <w:shd w:val="clear" w:color="000000" w:fill="auto"/>
+        <w:spacing w:after="160"/>
+        <w:ind w:left="198"/>
+        <w:rPr>
+          <w:rFonts w:eastAsiaTheme="majorEastAsia"/>
+          <w:color w:val="000000"/>
+          <w:spacing w:val="-10"/>
+          <w:kern w:val="28"/>
+          <w:sz w:val="22"/>
+          <w:szCs w:val="56"/>
+        </w:rPr>
+      </w:pPr>
+      <w:r>
+        <w:rPr>
+          <w:rFonts w:eastAsiaTheme="majorEastAsia"/>
+          <w:color w:val="000000"/>
+          <w:spacing w:val="-10"/>
+          <w:kern w:val="28"/>
+          <w:sz w:val="22"/>
+          <w:szCs w:val="56"/>
+        </w:rPr>
+        <w:t>Câu 7: Yes, he has.</w:t>
+      </w:r>
+    </w:p>
+    <w:p>
+      <w:pPr>
+        <w:shd w:val="clear" w:color="000000" w:fill="auto"/>
+        <w:spacing w:after="160"/>
+        <w:ind w:left="198"/>
+        <w:rPr>
+          <w:rFonts w:eastAsiaTheme="majorEastAsia"/>
+          <w:color w:val="000000"/>
+          <w:spacing w:val="-10"/>
+          <w:kern w:val="28"/>
+          <w:sz w:val="22"/>
+          <w:szCs w:val="56"/>
+        </w:rPr>
+      </w:pPr>
+      <w:r>
+        <w:rPr>
+          <w:rFonts w:eastAsiaTheme="majorEastAsia"/>
+          <w:color w:val="000000"/>
+          <w:spacing w:val="-10"/>
+          <w:kern w:val="28"/>
+          <w:sz w:val="22"/>
+          <w:szCs w:val="56"/>
+        </w:rPr>
+        <w:t>Câu 8: Yes, they have.</w:t>
+      </w:r>
+    </w:p>
+    <w:p>
+      <w:pPr>
+        <w:shd w:val="clear" w:color="000000" w:fill="auto"/>
+        <w:spacing w:after="160"/>
+        <w:ind w:left="198"/>
+        <w:rPr>
+          <w:rFonts w:eastAsiaTheme="majorEastAsia"/>
+          <w:color w:val="000000"/>
+          <w:spacing w:val="-10"/>
+          <w:kern w:val="28"/>
+          <w:sz w:val="22"/>
+          <w:szCs w:val="56"/>
+        </w:rPr>
+      </w:pPr>
+      <w:r>
+        <w:rPr>
+          <w:rFonts w:eastAsiaTheme="majorEastAsia"/>
+          <w:color w:val="000000"/>
+          <w:spacing w:val="-10"/>
+          <w:kern w:val="28"/>
+          <w:sz w:val="22"/>
+          <w:szCs w:val="56"/>
+        </w:rPr>
+        <w:t>Câu 9: Yes, she can.</w:t>
+      </w:r>
+    </w:p>
+    <w:p>
+      <w:pPr>
+        <w:shd w:val="clear" w:color="000000" w:fill="auto"/>
+        <w:spacing w:after="160"/>
+        <w:ind w:left="198"/>
+        <w:rPr>
+          <w:rFonts w:eastAsiaTheme="majorEastAsia"/>
+          <w:color w:val="000000"/>
+          <w:spacing w:val="-10"/>
+          <w:kern w:val="28"/>
+          <w:sz w:val="22"/>
+          <w:szCs w:val="56"/>
+        </w:rPr>
+      </w:pPr>
+      <w:r>
+        <w:rPr>
+          <w:rFonts w:eastAsiaTheme="majorEastAsia"/>
+          <w:color w:val="000000"/>
+          <w:spacing w:val="-10"/>
+          <w:kern w:val="28"/>
+          <w:sz w:val="22"/>
+          <w:szCs w:val="56"/>
+        </w:rPr>
+        <w:t>Câu 10: Yes, they will.</w:t>
+      </w:r>
+    </w:p>
+    <w:p>
+      <w:pPr>
+        <w:keepNext/>
+        <w:shd w:val="clear" w:color="000000" w:fill="auto"/>
+        <w:spacing w:before="240" w:after="80"/>
+        <w:rPr>
+          <w:rFonts w:eastAsiaTheme="majorEastAsia"/>
+          <w:b/>
+          <w:color w:val="000000"/>
+          <w:spacing w:val="-10"/>
+          <w:kern w:val="28"/>
+          <w:sz w:val="22"/>
+          <w:szCs w:val="56"/>
+        </w:rPr>
+      </w:pPr>
+      <w:r>
+        <w:rPr>
+          <w:rFonts w:eastAsiaTheme="majorEastAsia"/>
+          <w:b/>
+          <w:color w:val="000000"/>
+          <w:spacing w:val="-10"/>
+          <w:kern w:val="28"/>
+          <w:sz w:val="22"/>
+          <w:szCs w:val="56"/>
+        </w:rPr>
         <w:t>PHẦN 5</w:t>
       </w:r>
     </w:p>
     <w:p>
-      <w:r>
-        <w:t>1. No, I'm not.</w:t>
-      </w:r>
-    </w:p>
-    <w:p>
-      <w:r>
-        <w:t>2. No, he isn't.</w:t>
-      </w:r>
-    </w:p>
-    <w:p>
-      <w:r>
-        <w:t>3. No, they don't.</w:t>
-      </w:r>
-    </w:p>
-    <w:p>
-      <w:r>
-        <w:t>4. No, she doesn't.</w:t>
-      </w:r>
-    </w:p>
-    <w:p>
-      <w:r>
-        <w:t>5. No, he didn't.</w:t>
-      </w:r>
-    </w:p>
-    <w:p>
-      <w:r>
-        <w:t>6. No, they weren't.</w:t>
-      </w:r>
-    </w:p>
-    <w:p>
-      <w:r>
-        <w:t>7. No, it hasn't.</w:t>
-      </w:r>
-    </w:p>
-    <w:p>
-      <w:r>
-        <w:t>8. No, they haven't.</w:t>
-      </w:r>
-    </w:p>
-    <w:p>
-      <w:r>
-        <w:t>9. No, he can't.</w:t>
-      </w:r>
-    </w:p>
-    <w:p>
-      <w:r>
-        <w:t>10. No, she won't.</w:t>
-      </w:r>
-    </w:p>
-    <w:p>
-      <w:pPr>
-        <w:pStyle w:val="Heading1"/>
-      </w:pPr>
-      <w:r>
+      <w:pPr>
+        <w:shd w:val="clear" w:color="000000" w:fill="auto"/>
+        <w:spacing w:after="160"/>
+        <w:ind w:left="198"/>
+        <w:rPr>
+          <w:rFonts w:eastAsiaTheme="majorEastAsia"/>
+          <w:color w:val="000000"/>
+          <w:spacing w:val="-10"/>
+          <w:kern w:val="28"/>
+          <w:sz w:val="22"/>
+          <w:szCs w:val="56"/>
+        </w:rPr>
+      </w:pPr>
+      <w:r>
+        <w:rPr>
+          <w:rFonts w:eastAsiaTheme="majorEastAsia"/>
+          <w:color w:val="000000"/>
+          <w:spacing w:val="-10"/>
+          <w:kern w:val="28"/>
+          <w:sz w:val="22"/>
+          <w:szCs w:val="56"/>
+        </w:rPr>
+        <w:t>Câu 1: No, I'm not.</w:t>
+      </w:r>
+    </w:p>
+    <w:p>
+      <w:pPr>
+        <w:shd w:val="clear" w:color="000000" w:fill="auto"/>
+        <w:spacing w:after="160"/>
+        <w:ind w:left="198"/>
+        <w:rPr>
+          <w:rFonts w:eastAsiaTheme="majorEastAsia"/>
+          <w:color w:val="000000"/>
+          <w:spacing w:val="-10"/>
+          <w:kern w:val="28"/>
+          <w:sz w:val="22"/>
+          <w:szCs w:val="56"/>
+        </w:rPr>
+      </w:pPr>
+      <w:r>
+        <w:rPr>
+          <w:rFonts w:eastAsiaTheme="majorEastAsia"/>
+          <w:color w:val="000000"/>
+          <w:spacing w:val="-10"/>
+          <w:kern w:val="28"/>
+          <w:sz w:val="22"/>
+          <w:szCs w:val="56"/>
+        </w:rPr>
+        <w:t>Câu 2: No, he isn't.</w:t>
+      </w:r>
+    </w:p>
+    <w:p>
+      <w:pPr>
+        <w:shd w:val="clear" w:color="000000" w:fill="auto"/>
+        <w:spacing w:after="160"/>
+        <w:ind w:left="198"/>
+        <w:rPr>
+          <w:rFonts w:eastAsiaTheme="majorEastAsia"/>
+          <w:color w:val="000000"/>
+          <w:spacing w:val="-10"/>
+          <w:kern w:val="28"/>
+          <w:sz w:val="22"/>
+          <w:szCs w:val="56"/>
+        </w:rPr>
+      </w:pPr>
+      <w:r>
+        <w:rPr>
+          <w:rFonts w:eastAsiaTheme="majorEastAsia"/>
+          <w:color w:val="000000"/>
+          <w:spacing w:val="-10"/>
+          <w:kern w:val="28"/>
+          <w:sz w:val="22"/>
+          <w:szCs w:val="56"/>
+        </w:rPr>
+        <w:t>Câu 3: No, they don't.</w:t>
+      </w:r>
+    </w:p>
+    <w:p>
+      <w:pPr>
+        <w:shd w:val="clear" w:color="000000" w:fill="auto"/>
+        <w:spacing w:after="160"/>
+        <w:ind w:left="198"/>
+        <w:rPr>
+          <w:rFonts w:eastAsiaTheme="majorEastAsia"/>
+          <w:color w:val="000000"/>
+          <w:spacing w:val="-10"/>
+          <w:kern w:val="28"/>
+          <w:sz w:val="22"/>
+          <w:szCs w:val="56"/>
+        </w:rPr>
+      </w:pPr>
+      <w:r>
+        <w:rPr>
+          <w:rFonts w:eastAsiaTheme="majorEastAsia"/>
+          <w:color w:val="000000"/>
+          <w:spacing w:val="-10"/>
+          <w:kern w:val="28"/>
+          <w:sz w:val="22"/>
+          <w:szCs w:val="56"/>
+        </w:rPr>
+        <w:t>Câu 4: No, she doesn't.</w:t>
+      </w:r>
+    </w:p>
+    <w:p>
+      <w:pPr>
+        <w:shd w:val="clear" w:color="000000" w:fill="auto"/>
+        <w:spacing w:after="160"/>
+        <w:ind w:left="198"/>
+        <w:rPr>
+          <w:rFonts w:eastAsiaTheme="majorEastAsia"/>
+          <w:color w:val="000000"/>
+          <w:spacing w:val="-10"/>
+          <w:kern w:val="28"/>
+          <w:sz w:val="22"/>
+          <w:szCs w:val="56"/>
+        </w:rPr>
+      </w:pPr>
+      <w:r>
+        <w:rPr>
+          <w:rFonts w:eastAsiaTheme="majorEastAsia"/>
+          <w:color w:val="000000"/>
+          <w:spacing w:val="-10"/>
+          <w:kern w:val="28"/>
+          <w:sz w:val="22"/>
+          <w:szCs w:val="56"/>
+        </w:rPr>
+        <w:t>Câu 5: No, he didn't.</w:t>
+      </w:r>
+    </w:p>
+    <w:p>
+      <w:pPr>
+        <w:shd w:val="clear" w:color="000000" w:fill="auto"/>
+        <w:spacing w:after="160"/>
+        <w:ind w:left="198"/>
+        <w:rPr>
+          <w:rFonts w:eastAsiaTheme="majorEastAsia"/>
+          <w:color w:val="000000"/>
+          <w:spacing w:val="-10"/>
+          <w:kern w:val="28"/>
+          <w:sz w:val="22"/>
+          <w:szCs w:val="56"/>
+        </w:rPr>
+      </w:pPr>
+      <w:r>
+        <w:rPr>
+          <w:rFonts w:eastAsiaTheme="majorEastAsia"/>
+          <w:color w:val="000000"/>
+          <w:spacing w:val="-10"/>
+          <w:kern w:val="28"/>
+          <w:sz w:val="22"/>
+          <w:szCs w:val="56"/>
+        </w:rPr>
+        <w:t>Câu 6: No, they weren't.</w:t>
+      </w:r>
+    </w:p>
+    <w:p>
+      <w:pPr>
+        <w:shd w:val="clear" w:color="000000" w:fill="auto"/>
+        <w:spacing w:after="160"/>
+        <w:ind w:left="198"/>
+        <w:rPr>
+          <w:rFonts w:eastAsiaTheme="majorEastAsia"/>
+          <w:color w:val="000000"/>
+          <w:spacing w:val="-10"/>
+          <w:kern w:val="28"/>
+          <w:sz w:val="22"/>
+          <w:szCs w:val="56"/>
+        </w:rPr>
+      </w:pPr>
+      <w:r>
+        <w:rPr>
+          <w:rFonts w:eastAsiaTheme="majorEastAsia"/>
+          <w:color w:val="000000"/>
+          <w:spacing w:val="-10"/>
+          <w:kern w:val="28"/>
+          <w:sz w:val="22"/>
+          <w:szCs w:val="56"/>
+        </w:rPr>
+        <w:t>Câu 7: No, it hasn't.</w:t>
+      </w:r>
+    </w:p>
+    <w:p>
+      <w:pPr>
+        <w:shd w:val="clear" w:color="000000" w:fill="auto"/>
+        <w:spacing w:after="160"/>
+        <w:ind w:left="198"/>
+        <w:rPr>
+          <w:rFonts w:eastAsiaTheme="majorEastAsia"/>
+          <w:color w:val="000000"/>
+          <w:spacing w:val="-10"/>
+          <w:kern w:val="28"/>
+          <w:sz w:val="22"/>
+          <w:szCs w:val="56"/>
+        </w:rPr>
+      </w:pPr>
+      <w:r>
+        <w:rPr>
+          <w:rFonts w:eastAsiaTheme="majorEastAsia"/>
+          <w:color w:val="000000"/>
+          <w:spacing w:val="-10"/>
+          <w:kern w:val="28"/>
+          <w:sz w:val="22"/>
+          <w:szCs w:val="56"/>
+        </w:rPr>
+        <w:t>Câu 8: No, they haven't.</w:t>
+      </w:r>
+    </w:p>
+    <w:p>
+      <w:pPr>
+        <w:shd w:val="clear" w:color="000000" w:fill="auto"/>
+        <w:spacing w:after="160"/>
+        <w:ind w:left="198"/>
+        <w:rPr>
+          <w:rFonts w:eastAsiaTheme="majorEastAsia"/>
+          <w:color w:val="000000"/>
+          <w:spacing w:val="-10"/>
+          <w:kern w:val="28"/>
+          <w:sz w:val="22"/>
+          <w:szCs w:val="56"/>
+        </w:rPr>
+      </w:pPr>
+      <w:r>
+        <w:rPr>
+          <w:rFonts w:eastAsiaTheme="majorEastAsia"/>
+          <w:color w:val="000000"/>
+          <w:spacing w:val="-10"/>
+          <w:kern w:val="28"/>
+          <w:sz w:val="22"/>
+          <w:szCs w:val="56"/>
+        </w:rPr>
+        <w:t>Câu 9: No, he can't.</w:t>
+      </w:r>
+    </w:p>
+    <w:p>
+      <w:pPr>
+        <w:shd w:val="clear" w:color="000000" w:fill="auto"/>
+        <w:spacing w:after="160"/>
+        <w:ind w:left="198"/>
+        <w:rPr>
+          <w:rFonts w:eastAsiaTheme="majorEastAsia"/>
+          <w:color w:val="000000"/>
+          <w:spacing w:val="-10"/>
+          <w:kern w:val="28"/>
+          <w:sz w:val="22"/>
+          <w:szCs w:val="56"/>
+        </w:rPr>
+      </w:pPr>
+      <w:r>
+        <w:rPr>
+          <w:rFonts w:eastAsiaTheme="majorEastAsia"/>
+          <w:color w:val="000000"/>
+          <w:spacing w:val="-10"/>
+          <w:kern w:val="28"/>
+          <w:sz w:val="22"/>
+          <w:szCs w:val="56"/>
+        </w:rPr>
+        <w:t>Câu 10: No, she won't.</w:t>
+      </w:r>
+    </w:p>
+    <w:p>
+      <w:pPr>
+        <w:keepNext/>
+        <w:shd w:val="clear" w:color="000000" w:fill="auto"/>
+        <w:spacing w:before="240" w:after="80"/>
+        <w:rPr>
+          <w:rFonts w:eastAsiaTheme="majorEastAsia"/>
+          <w:b/>
+          <w:color w:val="000000"/>
+          <w:spacing w:val="-10"/>
+          <w:kern w:val="28"/>
+          <w:sz w:val="22"/>
+          <w:szCs w:val="56"/>
+        </w:rPr>
+      </w:pPr>
+      <w:r>
+        <w:rPr>
+          <w:rFonts w:eastAsiaTheme="majorEastAsia"/>
+          <w:b/>
+          <w:color w:val="000000"/>
+          <w:spacing w:val="-10"/>
+          <w:kern w:val="28"/>
+          <w:sz w:val="22"/>
+          <w:szCs w:val="56"/>
+        </w:rPr>
         <w:t>PHẦN 6</w:t>
       </w:r>
     </w:p>
     <w:p>
-      <w:r>
-        <w:t>1. Are you ready?</w:t>
-      </w:r>
-    </w:p>
-    <w:p>
-      <w:r>
-        <w:t>2. Does she work here?</w:t>
-      </w:r>
-    </w:p>
-    <w:p>
-      <w:r>
-        <w:t>3. Did they arrive early?</w:t>
-      </w:r>
-    </w:p>
-    <w:p>
-      <w:r>
-        <w:t>4. Is he studying now?</w:t>
-      </w:r>
-    </w:p>
-    <w:p>
-      <w:r>
-        <w:t>5. Have you finished?</w:t>
-      </w:r>
-    </w:p>
-    <w:p>
-      <w:r>
-        <w:t>6. Can Lan swim?</w:t>
-      </w:r>
-    </w:p>
-    <w:p>
-      <w:r>
-        <w:t>7. Were your parents busy?</w:t>
-      </w:r>
-    </w:p>
-    <w:p>
-      <w:r>
-        <w:t>8. Will she come tomorrow?</w:t>
-      </w:r>
-    </w:p>
-    <w:p>
-      <w:r>
-        <w:t>9. Have they met before?</w:t>
-      </w:r>
-    </w:p>
-    <w:p>
-      <w:r>
-        <w:t>10. Should we leave now?</w:t>
-      </w:r>
-    </w:p>
-    <w:p>
-      <w:pPr>
-        <w:pStyle w:val="Heading1"/>
-      </w:pPr>
-      <w:r>
+      <w:pPr>
+        <w:shd w:val="clear" w:color="000000" w:fill="auto"/>
+        <w:spacing w:after="160"/>
+        <w:ind w:left="198"/>
+        <w:rPr>
+          <w:rFonts w:eastAsiaTheme="majorEastAsia"/>
+          <w:color w:val="000000"/>
+          <w:spacing w:val="-10"/>
+          <w:kern w:val="28"/>
+          <w:sz w:val="22"/>
+          <w:szCs w:val="56"/>
+        </w:rPr>
+      </w:pPr>
+      <w:r>
+        <w:rPr>
+          <w:rFonts w:eastAsiaTheme="majorEastAsia"/>
+          <w:color w:val="000000"/>
+          <w:spacing w:val="-10"/>
+          <w:kern w:val="28"/>
+          <w:sz w:val="22"/>
+          <w:szCs w:val="56"/>
+        </w:rPr>
+        <w:t>Câu 1: Are you ready?</w:t>
+      </w:r>
+    </w:p>
+    <w:p>
+      <w:pPr>
+        <w:shd w:val="clear" w:color="000000" w:fill="auto"/>
+        <w:spacing w:after="160"/>
+        <w:ind w:left="198"/>
+        <w:rPr>
+          <w:rFonts w:eastAsiaTheme="majorEastAsia"/>
+          <w:color w:val="000000"/>
+          <w:spacing w:val="-10"/>
+          <w:kern w:val="28"/>
+          <w:sz w:val="22"/>
+          <w:szCs w:val="56"/>
+        </w:rPr>
+      </w:pPr>
+      <w:r>
+        <w:rPr>
+          <w:rFonts w:eastAsiaTheme="majorEastAsia"/>
+          <w:color w:val="000000"/>
+          <w:spacing w:val="-10"/>
+          <w:kern w:val="28"/>
+          <w:sz w:val="22"/>
+          <w:szCs w:val="56"/>
+        </w:rPr>
+        <w:t>Câu 2: Does she work here?</w:t>
+      </w:r>
+    </w:p>
+    <w:p>
+      <w:pPr>
+        <w:shd w:val="clear" w:color="000000" w:fill="auto"/>
+        <w:spacing w:after="160"/>
+        <w:ind w:left="198"/>
+        <w:rPr>
+          <w:rFonts w:eastAsiaTheme="majorEastAsia"/>
+          <w:color w:val="000000"/>
+          <w:spacing w:val="-10"/>
+          <w:kern w:val="28"/>
+          <w:sz w:val="22"/>
+          <w:szCs w:val="56"/>
+        </w:rPr>
+      </w:pPr>
+      <w:r>
+        <w:rPr>
+          <w:rFonts w:eastAsiaTheme="majorEastAsia"/>
+          <w:color w:val="000000"/>
+          <w:spacing w:val="-10"/>
+          <w:kern w:val="28"/>
+          <w:sz w:val="22"/>
+          <w:szCs w:val="56"/>
+        </w:rPr>
+        <w:t>Câu 3: Did they arrive early?</w:t>
+      </w:r>
+    </w:p>
+    <w:p>
+      <w:pPr>
+        <w:shd w:val="clear" w:color="000000" w:fill="auto"/>
+        <w:spacing w:after="160"/>
+        <w:ind w:left="198"/>
+        <w:rPr>
+          <w:rFonts w:eastAsiaTheme="majorEastAsia"/>
+          <w:color w:val="000000"/>
+          <w:spacing w:val="-10"/>
+          <w:kern w:val="28"/>
+          <w:sz w:val="22"/>
+          <w:szCs w:val="56"/>
+        </w:rPr>
+      </w:pPr>
+      <w:r>
+        <w:rPr>
+          <w:rFonts w:eastAsiaTheme="majorEastAsia"/>
+          <w:color w:val="000000"/>
+          <w:spacing w:val="-10"/>
+          <w:kern w:val="28"/>
+          <w:sz w:val="22"/>
+          <w:szCs w:val="56"/>
+        </w:rPr>
+        <w:t>Câu 4: Is he studying now?</w:t>
+      </w:r>
+    </w:p>
+    <w:p>
+      <w:pPr>
+        <w:shd w:val="clear" w:color="000000" w:fill="auto"/>
+        <w:spacing w:after="160"/>
+        <w:ind w:left="198"/>
+        <w:rPr>
+          <w:rFonts w:eastAsiaTheme="majorEastAsia"/>
+          <w:color w:val="000000"/>
+          <w:spacing w:val="-10"/>
+          <w:kern w:val="28"/>
+          <w:sz w:val="22"/>
+          <w:szCs w:val="56"/>
+        </w:rPr>
+      </w:pPr>
+      <w:r>
+        <w:rPr>
+          <w:rFonts w:eastAsiaTheme="majorEastAsia"/>
+          <w:color w:val="000000"/>
+          <w:spacing w:val="-10"/>
+          <w:kern w:val="28"/>
+          <w:sz w:val="22"/>
+          <w:szCs w:val="56"/>
+        </w:rPr>
+        <w:t>Câu 5: Have you finished?</w:t>
+      </w:r>
+    </w:p>
+    <w:p>
+      <w:pPr>
+        <w:shd w:val="clear" w:color="000000" w:fill="auto"/>
+        <w:spacing w:after="160"/>
+        <w:ind w:left="198"/>
+        <w:rPr>
+          <w:rFonts w:eastAsiaTheme="majorEastAsia"/>
+          <w:color w:val="000000"/>
+          <w:spacing w:val="-10"/>
+          <w:kern w:val="28"/>
+          <w:sz w:val="22"/>
+          <w:szCs w:val="56"/>
+        </w:rPr>
+      </w:pPr>
+      <w:r>
+        <w:rPr>
+          <w:rFonts w:eastAsiaTheme="majorEastAsia"/>
+          <w:color w:val="000000"/>
+          <w:spacing w:val="-10"/>
+          <w:kern w:val="28"/>
+          <w:sz w:val="22"/>
+          <w:szCs w:val="56"/>
+        </w:rPr>
+        <w:t>Câu 6: Can Lan swim?</w:t>
+      </w:r>
+    </w:p>
+    <w:p>
+      <w:pPr>
+        <w:shd w:val="clear" w:color="000000" w:fill="auto"/>
+        <w:spacing w:after="160"/>
+        <w:ind w:left="198"/>
+        <w:rPr>
+          <w:rFonts w:eastAsiaTheme="majorEastAsia"/>
+          <w:color w:val="000000"/>
+          <w:spacing w:val="-10"/>
+          <w:kern w:val="28"/>
+          <w:sz w:val="22"/>
+          <w:szCs w:val="56"/>
+        </w:rPr>
+      </w:pPr>
+      <w:r>
+        <w:rPr>
+          <w:rFonts w:eastAsiaTheme="majorEastAsia"/>
+          <w:color w:val="000000"/>
+          <w:spacing w:val="-10"/>
+          <w:kern w:val="28"/>
+          <w:sz w:val="22"/>
+          <w:szCs w:val="56"/>
+        </w:rPr>
+        <w:t>Câu 7: Were your parents busy?</w:t>
+      </w:r>
+    </w:p>
+    <w:p>
+      <w:pPr>
+        <w:shd w:val="clear" w:color="000000" w:fill="auto"/>
+        <w:spacing w:after="160"/>
+        <w:ind w:left="198"/>
+        <w:rPr>
+          <w:rFonts w:eastAsiaTheme="majorEastAsia"/>
+          <w:color w:val="000000"/>
+          <w:spacing w:val="-10"/>
+          <w:kern w:val="28"/>
+          <w:sz w:val="22"/>
+          <w:szCs w:val="56"/>
+        </w:rPr>
+      </w:pPr>
+      <w:r>
+        <w:rPr>
+          <w:rFonts w:eastAsiaTheme="majorEastAsia"/>
+          <w:color w:val="000000"/>
+          <w:spacing w:val="-10"/>
+          <w:kern w:val="28"/>
+          <w:sz w:val="22"/>
+          <w:szCs w:val="56"/>
+        </w:rPr>
+        <w:t>Câu 8: Will she come tomorrow?</w:t>
+      </w:r>
+    </w:p>
+    <w:p>
+      <w:pPr>
+        <w:shd w:val="clear" w:color="000000" w:fill="auto"/>
+        <w:spacing w:after="160"/>
+        <w:ind w:left="198"/>
+        <w:rPr>
+          <w:rFonts w:eastAsiaTheme="majorEastAsia"/>
+          <w:color w:val="000000"/>
+          <w:spacing w:val="-10"/>
+          <w:kern w:val="28"/>
+          <w:sz w:val="22"/>
+          <w:szCs w:val="56"/>
+        </w:rPr>
+      </w:pPr>
+      <w:r>
+        <w:rPr>
+          <w:rFonts w:eastAsiaTheme="majorEastAsia"/>
+          <w:color w:val="000000"/>
+          <w:spacing w:val="-10"/>
+          <w:kern w:val="28"/>
+          <w:sz w:val="22"/>
+          <w:szCs w:val="56"/>
+        </w:rPr>
+        <w:t>Câu 9: Have they met before?</w:t>
+      </w:r>
+    </w:p>
+    <w:p>
+      <w:pPr>
+        <w:shd w:val="clear" w:color="000000" w:fill="auto"/>
+        <w:spacing w:after="160"/>
+        <w:ind w:left="198"/>
+        <w:rPr>
+          <w:rFonts w:eastAsiaTheme="majorEastAsia"/>
+          <w:color w:val="000000"/>
+          <w:spacing w:val="-10"/>
+          <w:kern w:val="28"/>
+          <w:sz w:val="22"/>
+          <w:szCs w:val="56"/>
+        </w:rPr>
+      </w:pPr>
+      <w:r>
+        <w:rPr>
+          <w:rFonts w:eastAsiaTheme="majorEastAsia"/>
+          <w:color w:val="000000"/>
+          <w:spacing w:val="-10"/>
+          <w:kern w:val="28"/>
+          <w:sz w:val="22"/>
+          <w:szCs w:val="56"/>
+        </w:rPr>
+        <w:t>Câu 10: Should we leave now?</w:t>
+      </w:r>
+    </w:p>
+    <w:p>
+      <w:pPr>
+        <w:keepNext/>
+        <w:shd w:val="clear" w:color="000000" w:fill="auto"/>
+        <w:spacing w:before="240" w:after="80"/>
+        <w:rPr>
+          <w:rFonts w:eastAsiaTheme="majorEastAsia"/>
+          <w:b/>
+          <w:color w:val="000000"/>
+          <w:spacing w:val="-10"/>
+          <w:kern w:val="28"/>
+          <w:sz w:val="22"/>
+          <w:szCs w:val="56"/>
+        </w:rPr>
+      </w:pPr>
+      <w:r>
+        <w:rPr>
+          <w:rFonts w:eastAsiaTheme="majorEastAsia"/>
+          <w:b/>
+          <w:color w:val="000000"/>
+          <w:spacing w:val="-10"/>
+          <w:kern w:val="28"/>
+          <w:sz w:val="22"/>
+          <w:szCs w:val="56"/>
+        </w:rPr>
         <w:t>PHẦN 7</w:t>
       </w:r>
     </w:p>
     <w:p>
-      <w:r>
-        <w:t>1. Are you tired?</w:t>
-      </w:r>
-    </w:p>
-    <w:p>
-      <w:r>
-        <w:t>2. Does she like music?</w:t>
-      </w:r>
-    </w:p>
-    <w:p>
-      <w:r>
-        <w:t>3. Did he go home?</w:t>
-      </w:r>
-    </w:p>
-    <w:p>
-      <w:r>
-        <w:t>4. Does Nam work here?</w:t>
-      </w:r>
-    </w:p>
-    <w:p>
-      <w:r>
-        <w:t>5. Are they ready?</w:t>
-      </w:r>
-    </w:p>
-    <w:p>
-      <w:r>
-        <w:t>6. Has she finished?</w:t>
-      </w:r>
-    </w:p>
-    <w:p>
-      <w:r>
-        <w:t>7. Can he swim?</w:t>
-      </w:r>
-    </w:p>
-    <w:p>
-      <w:r>
-        <w:t>8. Was Lan at school yesterday?</w:t>
-      </w:r>
-    </w:p>
-    <w:p>
-      <w:r>
-        <w:t>9. Have they arrived yet?</w:t>
-      </w:r>
-    </w:p>
-    <w:p>
-      <w:r>
-        <w:t>10. Will she come tomorrow?</w:t>
-      </w:r>
-    </w:p>
-    <w:p>
-      <w:pPr>
-        <w:pStyle w:val="Heading1"/>
-      </w:pPr>
-      <w:r>
+      <w:pPr>
+        <w:shd w:val="clear" w:color="000000" w:fill="auto"/>
+        <w:spacing w:after="160"/>
+        <w:ind w:left="198"/>
+        <w:rPr>
+          <w:rFonts w:eastAsiaTheme="majorEastAsia"/>
+          <w:color w:val="000000"/>
+          <w:spacing w:val="-10"/>
+          <w:kern w:val="28"/>
+          <w:sz w:val="22"/>
+          <w:szCs w:val="56"/>
+        </w:rPr>
+      </w:pPr>
+      <w:r>
+        <w:rPr>
+          <w:rFonts w:eastAsiaTheme="majorEastAsia"/>
+          <w:color w:val="000000"/>
+          <w:spacing w:val="-10"/>
+          <w:kern w:val="28"/>
+          <w:sz w:val="22"/>
+          <w:szCs w:val="56"/>
+        </w:rPr>
+        <w:t>Câu 1: Are you tired?</w:t>
+      </w:r>
+    </w:p>
+    <w:p>
+      <w:pPr>
+        <w:shd w:val="clear" w:color="000000" w:fill="auto"/>
+        <w:spacing w:after="160"/>
+        <w:ind w:left="198"/>
+        <w:rPr>
+          <w:rFonts w:eastAsiaTheme="majorEastAsia"/>
+          <w:color w:val="000000"/>
+          <w:spacing w:val="-10"/>
+          <w:kern w:val="28"/>
+          <w:sz w:val="22"/>
+          <w:szCs w:val="56"/>
+        </w:rPr>
+      </w:pPr>
+      <w:r>
+        <w:rPr>
+          <w:rFonts w:eastAsiaTheme="majorEastAsia"/>
+          <w:color w:val="000000"/>
+          <w:spacing w:val="-10"/>
+          <w:kern w:val="28"/>
+          <w:sz w:val="22"/>
+          <w:szCs w:val="56"/>
+        </w:rPr>
+        <w:t>Câu 2: Does she like music?</w:t>
+      </w:r>
+    </w:p>
+    <w:p>
+      <w:pPr>
+        <w:shd w:val="clear" w:color="000000" w:fill="auto"/>
+        <w:spacing w:after="160"/>
+        <w:ind w:left="198"/>
+        <w:rPr>
+          <w:rFonts w:eastAsiaTheme="majorEastAsia"/>
+          <w:color w:val="000000"/>
+          <w:spacing w:val="-10"/>
+          <w:kern w:val="28"/>
+          <w:sz w:val="22"/>
+          <w:szCs w:val="56"/>
+        </w:rPr>
+      </w:pPr>
+      <w:r>
+        <w:rPr>
+          <w:rFonts w:eastAsiaTheme="majorEastAsia"/>
+          <w:color w:val="000000"/>
+          <w:spacing w:val="-10"/>
+          <w:kern w:val="28"/>
+          <w:sz w:val="22"/>
+          <w:szCs w:val="56"/>
+        </w:rPr>
+        <w:t>Câu 3: Did he go home?</w:t>
+      </w:r>
+    </w:p>
+    <w:p>
+      <w:pPr>
+        <w:shd w:val="clear" w:color="000000" w:fill="auto"/>
+        <w:spacing w:after="160"/>
+        <w:ind w:left="198"/>
+        <w:rPr>
+          <w:rFonts w:eastAsiaTheme="majorEastAsia"/>
+          <w:color w:val="000000"/>
+          <w:spacing w:val="-10"/>
+          <w:kern w:val="28"/>
+          <w:sz w:val="22"/>
+          <w:szCs w:val="56"/>
+        </w:rPr>
+      </w:pPr>
+      <w:r>
+        <w:rPr>
+          <w:rFonts w:eastAsiaTheme="majorEastAsia"/>
+          <w:color w:val="000000"/>
+          <w:spacing w:val="-10"/>
+          <w:kern w:val="28"/>
+          <w:sz w:val="22"/>
+          <w:szCs w:val="56"/>
+        </w:rPr>
+        <w:t>Câu 4: Does Nam work here?</w:t>
+      </w:r>
+    </w:p>
+    <w:p>
+      <w:pPr>
+        <w:shd w:val="clear" w:color="000000" w:fill="auto"/>
+        <w:spacing w:after="160"/>
+        <w:ind w:left="198"/>
+        <w:rPr>
+          <w:rFonts w:eastAsiaTheme="majorEastAsia"/>
+          <w:color w:val="000000"/>
+          <w:spacing w:val="-10"/>
+          <w:kern w:val="28"/>
+          <w:sz w:val="22"/>
+          <w:szCs w:val="56"/>
+        </w:rPr>
+      </w:pPr>
+      <w:r>
+        <w:rPr>
+          <w:rFonts w:eastAsiaTheme="majorEastAsia"/>
+          <w:color w:val="000000"/>
+          <w:spacing w:val="-10"/>
+          <w:kern w:val="28"/>
+          <w:sz w:val="22"/>
+          <w:szCs w:val="56"/>
+        </w:rPr>
+        <w:t>Câu 5: Are they ready?</w:t>
+      </w:r>
+    </w:p>
+    <w:p>
+      <w:pPr>
+        <w:shd w:val="clear" w:color="000000" w:fill="auto"/>
+        <w:spacing w:after="160"/>
+        <w:ind w:left="198"/>
+        <w:rPr>
+          <w:rFonts w:eastAsiaTheme="majorEastAsia"/>
+          <w:color w:val="000000"/>
+          <w:spacing w:val="-10"/>
+          <w:kern w:val="28"/>
+          <w:sz w:val="22"/>
+          <w:szCs w:val="56"/>
+        </w:rPr>
+      </w:pPr>
+      <w:r>
+        <w:rPr>
+          <w:rFonts w:eastAsiaTheme="majorEastAsia"/>
+          <w:color w:val="000000"/>
+          <w:spacing w:val="-10"/>
+          <w:kern w:val="28"/>
+          <w:sz w:val="22"/>
+          <w:szCs w:val="56"/>
+        </w:rPr>
+        <w:t>Câu 6: Has she finished?</w:t>
+      </w:r>
+    </w:p>
+    <w:p>
+      <w:pPr>
+        <w:shd w:val="clear" w:color="000000" w:fill="auto"/>
+        <w:spacing w:after="160"/>
+        <w:ind w:left="198"/>
+        <w:rPr>
+          <w:rFonts w:eastAsiaTheme="majorEastAsia"/>
+          <w:color w:val="000000"/>
+          <w:spacing w:val="-10"/>
+          <w:kern w:val="28"/>
+          <w:sz w:val="22"/>
+          <w:szCs w:val="56"/>
+        </w:rPr>
+      </w:pPr>
+      <w:r>
+        <w:rPr>
+          <w:rFonts w:eastAsiaTheme="majorEastAsia"/>
+          <w:color w:val="000000"/>
+          <w:spacing w:val="-10"/>
+          <w:kern w:val="28"/>
+          <w:sz w:val="22"/>
+          <w:szCs w:val="56"/>
+        </w:rPr>
+        <w:t>Câu 7: Can he swim?</w:t>
+      </w:r>
+    </w:p>
+    <w:p>
+      <w:pPr>
+        <w:shd w:val="clear" w:color="000000" w:fill="auto"/>
+        <w:spacing w:after="160"/>
+        <w:ind w:left="198"/>
+        <w:rPr>
+          <w:rFonts w:eastAsiaTheme="majorEastAsia"/>
+          <w:color w:val="000000"/>
+          <w:spacing w:val="-10"/>
+          <w:kern w:val="28"/>
+          <w:sz w:val="22"/>
+          <w:szCs w:val="56"/>
+        </w:rPr>
+      </w:pPr>
+      <w:r>
+        <w:rPr>
+          <w:rFonts w:eastAsiaTheme="majorEastAsia"/>
+          <w:color w:val="000000"/>
+          <w:spacing w:val="-10"/>
+          <w:kern w:val="28"/>
+          <w:sz w:val="22"/>
+          <w:szCs w:val="56"/>
+        </w:rPr>
+        <w:t>Câu 8: Was Lan at school yesterday?</w:t>
+      </w:r>
+    </w:p>
+    <w:p>
+      <w:pPr>
+        <w:shd w:val="clear" w:color="000000" w:fill="auto"/>
+        <w:spacing w:after="160"/>
+        <w:ind w:left="198"/>
+        <w:rPr>
+          <w:rFonts w:eastAsiaTheme="majorEastAsia"/>
+          <w:color w:val="000000"/>
+          <w:spacing w:val="-10"/>
+          <w:kern w:val="28"/>
+          <w:sz w:val="22"/>
+          <w:szCs w:val="56"/>
+        </w:rPr>
+      </w:pPr>
+      <w:r>
+        <w:rPr>
+          <w:rFonts w:eastAsiaTheme="majorEastAsia"/>
+          <w:color w:val="000000"/>
+          <w:spacing w:val="-10"/>
+          <w:kern w:val="28"/>
+          <w:sz w:val="22"/>
+          <w:szCs w:val="56"/>
+        </w:rPr>
+        <w:t>Câu 9: Have they arrived yet?</w:t>
+      </w:r>
+    </w:p>
+    <w:p>
+      <w:pPr>
+        <w:shd w:val="clear" w:color="000000" w:fill="auto"/>
+        <w:spacing w:after="160"/>
+        <w:ind w:left="198"/>
+        <w:rPr>
+          <w:rFonts w:eastAsiaTheme="majorEastAsia"/>
+          <w:color w:val="000000"/>
+          <w:spacing w:val="-10"/>
+          <w:kern w:val="28"/>
+          <w:sz w:val="22"/>
+          <w:szCs w:val="56"/>
+        </w:rPr>
+      </w:pPr>
+      <w:r>
+        <w:rPr>
+          <w:rFonts w:eastAsiaTheme="majorEastAsia"/>
+          <w:color w:val="000000"/>
+          <w:spacing w:val="-10"/>
+          <w:kern w:val="28"/>
+          <w:sz w:val="22"/>
+          <w:szCs w:val="56"/>
+        </w:rPr>
+        <w:t>Câu 10: Will she come tomorrow?</w:t>
+      </w:r>
+    </w:p>
+    <w:p>
+      <w:pPr>
+        <w:keepNext/>
+        <w:shd w:val="clear" w:color="000000" w:fill="auto"/>
+        <w:spacing w:before="240" w:after="80"/>
+        <w:rPr>
+          <w:rFonts w:eastAsiaTheme="majorEastAsia"/>
+          <w:b/>
+          <w:color w:val="000000"/>
+          <w:spacing w:val="-10"/>
+          <w:kern w:val="28"/>
+          <w:sz w:val="22"/>
+          <w:szCs w:val="56"/>
+        </w:rPr>
+      </w:pPr>
+      <w:r>
+        <w:rPr>
+          <w:rFonts w:eastAsiaTheme="majorEastAsia"/>
+          <w:b/>
+          <w:color w:val="000000"/>
+          <w:spacing w:val="-10"/>
+          <w:kern w:val="28"/>
+          <w:sz w:val="22"/>
+          <w:szCs w:val="56"/>
+        </w:rPr>
         <w:t>PHẦN 8</w:t>
       </w:r>
     </w:p>
     <w:p>
-      <w:r>
-        <w:t>1. Are you tired?</w:t>
-      </w:r>
-    </w:p>
-    <w:p>
-      <w:r>
-        <w:t>2. Does she like coffee?</w:t>
-      </w:r>
-    </w:p>
-    <w:p>
-      <w:r>
-        <w:t>3. Did they come here yesterday?</w:t>
-      </w:r>
-    </w:p>
-    <w:p>
-      <w:r>
-        <w:t>4. Is Nam studying?</w:t>
-      </w:r>
-    </w:p>
-    <w:p>
-      <w:r>
-        <w:t>5. Have you finished your homework?</w:t>
-      </w:r>
-    </w:p>
-    <w:p>
-      <w:r>
-        <w:t>6. Can Lan swim?</w:t>
-      </w:r>
-    </w:p>
-    <w:p>
-      <w:r>
-        <w:t>7. Are your parents at home?</w:t>
-      </w:r>
-    </w:p>
-    <w:p>
-      <w:r>
-        <w:t>8. Has he ever been to Japan?</w:t>
-      </w:r>
-    </w:p>
-    <w:p>
-      <w:r>
-        <w:t>9. Will she come tomorrow?</w:t>
-      </w:r>
-    </w:p>
-    <w:p>
-      <w:r>
-        <w:t>10. Should we leave now?</w:t>
-      </w:r>
-    </w:p>
-    <w:p>
-      <w:pPr>
-        <w:pStyle w:val="Heading1"/>
-      </w:pPr>
-      <w:r>
+      <w:pPr>
+        <w:shd w:val="clear" w:color="000000" w:fill="auto"/>
+        <w:spacing w:after="160"/>
+        <w:ind w:left="198"/>
+        <w:rPr>
+          <w:rFonts w:eastAsiaTheme="majorEastAsia"/>
+          <w:color w:val="000000"/>
+          <w:spacing w:val="-10"/>
+          <w:kern w:val="28"/>
+          <w:sz w:val="22"/>
+          <w:szCs w:val="56"/>
+        </w:rPr>
+      </w:pPr>
+      <w:r>
+        <w:rPr>
+          <w:rFonts w:eastAsiaTheme="majorEastAsia"/>
+          <w:color w:val="000000"/>
+          <w:spacing w:val="-10"/>
+          <w:kern w:val="28"/>
+          <w:sz w:val="22"/>
+          <w:szCs w:val="56"/>
+        </w:rPr>
+        <w:t>Câu 1: Are you tired?</w:t>
+      </w:r>
+    </w:p>
+    <w:p>
+      <w:pPr>
+        <w:shd w:val="clear" w:color="000000" w:fill="auto"/>
+        <w:spacing w:after="160"/>
+        <w:ind w:left="198"/>
+        <w:rPr>
+          <w:rFonts w:eastAsiaTheme="majorEastAsia"/>
+          <w:color w:val="000000"/>
+          <w:spacing w:val="-10"/>
+          <w:kern w:val="28"/>
+          <w:sz w:val="22"/>
+          <w:szCs w:val="56"/>
+        </w:rPr>
+      </w:pPr>
+      <w:r>
+        <w:rPr>
+          <w:rFonts w:eastAsiaTheme="majorEastAsia"/>
+          <w:color w:val="000000"/>
+          <w:spacing w:val="-10"/>
+          <w:kern w:val="28"/>
+          <w:sz w:val="22"/>
+          <w:szCs w:val="56"/>
+        </w:rPr>
+        <w:t>Câu 2: Does she like coffee?</w:t>
+      </w:r>
+    </w:p>
+    <w:p>
+      <w:pPr>
+        <w:shd w:val="clear" w:color="000000" w:fill="auto"/>
+        <w:spacing w:after="160"/>
+        <w:ind w:left="198"/>
+        <w:rPr>
+          <w:rFonts w:eastAsiaTheme="majorEastAsia"/>
+          <w:color w:val="000000"/>
+          <w:spacing w:val="-10"/>
+          <w:kern w:val="28"/>
+          <w:sz w:val="22"/>
+          <w:szCs w:val="56"/>
+        </w:rPr>
+      </w:pPr>
+      <w:r>
+        <w:rPr>
+          <w:rFonts w:eastAsiaTheme="majorEastAsia"/>
+          <w:color w:val="000000"/>
+          <w:spacing w:val="-10"/>
+          <w:kern w:val="28"/>
+          <w:sz w:val="22"/>
+          <w:szCs w:val="56"/>
+        </w:rPr>
+        <w:t>Câu 3: Did they come here yesterday?</w:t>
+      </w:r>
+    </w:p>
+    <w:p>
+      <w:pPr>
+        <w:shd w:val="clear" w:color="000000" w:fill="auto"/>
+        <w:spacing w:after="160"/>
+        <w:ind w:left="198"/>
+        <w:rPr>
+          <w:rFonts w:eastAsiaTheme="majorEastAsia"/>
+          <w:color w:val="000000"/>
+          <w:spacing w:val="-10"/>
+          <w:kern w:val="28"/>
+          <w:sz w:val="22"/>
+          <w:szCs w:val="56"/>
+        </w:rPr>
+      </w:pPr>
+      <w:r>
+        <w:rPr>
+          <w:rFonts w:eastAsiaTheme="majorEastAsia"/>
+          <w:color w:val="000000"/>
+          <w:spacing w:val="-10"/>
+          <w:kern w:val="28"/>
+          <w:sz w:val="22"/>
+          <w:szCs w:val="56"/>
+        </w:rPr>
+        <w:t>Câu 4: Is Nam studying?</w:t>
+      </w:r>
+    </w:p>
+    <w:p>
+      <w:pPr>
+        <w:shd w:val="clear" w:color="000000" w:fill="auto"/>
+        <w:spacing w:after="160"/>
+        <w:ind w:left="198"/>
+        <w:rPr>
+          <w:rFonts w:eastAsiaTheme="majorEastAsia"/>
+          <w:color w:val="000000"/>
+          <w:spacing w:val="-10"/>
+          <w:kern w:val="28"/>
+          <w:sz w:val="22"/>
+          <w:szCs w:val="56"/>
+        </w:rPr>
+      </w:pPr>
+      <w:r>
+        <w:rPr>
+          <w:rFonts w:eastAsiaTheme="majorEastAsia"/>
+          <w:color w:val="000000"/>
+          <w:spacing w:val="-10"/>
+          <w:kern w:val="28"/>
+          <w:sz w:val="22"/>
+          <w:szCs w:val="56"/>
+        </w:rPr>
+        <w:t>Câu 5: Have you finished your homework?</w:t>
+      </w:r>
+    </w:p>
+    <w:p>
+      <w:pPr>
+        <w:shd w:val="clear" w:color="000000" w:fill="auto"/>
+        <w:spacing w:after="160"/>
+        <w:ind w:left="198"/>
+        <w:rPr>
+          <w:rFonts w:eastAsiaTheme="majorEastAsia"/>
+          <w:color w:val="000000"/>
+          <w:spacing w:val="-10"/>
+          <w:kern w:val="28"/>
+          <w:sz w:val="22"/>
+          <w:szCs w:val="56"/>
+        </w:rPr>
+      </w:pPr>
+      <w:r>
+        <w:rPr>
+          <w:rFonts w:eastAsiaTheme="majorEastAsia"/>
+          <w:color w:val="000000"/>
+          <w:spacing w:val="-10"/>
+          <w:kern w:val="28"/>
+          <w:sz w:val="22"/>
+          <w:szCs w:val="56"/>
+        </w:rPr>
+        <w:t>Câu 6: Can Lan swim?</w:t>
+      </w:r>
+    </w:p>
+    <w:p>
+      <w:pPr>
+        <w:shd w:val="clear" w:color="000000" w:fill="auto"/>
+        <w:spacing w:after="160"/>
+        <w:ind w:left="198"/>
+        <w:rPr>
+          <w:rFonts w:eastAsiaTheme="majorEastAsia"/>
+          <w:color w:val="000000"/>
+          <w:spacing w:val="-10"/>
+          <w:kern w:val="28"/>
+          <w:sz w:val="22"/>
+          <w:szCs w:val="56"/>
+        </w:rPr>
+      </w:pPr>
+      <w:r>
+        <w:rPr>
+          <w:rFonts w:eastAsiaTheme="majorEastAsia"/>
+          <w:color w:val="000000"/>
+          <w:spacing w:val="-10"/>
+          <w:kern w:val="28"/>
+          <w:sz w:val="22"/>
+          <w:szCs w:val="56"/>
+        </w:rPr>
+        <w:t>Câu 7: Are your parents at home?</w:t>
+      </w:r>
+    </w:p>
+    <w:p>
+      <w:pPr>
+        <w:shd w:val="clear" w:color="000000" w:fill="auto"/>
+        <w:spacing w:after="160"/>
+        <w:ind w:left="198"/>
+        <w:rPr>
+          <w:rFonts w:eastAsiaTheme="majorEastAsia"/>
+          <w:color w:val="000000"/>
+          <w:spacing w:val="-10"/>
+          <w:kern w:val="28"/>
+          <w:sz w:val="22"/>
+          <w:szCs w:val="56"/>
+        </w:rPr>
+      </w:pPr>
+      <w:r>
+        <w:rPr>
+          <w:rFonts w:eastAsiaTheme="majorEastAsia"/>
+          <w:color w:val="000000"/>
+          <w:spacing w:val="-10"/>
+          <w:kern w:val="28"/>
+          <w:sz w:val="22"/>
+          <w:szCs w:val="56"/>
+        </w:rPr>
+        <w:t>Câu 8: Has he ever been to Japan?</w:t>
+      </w:r>
+    </w:p>
+    <w:p>
+      <w:pPr>
+        <w:shd w:val="clear" w:color="000000" w:fill="auto"/>
+        <w:spacing w:after="160"/>
+        <w:ind w:left="198"/>
+        <w:rPr>
+          <w:rFonts w:eastAsiaTheme="majorEastAsia"/>
+          <w:color w:val="000000"/>
+          <w:spacing w:val="-10"/>
+          <w:kern w:val="28"/>
+          <w:sz w:val="22"/>
+          <w:szCs w:val="56"/>
+        </w:rPr>
+      </w:pPr>
+      <w:r>
+        <w:rPr>
+          <w:rFonts w:eastAsiaTheme="majorEastAsia"/>
+          <w:color w:val="000000"/>
+          <w:spacing w:val="-10"/>
+          <w:kern w:val="28"/>
+          <w:sz w:val="22"/>
+          <w:szCs w:val="56"/>
+        </w:rPr>
+        <w:t>Câu 9: Will she come tomorrow?</w:t>
+      </w:r>
+    </w:p>
+    <w:p>
+      <w:pPr>
+        <w:shd w:val="clear" w:color="000000" w:fill="auto"/>
+        <w:spacing w:after="160"/>
+        <w:ind w:left="198"/>
+        <w:rPr>
+          <w:rFonts w:eastAsiaTheme="majorEastAsia"/>
+          <w:color w:val="000000"/>
+          <w:spacing w:val="-10"/>
+          <w:kern w:val="28"/>
+          <w:sz w:val="22"/>
+          <w:szCs w:val="56"/>
+        </w:rPr>
+      </w:pPr>
+      <w:r>
+        <w:rPr>
+          <w:rFonts w:eastAsiaTheme="majorEastAsia"/>
+          <w:color w:val="000000"/>
+          <w:spacing w:val="-10"/>
+          <w:kern w:val="28"/>
+          <w:sz w:val="22"/>
+          <w:szCs w:val="56"/>
+        </w:rPr>
+        <w:t>Câu 10: Should we leave now?</w:t>
+      </w:r>
+    </w:p>
+    <w:p>
+      <w:pPr>
+        <w:keepNext/>
+        <w:shd w:val="clear" w:color="000000" w:fill="auto"/>
+        <w:spacing w:before="240" w:after="80"/>
+        <w:rPr>
+          <w:rFonts w:eastAsiaTheme="majorEastAsia"/>
+          <w:b/>
+          <w:color w:val="000000"/>
+          <w:spacing w:val="-10"/>
+          <w:kern w:val="28"/>
+          <w:sz w:val="22"/>
+          <w:szCs w:val="56"/>
+        </w:rPr>
+      </w:pPr>
+      <w:r>
+        <w:rPr>
+          <w:rFonts w:eastAsiaTheme="majorEastAsia"/>
+          <w:b/>
+          <w:color w:val="000000"/>
+          <w:spacing w:val="-10"/>
+          <w:kern w:val="28"/>
+          <w:sz w:val="22"/>
+          <w:szCs w:val="56"/>
+        </w:rPr>
         <w:t>PHẦN 9</w:t>
       </w:r>
     </w:p>
     <w:p>
-      <w:r>
-        <w:t>1. Yes, she is.</w:t>
-      </w:r>
-    </w:p>
-    <w:p>
-      <w:r>
-        <w:t>2. Yes, he does.</w:t>
-      </w:r>
-    </w:p>
-    <w:p>
-      <w:r>
-        <w:t>3. Yes, it is.</w:t>
-      </w:r>
-    </w:p>
-    <w:p>
-      <w:r>
-        <w:t>4. No, she hasn't.</w:t>
-      </w:r>
-    </w:p>
-    <w:p>
-      <w:r>
-        <w:t>5. Yes, he will.</w:t>
-      </w:r>
-    </w:p>
-    <w:p>
-      <w:r>
-        <w:t>6. Yes, she can.</w:t>
-      </w:r>
-    </w:p>
-    <w:p>
-      <w:r>
-        <w:t>7. No, they shouldn't.</w:t>
-      </w:r>
-    </w:p>
-    <w:p>
-      <w:r>
-        <w:t>8. Yes, he can.</w:t>
-      </w:r>
-    </w:p>
-    <w:p>
-      <w:r>
-        <w:t>9. Yes, she does.</w:t>
-      </w:r>
-    </w:p>
-    <w:p>
-      <w:r>
-        <w:t>10. Yes, they are.</w:t>
-      </w:r>
-    </w:p>
-    <w:p>
-      <w:pPr>
-        <w:pStyle w:val="Heading1"/>
-      </w:pPr>
-      <w:r>
+      <w:pPr>
+        <w:shd w:val="clear" w:color="000000" w:fill="auto"/>
+        <w:spacing w:after="160"/>
+        <w:ind w:left="198"/>
+        <w:rPr>
+          <w:rFonts w:eastAsiaTheme="majorEastAsia"/>
+          <w:color w:val="000000"/>
+          <w:spacing w:val="-10"/>
+          <w:kern w:val="28"/>
+          <w:sz w:val="22"/>
+          <w:szCs w:val="56"/>
+        </w:rPr>
+      </w:pPr>
+      <w:r>
+        <w:rPr>
+          <w:rFonts w:eastAsiaTheme="majorEastAsia"/>
+          <w:color w:val="000000"/>
+          <w:spacing w:val="-10"/>
+          <w:kern w:val="28"/>
+          <w:sz w:val="22"/>
+          <w:szCs w:val="56"/>
+        </w:rPr>
+        <w:t>Câu 1: Yes, she is.</w:t>
+      </w:r>
+    </w:p>
+    <w:p>
+      <w:pPr>
+        <w:shd w:val="clear" w:color="000000" w:fill="auto"/>
+        <w:spacing w:after="160"/>
+        <w:ind w:left="198"/>
+        <w:rPr>
+          <w:rFonts w:eastAsiaTheme="majorEastAsia"/>
+          <w:color w:val="000000"/>
+          <w:spacing w:val="-10"/>
+          <w:kern w:val="28"/>
+          <w:sz w:val="22"/>
+          <w:szCs w:val="56"/>
+        </w:rPr>
+      </w:pPr>
+      <w:r>
+        <w:rPr>
+          <w:rFonts w:eastAsiaTheme="majorEastAsia"/>
+          <w:color w:val="000000"/>
+          <w:spacing w:val="-10"/>
+          <w:kern w:val="28"/>
+          <w:sz w:val="22"/>
+          <w:szCs w:val="56"/>
+        </w:rPr>
+        <w:t>Câu 2: Yes, he does.</w:t>
+      </w:r>
+    </w:p>
+    <w:p>
+      <w:pPr>
+        <w:shd w:val="clear" w:color="000000" w:fill="auto"/>
+        <w:spacing w:after="160"/>
+        <w:ind w:left="198"/>
+        <w:rPr>
+          <w:rFonts w:eastAsiaTheme="majorEastAsia"/>
+          <w:color w:val="000000"/>
+          <w:spacing w:val="-10"/>
+          <w:kern w:val="28"/>
+          <w:sz w:val="22"/>
+          <w:szCs w:val="56"/>
+        </w:rPr>
+      </w:pPr>
+      <w:r>
+        <w:rPr>
+          <w:rFonts w:eastAsiaTheme="majorEastAsia"/>
+          <w:color w:val="000000"/>
+          <w:spacing w:val="-10"/>
+          <w:kern w:val="28"/>
+          <w:sz w:val="22"/>
+          <w:szCs w:val="56"/>
+        </w:rPr>
+        <w:t>Câu 3: Yes, it is.</w:t>
+      </w:r>
+    </w:p>
+    <w:p>
+      <w:pPr>
+        <w:shd w:val="clear" w:color="000000" w:fill="auto"/>
+        <w:spacing w:after="160"/>
+        <w:ind w:left="198"/>
+        <w:rPr>
+          <w:rFonts w:eastAsiaTheme="majorEastAsia"/>
+          <w:color w:val="000000"/>
+          <w:spacing w:val="-10"/>
+          <w:kern w:val="28"/>
+          <w:sz w:val="22"/>
+          <w:szCs w:val="56"/>
+        </w:rPr>
+      </w:pPr>
+      <w:r>
+        <w:rPr>
+          <w:rFonts w:eastAsiaTheme="majorEastAsia"/>
+          <w:color w:val="000000"/>
+          <w:spacing w:val="-10"/>
+          <w:kern w:val="28"/>
+          <w:sz w:val="22"/>
+          <w:szCs w:val="56"/>
+        </w:rPr>
+        <w:t>Câu 4: No, she hasn't.</w:t>
+      </w:r>
+    </w:p>
+    <w:p>
+      <w:pPr>
+        <w:shd w:val="clear" w:color="000000" w:fill="auto"/>
+        <w:spacing w:after="160"/>
+        <w:ind w:left="198"/>
+        <w:rPr>
+          <w:rFonts w:eastAsiaTheme="majorEastAsia"/>
+          <w:color w:val="000000"/>
+          <w:spacing w:val="-10"/>
+          <w:kern w:val="28"/>
+          <w:sz w:val="22"/>
+          <w:szCs w:val="56"/>
+        </w:rPr>
+      </w:pPr>
+      <w:r>
+        <w:rPr>
+          <w:rFonts w:eastAsiaTheme="majorEastAsia"/>
+          <w:color w:val="000000"/>
+          <w:spacing w:val="-10"/>
+          <w:kern w:val="28"/>
+          <w:sz w:val="22"/>
+          <w:szCs w:val="56"/>
+        </w:rPr>
+        <w:t>Câu 5: Yes, he will.</w:t>
+      </w:r>
+    </w:p>
+    <w:p>
+      <w:pPr>
+        <w:shd w:val="clear" w:color="000000" w:fill="auto"/>
+        <w:spacing w:after="160"/>
+        <w:ind w:left="198"/>
+        <w:rPr>
+          <w:rFonts w:eastAsiaTheme="majorEastAsia"/>
+          <w:color w:val="000000"/>
+          <w:spacing w:val="-10"/>
+          <w:kern w:val="28"/>
+          <w:sz w:val="22"/>
+          <w:szCs w:val="56"/>
+        </w:rPr>
+      </w:pPr>
+      <w:r>
+        <w:rPr>
+          <w:rFonts w:eastAsiaTheme="majorEastAsia"/>
+          <w:color w:val="000000"/>
+          <w:spacing w:val="-10"/>
+          <w:kern w:val="28"/>
+          <w:sz w:val="22"/>
+          <w:szCs w:val="56"/>
+        </w:rPr>
+        <w:t>Câu 6: Yes, she can.</w:t>
+      </w:r>
+    </w:p>
+    <w:p>
+      <w:pPr>
+        <w:shd w:val="clear" w:color="000000" w:fill="auto"/>
+        <w:spacing w:after="160"/>
+        <w:ind w:left="198"/>
+        <w:rPr>
+          <w:rFonts w:eastAsiaTheme="majorEastAsia"/>
+          <w:color w:val="000000"/>
+          <w:spacing w:val="-10"/>
+          <w:kern w:val="28"/>
+          <w:sz w:val="22"/>
+          <w:szCs w:val="56"/>
+        </w:rPr>
+      </w:pPr>
+      <w:r>
+        <w:rPr>
+          <w:rFonts w:eastAsiaTheme="majorEastAsia"/>
+          <w:color w:val="000000"/>
+          <w:spacing w:val="-10"/>
+          <w:kern w:val="28"/>
+          <w:sz w:val="22"/>
+          <w:szCs w:val="56"/>
+        </w:rPr>
+        <w:t>Câu 7: No, they shouldn't.</w:t>
+      </w:r>
+    </w:p>
+    <w:p>
+      <w:pPr>
+        <w:shd w:val="clear" w:color="000000" w:fill="auto"/>
+        <w:spacing w:after="160"/>
+        <w:ind w:left="198"/>
+        <w:rPr>
+          <w:rFonts w:eastAsiaTheme="majorEastAsia"/>
+          <w:color w:val="000000"/>
+          <w:spacing w:val="-10"/>
+          <w:kern w:val="28"/>
+          <w:sz w:val="22"/>
+          <w:szCs w:val="56"/>
+        </w:rPr>
+      </w:pPr>
+      <w:r>
+        <w:rPr>
+          <w:rFonts w:eastAsiaTheme="majorEastAsia"/>
+          <w:color w:val="000000"/>
+          <w:spacing w:val="-10"/>
+          <w:kern w:val="28"/>
+          <w:sz w:val="22"/>
+          <w:szCs w:val="56"/>
+        </w:rPr>
+        <w:t>Câu 8: Yes, he can.</w:t>
+      </w:r>
+    </w:p>
+    <w:p>
+      <w:pPr>
+        <w:shd w:val="clear" w:color="000000" w:fill="auto"/>
+        <w:spacing w:after="160"/>
+        <w:ind w:left="198"/>
+        <w:rPr>
+          <w:rFonts w:eastAsiaTheme="majorEastAsia"/>
+          <w:color w:val="000000"/>
+          <w:spacing w:val="-10"/>
+          <w:kern w:val="28"/>
+          <w:sz w:val="22"/>
+          <w:szCs w:val="56"/>
+        </w:rPr>
+      </w:pPr>
+      <w:r>
+        <w:rPr>
+          <w:rFonts w:eastAsiaTheme="majorEastAsia"/>
+          <w:color w:val="000000"/>
+          <w:spacing w:val="-10"/>
+          <w:kern w:val="28"/>
+          <w:sz w:val="22"/>
+          <w:szCs w:val="56"/>
+        </w:rPr>
+        <w:t>Câu 9: Yes, she does.</w:t>
+      </w:r>
+    </w:p>
+    <w:p>
+      <w:pPr>
+        <w:shd w:val="clear" w:color="000000" w:fill="auto"/>
+        <w:spacing w:after="160"/>
+        <w:ind w:left="198"/>
+        <w:rPr>
+          <w:rFonts w:eastAsiaTheme="majorEastAsia"/>
+          <w:color w:val="000000"/>
+          <w:spacing w:val="-10"/>
+          <w:kern w:val="28"/>
+          <w:sz w:val="22"/>
+          <w:szCs w:val="56"/>
+        </w:rPr>
+      </w:pPr>
+      <w:r>
+        <w:rPr>
+          <w:rFonts w:eastAsiaTheme="majorEastAsia"/>
+          <w:color w:val="000000"/>
+          <w:spacing w:val="-10"/>
+          <w:kern w:val="28"/>
+          <w:sz w:val="22"/>
+          <w:szCs w:val="56"/>
+        </w:rPr>
+        <w:t>Câu 10: Yes, they are.</w:t>
+      </w:r>
+    </w:p>
+    <w:p>
+      <w:pPr>
+        <w:keepNext/>
+        <w:shd w:val="clear" w:color="000000" w:fill="auto"/>
+        <w:spacing w:before="240" w:after="80"/>
+        <w:rPr>
+          <w:rFonts w:eastAsiaTheme="majorEastAsia"/>
+          <w:b/>
+          <w:color w:val="000000"/>
+          <w:spacing w:val="-10"/>
+          <w:kern w:val="28"/>
+          <w:sz w:val="22"/>
+          <w:szCs w:val="56"/>
+        </w:rPr>
+      </w:pPr>
+      <w:r>
+        <w:rPr>
+          <w:rFonts w:eastAsiaTheme="majorEastAsia"/>
+          <w:b/>
+          <w:color w:val="000000"/>
+          <w:spacing w:val="-10"/>
+          <w:kern w:val="28"/>
+          <w:sz w:val="22"/>
+          <w:szCs w:val="56"/>
+        </w:rPr>
         <w:t>PHẦN 10</w:t>
       </w:r>
     </w:p>
     <w:p>
-      <w:r>
-        <w:t>1. Are you a student?</w:t>
-      </w:r>
-    </w:p>
-    <w:p>
-      <w:r>
-        <w:t>2. Is she at home?</w:t>
-      </w:r>
-    </w:p>
-    <w:p>
-      <w:r>
-        <w:t>3. Do they live in Hanoi?</w:t>
-      </w:r>
-    </w:p>
-    <w:p>
-      <w:r>
-        <w:t>4. Does he like coffee?</w:t>
-      </w:r>
-    </w:p>
-    <w:p>
-      <w:r>
-        <w:t>5. Did Lan call you?</w:t>
-      </w:r>
-    </w:p>
-    <w:p>
-      <w:r>
-        <w:t>6. Were they late?</w:t>
-      </w:r>
-    </w:p>
-    <w:p>
-      <w:r>
-        <w:t>7. Have you finished?</w:t>
-      </w:r>
-    </w:p>
-    <w:p>
-      <w:r>
-        <w:t>8. Can Mai drive?</w:t>
-      </w:r>
-    </w:p>
-    <w:p>
-      <w:r>
-        <w:t>9. Will he come tomorrow?</w:t>
-      </w:r>
-    </w:p>
-    <w:p>
-      <w:r>
-        <w:t>10. Should we leave now?</w:t>
-      </w:r>
-    </w:p>
-    <w:p/>
+      <w:pPr>
+        <w:shd w:val="clear" w:color="000000" w:fill="auto"/>
+        <w:spacing w:after="160"/>
+        <w:ind w:left="198"/>
+        <w:rPr>
+          <w:rFonts w:eastAsiaTheme="majorEastAsia"/>
+          <w:color w:val="000000"/>
+          <w:spacing w:val="-10"/>
+          <w:kern w:val="28"/>
+          <w:sz w:val="22"/>
+          <w:szCs w:val="56"/>
+        </w:rPr>
+      </w:pPr>
+      <w:r>
+        <w:rPr>
+          <w:rFonts w:eastAsiaTheme="majorEastAsia"/>
+          <w:color w:val="000000"/>
+          <w:spacing w:val="-10"/>
+          <w:kern w:val="28"/>
+          <w:sz w:val="22"/>
+          <w:szCs w:val="56"/>
+        </w:rPr>
+        <w:t>Câu 1: Are you a student?</w:t>
+      </w:r>
+    </w:p>
+    <w:p>
+      <w:pPr>
+        <w:shd w:val="clear" w:color="000000" w:fill="auto"/>
+        <w:spacing w:after="160"/>
+        <w:ind w:left="198"/>
+        <w:rPr>
+          <w:rFonts w:eastAsiaTheme="majorEastAsia"/>
+          <w:color w:val="000000"/>
+          <w:spacing w:val="-10"/>
+          <w:kern w:val="28"/>
+          <w:sz w:val="22"/>
+          <w:szCs w:val="56"/>
+        </w:rPr>
+      </w:pPr>
+      <w:r>
+        <w:rPr>
+          <w:rFonts w:eastAsiaTheme="majorEastAsia"/>
+          <w:color w:val="000000"/>
+          <w:spacing w:val="-10"/>
+          <w:kern w:val="28"/>
+          <w:sz w:val="22"/>
+          <w:szCs w:val="56"/>
+        </w:rPr>
+        <w:t>Câu 2: Is she at home?</w:t>
+      </w:r>
+    </w:p>
+    <w:p>
+      <w:pPr>
+        <w:shd w:val="clear" w:color="000000" w:fill="auto"/>
+        <w:spacing w:after="160"/>
+        <w:ind w:left="198"/>
+        <w:rPr>
+          <w:rFonts w:eastAsiaTheme="majorEastAsia"/>
+          <w:color w:val="000000"/>
+          <w:spacing w:val="-10"/>
+          <w:kern w:val="28"/>
+          <w:sz w:val="22"/>
+          <w:szCs w:val="56"/>
+        </w:rPr>
+      </w:pPr>
+      <w:r>
+        <w:rPr>
+          <w:rFonts w:eastAsiaTheme="majorEastAsia"/>
+          <w:color w:val="000000"/>
+          <w:spacing w:val="-10"/>
+          <w:kern w:val="28"/>
+          <w:sz w:val="22"/>
+          <w:szCs w:val="56"/>
+        </w:rPr>
+        <w:t>Câu 3: Do they live in Hanoi?</w:t>
+      </w:r>
+    </w:p>
+    <w:p>
+      <w:pPr>
+        <w:shd w:val="clear" w:color="000000" w:fill="auto"/>
+        <w:spacing w:after="160"/>
+        <w:ind w:left="198"/>
+        <w:rPr>
+          <w:rFonts w:eastAsiaTheme="majorEastAsia"/>
+          <w:color w:val="000000"/>
+          <w:spacing w:val="-10"/>
+          <w:kern w:val="28"/>
+          <w:sz w:val="22"/>
+          <w:szCs w:val="56"/>
+        </w:rPr>
+      </w:pPr>
+      <w:r>
+        <w:rPr>
+          <w:rFonts w:eastAsiaTheme="majorEastAsia"/>
+          <w:color w:val="000000"/>
+          <w:spacing w:val="-10"/>
+          <w:kern w:val="28"/>
+          <w:sz w:val="22"/>
+          <w:szCs w:val="56"/>
+        </w:rPr>
+        <w:t>Câu 4: Does he like coffee?</w:t>
+      </w:r>
+    </w:p>
+    <w:p>
+      <w:pPr>
+        <w:shd w:val="clear" w:color="000000" w:fill="auto"/>
+        <w:spacing w:after="160"/>
+        <w:ind w:left="198"/>
+        <w:rPr>
+          <w:rFonts w:eastAsiaTheme="majorEastAsia"/>
+          <w:color w:val="000000"/>
+          <w:spacing w:val="-10"/>
+          <w:kern w:val="28"/>
+          <w:sz w:val="22"/>
+          <w:szCs w:val="56"/>
+        </w:rPr>
+      </w:pPr>
+      <w:r>
+        <w:rPr>
+          <w:rFonts w:eastAsiaTheme="majorEastAsia"/>
+          <w:color w:val="000000"/>
+          <w:spacing w:val="-10"/>
+          <w:kern w:val="28"/>
+          <w:sz w:val="22"/>
+          <w:szCs w:val="56"/>
+        </w:rPr>
+        <w:t>Câu 5: Did Lan call you?</w:t>
+      </w:r>
+    </w:p>
+    <w:p>
+      <w:pPr>
+        <w:shd w:val="clear" w:color="000000" w:fill="auto"/>
+        <w:spacing w:after="160"/>
+        <w:ind w:left="198"/>
+        <w:rPr>
+          <w:rFonts w:eastAsiaTheme="majorEastAsia"/>
+          <w:color w:val="000000"/>
+          <w:spacing w:val="-10"/>
+          <w:kern w:val="28"/>
+          <w:sz w:val="22"/>
+          <w:szCs w:val="56"/>
+        </w:rPr>
+      </w:pPr>
+      <w:r>
+        <w:rPr>
+          <w:rFonts w:eastAsiaTheme="majorEastAsia"/>
+          <w:color w:val="000000"/>
+          <w:spacing w:val="-10"/>
+          <w:kern w:val="28"/>
+          <w:sz w:val="22"/>
+          <w:szCs w:val="56"/>
+        </w:rPr>
+        <w:t>Câu 6: Were they late?</w:t>
+      </w:r>
+    </w:p>
+    <w:p>
+      <w:pPr>
+        <w:shd w:val="clear" w:color="000000" w:fill="auto"/>
+        <w:spacing w:after="160"/>
+        <w:ind w:left="198"/>
+        <w:rPr>
+          <w:rFonts w:eastAsiaTheme="majorEastAsia"/>
+          <w:color w:val="000000"/>
+          <w:spacing w:val="-10"/>
+          <w:kern w:val="28"/>
+          <w:sz w:val="22"/>
+          <w:szCs w:val="56"/>
+        </w:rPr>
+      </w:pPr>
+      <w:r>
+        <w:rPr>
+          <w:rFonts w:eastAsiaTheme="majorEastAsia"/>
+          <w:color w:val="000000"/>
+          <w:spacing w:val="-10"/>
+          <w:kern w:val="28"/>
+          <w:sz w:val="22"/>
+          <w:szCs w:val="56"/>
+        </w:rPr>
+        <w:t>Câu 7: Have you finished?</w:t>
+      </w:r>
+    </w:p>
+    <w:p>
+      <w:pPr>
+        <w:shd w:val="clear" w:color="000000" w:fill="auto"/>
+        <w:spacing w:after="160"/>
+        <w:ind w:left="198"/>
+        <w:rPr>
+          <w:rFonts w:eastAsiaTheme="majorEastAsia"/>
+          <w:color w:val="000000"/>
+          <w:spacing w:val="-10"/>
+          <w:kern w:val="28"/>
+          <w:sz w:val="22"/>
+          <w:szCs w:val="56"/>
+        </w:rPr>
+      </w:pPr>
+      <w:r>
+        <w:rPr>
+          <w:rFonts w:eastAsiaTheme="majorEastAsia"/>
+          <w:color w:val="000000"/>
+          <w:spacing w:val="-10"/>
+          <w:kern w:val="28"/>
+          <w:sz w:val="22"/>
+          <w:szCs w:val="56"/>
+        </w:rPr>
+        <w:t>Câu 8: Can Mai drive?</w:t>
+      </w:r>
+    </w:p>
+    <w:p>
+      <w:pPr>
+        <w:shd w:val="clear" w:color="000000" w:fill="auto"/>
+        <w:spacing w:after="160"/>
+        <w:ind w:left="198"/>
+        <w:rPr>
+          <w:rFonts w:eastAsiaTheme="majorEastAsia"/>
+          <w:color w:val="000000"/>
+          <w:spacing w:val="-10"/>
+          <w:kern w:val="28"/>
+          <w:sz w:val="22"/>
+          <w:szCs w:val="56"/>
+        </w:rPr>
+      </w:pPr>
+      <w:r>
+        <w:rPr>
+          <w:rFonts w:eastAsiaTheme="majorEastAsia"/>
+          <w:color w:val="000000"/>
+          <w:spacing w:val="-10"/>
+          <w:kern w:val="28"/>
+          <w:sz w:val="22"/>
+          <w:szCs w:val="56"/>
+        </w:rPr>
+        <w:t>Câu 9: Will he come tomorrow?</w:t>
+      </w:r>
+    </w:p>
+    <w:p>
+      <w:pPr>
+        <w:shd w:val="clear" w:color="000000" w:fill="auto"/>
+        <w:spacing w:after="160"/>
+        <w:ind w:left="198"/>
+        <w:rPr>
+          <w:rFonts w:eastAsiaTheme="majorEastAsia"/>
+          <w:color w:val="000000"/>
+          <w:spacing w:val="-10"/>
+          <w:kern w:val="28"/>
+          <w:sz w:val="22"/>
+          <w:szCs w:val="56"/>
+        </w:rPr>
+      </w:pPr>
+      <w:r>
+        <w:rPr>
+          <w:rFonts w:eastAsiaTheme="majorEastAsia"/>
+          <w:color w:val="000000"/>
+          <w:spacing w:val="-10"/>
+          <w:kern w:val="28"/>
+          <w:sz w:val="22"/>
+          <w:szCs w:val="56"/>
+        </w:rPr>
+        <w:t>Câu 10: Should we leave now?</w:t>
+      </w:r>
+    </w:p>
+    <w:p>
+      <w:pPr>
+        <w:shd w:val="clear" w:color="000000" w:fill="auto"/>
+        <w:spacing w:after="120"/>
+        <w:rPr>
+          <w:color w:val="000000"/>
+          <w:sz w:val="22"/>
+        </w:rPr>
+      </w:pPr>
+    </w:p>
     <w:sectPr>
       <w:pgSz w:w="12240" w:h="15840"/>
-      <w:pgMar w:top="850" w:right="1134" w:bottom="850" w:left="1134" w:header="720" w:footer="720" w:gutter="0"/>
+      <w:pgMar w:top="1134" w:right="1134" w:bottom="1134" w:left="1247" w:header="720" w:footer="720" w:gutter="0"/>
       <w:cols w:space="720"/>
       <w:docGrid w:linePitch="360"/>
     </w:sectPr>
